--- a/tfg/GRP-014 - Weekly Report.docx
+++ b/tfg/GRP-014 - Weekly Report.docx
@@ -23,12 +23,12 @@
           <wp:inline distB="0" distT="0" distL="0" distR="0">
             <wp:extent cx="2159852" cy="832548"/>
             <wp:effectExtent b="0" l="0" r="0" t="0"/>
-            <wp:docPr descr="2026&#10;&#10;AI-generated content may be incorrect." id="2" name="image3.png"/>
+            <wp:docPr descr="2026&#10;&#10;AI-generated content may be incorrect." id="5" name="image2.png"/>
             <a:graphic>
               <a:graphicData uri="http://schemas.openxmlformats.org/drawingml/2006/picture">
                 <pic:pic>
                   <pic:nvPicPr>
-                    <pic:cNvPr descr="2026&#10;&#10;AI-generated content may be incorrect." id="0" name="image3.png"/>
+                    <pic:cNvPr descr="2026&#10;&#10;AI-generated content may be incorrect." id="0" name="image2.png"/>
                     <pic:cNvPicPr preferRelativeResize="0"/>
                   </pic:nvPicPr>
                   <pic:blipFill>
@@ -315,7 +315,7 @@
         <w:rPr>
           <w:rtl w:val="0"/>
         </w:rPr>
-        <w:t xml:space="preserve"> — Frontend &amp; UI Developer, Team Lead &amp; GitHub Setup</w:t>
+        <w:t xml:space="preserve">   Frontend &amp; UI Developer, Team Lead &amp; GitHub Setup</w:t>
       </w:r>
     </w:p>
     <w:p>
@@ -342,7 +342,7 @@
         <w:rPr>
           <w:rtl w:val="0"/>
         </w:rPr>
-        <w:t xml:space="preserve"> — Research, Literature Survey &amp; AI Integration</w:t>
+        <w:t xml:space="preserve">   Research, Literature Survey &amp; AI Integration</w:t>
       </w:r>
     </w:p>
     <w:p>
@@ -369,7 +369,7 @@
         <w:rPr>
           <w:rtl w:val="0"/>
         </w:rPr>
-        <w:t xml:space="preserve"> — Backend Developer, Systems Integration &amp; Research</w:t>
+        <w:t xml:space="preserve">   Backend Developer, Systems Integration &amp; Research</w:t>
       </w:r>
     </w:p>
     <w:p>
@@ -396,7 +396,7 @@
         <w:rPr>
           <w:rtl w:val="0"/>
         </w:rPr>
-        <w:t xml:space="preserve"> — Database &amp; System Architect</w:t>
+        <w:t xml:space="preserve">   Database &amp; System Architect</w:t>
       </w:r>
     </w:p>
     <w:p>
@@ -490,7 +490,7 @@
           <w:u w:val="single"/>
           <w:rtl w:val="0"/>
         </w:rPr>
-        <w:t xml:space="preserve">1</w:t>
+        <w:t xml:space="preserve">3</w:t>
       </w:r>
       <w:r>
         <w:rPr>
@@ -517,7 +517,7 @@
         <w:rPr>
           <w:rtl w:val="0"/>
         </w:rPr>
-        <w:t xml:space="preserve">Submission Date: 06/06/2026</w:t>
+        <w:t xml:space="preserve">Submission Date: 19/06/2026</w:t>
       </w:r>
     </w:p>
     <w:p>
@@ -895,7 +895,7 @@
         <w:rPr>
           <w:rtl w:val="0"/>
         </w:rPr>
-        <w:t xml:space="preserve">Education in India has always followed a single pace for an entire classroom, but every student learns differently. PathWise was built with this gap in mind  an adaptive learning platform for students in Classes 1 to 10 studying under CBSE, ICSE, or State Board curricula. Instead of delivering the same content to everyone, the platform tracks where each student struggles and adjusts the learning path accordingly, generating lessons, notes, and quizzes specific to that student’s board, grade, and current level. On the teacher’s side, a live dashboard gives a clear picture of how every student in the class is progressing. The system is built to work even without a stable internet connection, supports both Hindi and English, and uses Google Gemini 2.0 Flash for AI-generated content. PathWise is not trying to replace a teacher  it is trying to make sure no student gets left behind simply because the class moved on.</w:t>
+        <w:t xml:space="preserve">Education in India has always followed a single pace for an entire classroom, but every student learns differently. PathWise was built with this gap in mind  an adaptive learning platform for students in Classes 1 to 10 studying under CBSE, ICSE, or State Board curricula. Instead of delivering the same content to everyone, the platform tracks where each student struggles and adjusts the learning path accordingly, generating lessons, notes, and quizzes specific to that student’s board, grade, and current level. On the teacher’s side, a live dashboard gives a clear picture of how every student in the class is progressing. The system is built to work even without a stable internet connection, supports both Hindi and English, and uses Google Gemini 2.0 Flash for AI-generated content. PathWise is not trying to replace a teacher, it is trying to make sure no student gets left behind simply because the class moved on.</w:t>
       </w:r>
     </w:p>
     <w:p>
@@ -961,7 +961,7 @@
         <w:rPr>
           <w:rtl w:val="0"/>
         </w:rPr>
-        <w:t xml:space="preserve">The Indian school education system serves hundreds of millions of students, yet the classroom model has remained largely unchanged  one teacher, one pace, one set of notes for an entire class. A student who has not understood fractions cannot meaningfully move on to algebra, but in a standard classroom, the lesson moves forward regardless. This gap between what a student needs and what they receive is one of the most persistent problems in school education, and it is felt most sharply by students in Tier 2 and Tier 3 cities where access to quality tutoring is limited.  PathWise was built to address this directly. </w:t>
+        <w:t xml:space="preserve">The Indian school education system serves hundreds of millions of students, yet the classroom model has remained largely unchanged: one teacher, one pace, one set of notes for an entire class. A student who has not understood fractions cannot meaningfully move on to algebra, but in a standard classroom, the lesson moves forward regardless. This gap between what a student needs and what they receive is one of the most persistent problems in school education, and it is felt most sharply by students in Tier 2 and Tier 3 cities where access to quality tutoring is limited.  PathWise was built to address this directly. </w:t>
       </w:r>
     </w:p>
     <w:p>
@@ -987,7 +987,7 @@
         <w:rPr>
           <w:rtl w:val="0"/>
         </w:rPr>
-        <w:t xml:space="preserve">Lessons and study notes are generated using Google Gemini 2.0 Flash through the OpenRouter API, scoped precisely to the student’s board and grade. An AI chatbot tutor allows students to ask syllabus questions in either Hindi or English, with a built-in offline fallback engine that works without any internet connection. This offline-first design was a deliberate choice  many students in India face inconsistent connectivity, and the platform caches lessons, notes, and quizzes locally so learning is never interrupted.  </w:t>
+        <w:t xml:space="preserve">Lessons and study notes are generated using Google Gemini 2.0 Flash through the OpenRouter API, scoped precisely to the student’s board and grade. An AI chatbot tutor allows students to ask syllabus questions in either Hindi or English, with a built-in offline fallback engine that works without any internet connection. This offline-first design was a deliberate choice; many students in India face inconsistent connectivity, and the platform caches lessons, notes, and quizzes locally so learning is never interrupted.  </w:t>
       </w:r>
     </w:p>
     <w:p>
@@ -1489,7 +1489,7 @@
                 <w:szCs w:val="20"/>
                 <w:rtl w:val="0"/>
               </w:rPr>
-              <w:t xml:space="preserve">Chapter 1 — Introduction</w:t>
+              <w:t xml:space="preserve">Chapter 1   Introduction</w:t>
             </w:r>
             <w:r>
               <w:rPr>
@@ -1602,7 +1602,7 @@
                 <w:szCs w:val="20"/>
                 <w:rtl w:val="0"/>
               </w:rPr>
-              <w:t xml:space="preserve">Chapter 2 — Literature Survey</w:t>
+              <w:t xml:space="preserve">Chapter 2   Literature Survey</w:t>
             </w:r>
             <w:r>
               <w:rPr>
@@ -1719,7 +1719,7 @@
                 <w:szCs w:val="20"/>
                 <w:rtl w:val="0"/>
               </w:rPr>
-              <w:t xml:space="preserve">Chapter 3 — Concepts and Methods</w:t>
+              <w:t xml:space="preserve">Chapter 3   Concepts and Methods</w:t>
             </w:r>
           </w:p>
         </w:tc>
@@ -1827,7 +1827,7 @@
                 <w:szCs w:val="20"/>
                 <w:rtl w:val="0"/>
               </w:rPr>
-              <w:t xml:space="preserve">Chapter 4 — Project Plan, Progress Tracker &amp; GitHub</w:t>
+              <w:t xml:space="preserve">Chapter 4   Project Plan, Progress Tracker &amp; GitHub</w:t>
             </w:r>
             <w:r>
               <w:rPr>
@@ -1940,7 +1940,7 @@
                 <w:szCs w:val="20"/>
                 <w:rtl w:val="0"/>
               </w:rPr>
-              <w:t xml:space="preserve">Chapter 5 — Proposed Solution &amp; Development Progress</w:t>
+              <w:t xml:space="preserve">Chapter 5   Proposed Solution &amp; Development Progress</w:t>
             </w:r>
             <w:r>
               <w:rPr>
@@ -2053,7 +2053,7 @@
                 <w:szCs w:val="20"/>
                 <w:rtl w:val="0"/>
               </w:rPr>
-              <w:t xml:space="preserve">Chapter 6 — Results, Testing &amp; Proof of Work</w:t>
+              <w:t xml:space="preserve">Chapter 6   Results, Testing &amp; Proof of Work</w:t>
             </w:r>
             <w:r>
               <w:rPr>
@@ -2125,7 +2125,7 @@
                 <w:szCs w:val="20"/>
                 <w:rtl w:val="0"/>
               </w:rPr>
-              <w:t xml:space="preserve">19</w:t>
+              <w:t xml:space="preserve">20</w:t>
             </w:r>
             <w:r>
               <w:rPr>
@@ -2166,7 +2166,7 @@
                 <w:szCs w:val="20"/>
                 <w:rtl w:val="0"/>
               </w:rPr>
-              <w:t xml:space="preserve">Chapter 7 — Conclusion &amp; Future Scope</w:t>
+              <w:t xml:space="preserve">Chapter 7   Conclusion &amp; Future Scope</w:t>
             </w:r>
             <w:r>
               <w:rPr>
@@ -2238,7 +2238,7 @@
                 <w:szCs w:val="20"/>
                 <w:rtl w:val="0"/>
               </w:rPr>
-              <w:t xml:space="preserve">20</w:t>
+              <w:t xml:space="preserve">22</w:t>
             </w:r>
             <w:r>
               <w:rPr>
@@ -2351,7 +2351,7 @@
                 <w:szCs w:val="20"/>
                 <w:rtl w:val="0"/>
               </w:rPr>
-              <w:t xml:space="preserve">21</w:t>
+              <w:t xml:space="preserve">23</w:t>
             </w:r>
             <w:r>
               <w:rPr>
@@ -2464,7 +2464,7 @@
                 <w:szCs w:val="20"/>
                 <w:rtl w:val="0"/>
               </w:rPr>
-              <w:t xml:space="preserve">27</w:t>
+              <w:t xml:space="preserve">31</w:t>
             </w:r>
             <w:r>
               <w:rPr>
@@ -2541,7 +2541,7 @@
                 <w:szCs w:val="20"/>
                 <w:rtl w:val="0"/>
               </w:rPr>
-              <w:t xml:space="preserve">—</w:t>
+              <w:t xml:space="preserve"> </w:t>
             </w:r>
             <w:r>
               <w:rPr>
@@ -2577,7 +2577,7 @@
                 <w:szCs w:val="20"/>
                 <w:rtl w:val="0"/>
               </w:rPr>
-              <w:t xml:space="preserve">30</w:t>
+              <w:t xml:space="preserve">35</w:t>
             </w:r>
             <w:r>
               <w:rPr>
@@ -2618,7 +2618,7 @@
                 <w:szCs w:val="20"/>
                 <w:rtl w:val="0"/>
               </w:rPr>
-              <w:t xml:space="preserve">Annexure A — Research Paper/Copyright/Patent</w:t>
+              <w:t xml:space="preserve">Annexure A   Research Paper/Copyright/Patent</w:t>
             </w:r>
             <w:r>
               <w:rPr>
@@ -2690,7 +2690,7 @@
                 <w:szCs w:val="20"/>
                 <w:rtl w:val="0"/>
               </w:rPr>
-              <w:t xml:space="preserve">31</w:t>
+              <w:t xml:space="preserve">36</w:t>
             </w:r>
             <w:r>
               <w:rPr>
@@ -2779,7 +2779,7 @@
         <w:rPr>
           <w:rtl w:val="0"/>
         </w:rPr>
-        <w:t xml:space="preserve">Figure 5.1:  [Development Screenshot — Feature 1] ........................................ Page __</w:t>
+        <w:t xml:space="preserve">Figure 5.1:  [Development Screenshot   Feature 1] ........................................ Page 19</w:t>
       </w:r>
     </w:p>
     <w:p>
@@ -2793,7 +2793,7 @@
         <w:rPr>
           <w:rtl w:val="0"/>
         </w:rPr>
-        <w:t xml:space="preserve">Figure 5.2:  [Development Screenshot — Feature 2] ........................................ Page __</w:t>
+        <w:t xml:space="preserve">Figure 6.1:  [Test Result / UI Output] ........................................................... Page 21</w:t>
       </w:r>
     </w:p>
     <w:p>
@@ -2807,7 +2807,7 @@
         <w:rPr>
           <w:rtl w:val="0"/>
         </w:rPr>
-        <w:t xml:space="preserve">Figure 6.1:  [Test Result / UI Output] ........................................................... Page __</w:t>
+        <w:t xml:space="preserve">Figure M1.1:  [Week 1 Mentor Meeting Screenshot] .......................................... Page 24</w:t>
       </w:r>
     </w:p>
     <w:p>
@@ -2821,7 +2821,7 @@
         <w:rPr>
           <w:rtl w:val="0"/>
         </w:rPr>
-        <w:t xml:space="preserve">Figure M1.1:  [Week 1 Mentor Meeting Screenshot] .......................................... Page __</w:t>
+        <w:t xml:space="preserve">Figure M2.1:  [Week 2 Mentor Meeting Screenshot] .......................................... Page 26</w:t>
       </w:r>
     </w:p>
     <w:p>
@@ -2835,7 +2835,7 @@
         <w:rPr>
           <w:rtl w:val="0"/>
         </w:rPr>
-        <w:t xml:space="preserve">Figure M2.1:  [Week 2 Mentor Meeting Screenshot] .......................................... Page __</w:t>
+        <w:t xml:space="preserve">Figure M3.1:  [Week 3 Mentor Meeting Screenshot] .......................................... Page 28</w:t>
       </w:r>
     </w:p>
     <w:p>
@@ -2849,21 +2849,7 @@
         <w:rPr>
           <w:rtl w:val="0"/>
         </w:rPr>
-        <w:t xml:space="preserve">Figure M3.1:  [Week 3 Mentor Meeting Screenshot] .......................................... Page __</w:t>
-      </w:r>
-    </w:p>
-    <w:p>
-      <w:pPr>
-        <w:spacing w:after="120" w:line="360" w:lineRule="auto"/>
-        <w:ind w:firstLine="288"/>
-        <w:jc w:val="both"/>
-        <w:rPr/>
-      </w:pPr>
-      <w:r>
-        <w:rPr>
-          <w:rtl w:val="0"/>
-        </w:rPr>
-        <w:t xml:space="preserve">Figure M4.1:  [Week 4 Mentor Meeting Screenshot] .......................................... Page __</w:t>
+        <w:t xml:space="preserve">Figure M4.1:  [Week 4 Mentor Meeting Screenshot] .......................................... Page 30</w:t>
       </w:r>
     </w:p>
     <w:p>
@@ -2972,7 +2958,7 @@
         <w:rPr>
           <w:rtl w:val="0"/>
         </w:rPr>
-        <w:t xml:space="preserve">Table M1.1:  Week 1 Attendance Record ............................................................. Page __</w:t>
+        <w:t xml:space="preserve">Table M1.1:  Week 1 Attendance Record ............................................................. Page 23</w:t>
       </w:r>
     </w:p>
     <w:p>
@@ -2986,7 +2972,7 @@
         <w:rPr>
           <w:rtl w:val="0"/>
         </w:rPr>
-        <w:t xml:space="preserve">Table M2.1:  Week 2 Attendance Record ............................................................. Page __</w:t>
+        <w:t xml:space="preserve">Table M2.1:  Week 2 Attendance Record ............................................................. Page 25</w:t>
       </w:r>
     </w:p>
     <w:p>
@@ -3000,7 +2986,7 @@
         <w:rPr>
           <w:rtl w:val="0"/>
         </w:rPr>
-        <w:t xml:space="preserve">Table M3.1:  Week 3 Attendance Record ............................................................. Page __</w:t>
+        <w:t xml:space="preserve">Table M3.1:  Week 3 Attendance Record ............................................................. Page 27</w:t>
       </w:r>
     </w:p>
     <w:p>
@@ -4179,7 +4165,7 @@
           <w:szCs w:val="20"/>
           <w:rtl w:val="0"/>
         </w:rPr>
-        <w:t xml:space="preserve">Table 2.1 — Literature Survey</w:t>
+        <w:t xml:space="preserve">Table 2.1   Literature Survey</w:t>
       </w:r>
     </w:p>
     <w:p>
@@ -4338,7 +4324,7 @@
     <w:tbl>
       <w:tblPr>
         <w:tblStyle w:val="Table3"/>
-        <w:tblW w:w="9020.0" w:type="dxa"/>
+        <w:tblW w:w="8910.0" w:type="dxa"/>
         <w:jc w:val="left"/>
         <w:tblBorders>
           <w:top w:color="000000" w:space="0" w:sz="4" w:val="single"/>
@@ -4352,16 +4338,17 @@
         <w:tblLook w:val="0400"/>
       </w:tblPr>
       <w:tblGrid>
-        <w:gridCol w:w="9020"/>
+        <w:gridCol w:w="8910"/>
         <w:tblGridChange w:id="0">
           <w:tblGrid>
-            <w:gridCol w:w="9020"/>
+            <w:gridCol w:w="8910"/>
           </w:tblGrid>
         </w:tblGridChange>
       </w:tblGrid>
       <w:tr>
         <w:trPr>
           <w:cantSplit w:val="0"/>
+          <w:trHeight w:val="7601.89453125" w:hRule="atLeast"/>
           <w:tblHeader w:val="0"/>
         </w:trPr>
         <w:tc>
@@ -4389,14 +4376,14 @@
               <w:rPr/>
               <w:drawing>
                 <wp:inline distB="114300" distT="114300" distL="114300" distR="114300">
-                  <wp:extent cx="5476875" cy="3859448"/>
+                  <wp:extent cx="5284025" cy="3717689"/>
                   <wp:effectExtent b="0" l="0" r="0" t="0"/>
-                  <wp:docPr id="8" name="image1.png"/>
+                  <wp:docPr id="3" name="image5.png"/>
                   <a:graphic>
                     <a:graphicData uri="http://schemas.openxmlformats.org/drawingml/2006/picture">
                       <pic:pic>
                         <pic:nvPicPr>
-                          <pic:cNvPr id="0" name="image1.png"/>
+                          <pic:cNvPr id="0" name="image5.png"/>
                           <pic:cNvPicPr preferRelativeResize="0"/>
                         </pic:nvPicPr>
                         <pic:blipFill>
@@ -4409,7 +4396,7 @@
                         <pic:spPr>
                           <a:xfrm>
                             <a:off x="0" y="0"/>
-                            <a:ext cx="5476875" cy="3859448"/>
+                            <a:ext cx="5284025" cy="3717689"/>
                           </a:xfrm>
                           <a:prstGeom prst="rect"/>
                           <a:ln/>
@@ -4434,12 +4421,11 @@
             </w:pPr>
             <w:r>
               <w:rPr>
-                <w:color w:val="666666"/>
-                <w:sz w:val="20"/>
-                <w:szCs w:val="20"/>
-                <w:rtl w:val="0"/>
-              </w:rPr>
-              <w:t xml:space="preserve">Figure 3.1 — System Architecture Diagram</w:t>
+                <w:sz w:val="20"/>
+                <w:szCs w:val="20"/>
+                <w:rtl w:val="0"/>
+              </w:rPr>
+              <w:t xml:space="preserve">Figure 3.1   System Architecture Diagram</w:t>
             </w:r>
             <w:r>
               <w:rPr>
@@ -5384,18 +5370,8 @@
           <w:szCs w:val="20"/>
           <w:rtl w:val="0"/>
         </w:rPr>
-        <w:t xml:space="preserve">Table 4.1 — 4-Week Project Timeline</w:t>
-      </w:r>
-      <w:r>
-        <w:rPr>
-          <w:rtl w:val="0"/>
-        </w:rPr>
-      </w:r>
-    </w:p>
-    <w:p>
-      <w:pPr>
-        <w:rPr/>
-      </w:pPr>
+        <w:t xml:space="preserve">Table 4.1   4-Week Project Timeline</w:t>
+      </w:r>
       <w:r>
         <w:rPr>
           <w:rtl w:val="0"/>
@@ -5721,7 +5697,7 @@
                 <w:szCs w:val="20"/>
                 <w:rtl w:val="0"/>
               </w:rPr>
-              <w:t xml:space="preserve">Problem identification, board/syllabus research, and project scoping</w:t>
+              <w:t xml:space="preserve">Authentication flow, student profile creation, and class-code enrolment setup </w:t>
             </w:r>
             <w:r>
               <w:rPr>
@@ -5757,7 +5733,7 @@
                 <w:szCs w:val="20"/>
                 <w:rtl w:val="0"/>
               </w:rPr>
-              <w:t xml:space="preserve">Vedant Dusane</w:t>
+              <w:t xml:space="preserve">Saqlain Abidi </w:t>
             </w:r>
             <w:r>
               <w:rPr>
@@ -5793,7 +5769,7 @@
                 <w:szCs w:val="20"/>
                 <w:rtl w:val="0"/>
               </w:rPr>
-              <w:t xml:space="preserve">01/06</w:t>
+              <w:t xml:space="preserve">15/06 </w:t>
             </w:r>
             <w:r>
               <w:rPr>
@@ -5829,7 +5805,7 @@
                 <w:szCs w:val="20"/>
                 <w:rtl w:val="0"/>
               </w:rPr>
-              <w:t xml:space="preserve">02/06</w:t>
+              <w:t xml:space="preserve">19/06 </w:t>
             </w:r>
             <w:r>
               <w:rPr>
@@ -5943,7 +5919,7 @@
                 <w:szCs w:val="20"/>
                 <w:rtl w:val="0"/>
               </w:rPr>
-              <w:t xml:space="preserve">GitHub repository setup, folder structure, Express + React scaffolding</w:t>
+              <w:t xml:space="preserve">Adaptive quiz engine   dynamic quiz generation and Gemini 2.0 Flash integration via OpenRouter </w:t>
             </w:r>
             <w:r>
               <w:rPr>
@@ -5979,79 +5955,79 @@
                 <w:szCs w:val="20"/>
                 <w:rtl w:val="0"/>
               </w:rPr>
-              <w:t xml:space="preserve">Saqlain Abidi</w:t>
-            </w:r>
-            <w:r>
-              <w:rPr>
-                <w:rtl w:val="0"/>
-              </w:rPr>
-            </w:r>
-          </w:p>
-        </w:tc>
-        <w:tc>
-          <w:tcPr>
-            <w:tcBorders>
-              <w:top w:color="bbbbbb" w:space="0" w:sz="4" w:val="single"/>
-              <w:left w:color="bbbbbb" w:space="0" w:sz="4" w:val="single"/>
-              <w:bottom w:color="bbbbbb" w:space="0" w:sz="4" w:val="single"/>
-              <w:right w:color="bbbbbb" w:space="0" w:sz="4" w:val="single"/>
-            </w:tcBorders>
-            <w:shd w:fill="e8e8e8" w:val="clear"/>
-            <w:tcMar>
-              <w:top w:w="80.0" w:type="dxa"/>
-              <w:left w:w="100.0" w:type="dxa"/>
-              <w:bottom w:w="80.0" w:type="dxa"/>
-              <w:right w:w="100.0" w:type="dxa"/>
-            </w:tcMar>
-          </w:tcPr>
-          <w:p>
-            <w:pPr>
-              <w:jc w:val="center"/>
-              <w:rPr/>
-            </w:pPr>
-            <w:r>
-              <w:rPr>
-                <w:sz w:val="20"/>
-                <w:szCs w:val="20"/>
-                <w:rtl w:val="0"/>
-              </w:rPr>
-              <w:t xml:space="preserve">01/06</w:t>
-            </w:r>
-            <w:r>
-              <w:rPr>
-                <w:rtl w:val="0"/>
-              </w:rPr>
-            </w:r>
-          </w:p>
-        </w:tc>
-        <w:tc>
-          <w:tcPr>
-            <w:tcBorders>
-              <w:top w:color="bbbbbb" w:space="0" w:sz="4" w:val="single"/>
-              <w:left w:color="bbbbbb" w:space="0" w:sz="4" w:val="single"/>
-              <w:bottom w:color="bbbbbb" w:space="0" w:sz="4" w:val="single"/>
-              <w:right w:color="bbbbbb" w:space="0" w:sz="4" w:val="single"/>
-            </w:tcBorders>
-            <w:shd w:fill="e8e8e8" w:val="clear"/>
-            <w:tcMar>
-              <w:top w:w="80.0" w:type="dxa"/>
-              <w:left w:w="100.0" w:type="dxa"/>
-              <w:bottom w:w="80.0" w:type="dxa"/>
-              <w:right w:w="100.0" w:type="dxa"/>
-            </w:tcMar>
-          </w:tcPr>
-          <w:p>
-            <w:pPr>
-              <w:jc w:val="center"/>
-              <w:rPr/>
-            </w:pPr>
-            <w:r>
-              <w:rPr>
-                <w:sz w:val="20"/>
-                <w:szCs w:val="20"/>
-                <w:rtl w:val="0"/>
-              </w:rPr>
-              <w:t xml:space="preserve">04/06</w:t>
+              <w:t xml:space="preserve">Arnav Kumar </w:t>
+            </w:r>
+            <w:r>
+              <w:rPr>
+                <w:rtl w:val="0"/>
+              </w:rPr>
+            </w:r>
+          </w:p>
+        </w:tc>
+        <w:tc>
+          <w:tcPr>
+            <w:tcBorders>
+              <w:top w:color="bbbbbb" w:space="0" w:sz="4" w:val="single"/>
+              <w:left w:color="bbbbbb" w:space="0" w:sz="4" w:val="single"/>
+              <w:bottom w:color="bbbbbb" w:space="0" w:sz="4" w:val="single"/>
+              <w:right w:color="bbbbbb" w:space="0" w:sz="4" w:val="single"/>
+            </w:tcBorders>
+            <w:shd w:fill="ffffff" w:val="clear"/>
+            <w:tcMar>
+              <w:top w:w="80.0" w:type="dxa"/>
+              <w:left w:w="100.0" w:type="dxa"/>
+              <w:bottom w:w="80.0" w:type="dxa"/>
+              <w:right w:w="100.0" w:type="dxa"/>
+            </w:tcMar>
+          </w:tcPr>
+          <w:p>
+            <w:pPr>
+              <w:jc w:val="center"/>
+              <w:rPr/>
+            </w:pPr>
+            <w:r>
+              <w:rPr>
+                <w:sz w:val="20"/>
+                <w:szCs w:val="20"/>
+                <w:rtl w:val="0"/>
+              </w:rPr>
+              <w:t xml:space="preserve">15/06 </w:t>
+            </w:r>
+            <w:r>
+              <w:rPr>
+                <w:rtl w:val="0"/>
+              </w:rPr>
+            </w:r>
+          </w:p>
+        </w:tc>
+        <w:tc>
+          <w:tcPr>
+            <w:tcBorders>
+              <w:top w:color="bbbbbb" w:space="0" w:sz="4" w:val="single"/>
+              <w:left w:color="bbbbbb" w:space="0" w:sz="4" w:val="single"/>
+              <w:bottom w:color="bbbbbb" w:space="0" w:sz="4" w:val="single"/>
+              <w:right w:color="bbbbbb" w:space="0" w:sz="4" w:val="single"/>
+            </w:tcBorders>
+            <w:shd w:fill="ffffff" w:val="clear"/>
+            <w:tcMar>
+              <w:top w:w="80.0" w:type="dxa"/>
+              <w:left w:w="100.0" w:type="dxa"/>
+              <w:bottom w:w="80.0" w:type="dxa"/>
+              <w:right w:w="100.0" w:type="dxa"/>
+            </w:tcMar>
+          </w:tcPr>
+          <w:p>
+            <w:pPr>
+              <w:jc w:val="center"/>
+              <w:rPr/>
+            </w:pPr>
+            <w:r>
+              <w:rPr>
+                <w:sz w:val="20"/>
+                <w:szCs w:val="20"/>
+                <w:rtl w:val="0"/>
+              </w:rPr>
+              <w:t xml:space="preserve">19/06 </w:t>
             </w:r>
             <w:r>
               <w:rPr>
@@ -6165,7 +6141,7 @@
                 <w:szCs w:val="20"/>
                 <w:rtl w:val="0"/>
               </w:rPr>
-              <w:t xml:space="preserve">Literature survey — gather and summarise 3+ relevant research papers</w:t>
+              <w:t xml:space="preserve">Frontend pages   student dashboard, login, and quiz interface (React + Vite) </w:t>
             </w:r>
             <w:r>
               <w:rPr>
@@ -6201,7 +6177,7 @@
                 <w:szCs w:val="20"/>
                 <w:rtl w:val="0"/>
               </w:rPr>
-              <w:t xml:space="preserve">Arnav Kumar</w:t>
+              <w:t xml:space="preserve">Vedant Dusane </w:t>
             </w:r>
             <w:r>
               <w:rPr>
@@ -6237,7 +6213,7 @@
                 <w:szCs w:val="20"/>
                 <w:rtl w:val="0"/>
               </w:rPr>
-              <w:t xml:space="preserve">01/06</w:t>
+              <w:t xml:space="preserve">15/06 </w:t>
             </w:r>
             <w:r>
               <w:rPr>
@@ -6273,7 +6249,7 @@
                 <w:szCs w:val="20"/>
                 <w:rtl w:val="0"/>
               </w:rPr>
-              <w:t xml:space="preserve">05/06</w:t>
+              <w:t xml:space="preserve">19/06 </w:t>
             </w:r>
             <w:r>
               <w:rPr>
@@ -6387,7 +6363,7 @@
                 <w:szCs w:val="20"/>
                 <w:rtl w:val="0"/>
               </w:rPr>
-              <w:t xml:space="preserve">Database schema design and SQLite setup with WAL mode and indexes</w:t>
+              <w:t xml:space="preserve">Offline service worker setup and learning-path / quiz-result tables in SQLite </w:t>
             </w:r>
             <w:r>
               <w:rPr>
@@ -6423,79 +6399,79 @@
                 <w:szCs w:val="20"/>
                 <w:rtl w:val="0"/>
               </w:rPr>
-              <w:t xml:space="preserve">Sumit Ghavri</w:t>
-            </w:r>
-            <w:r>
-              <w:rPr>
-                <w:rtl w:val="0"/>
-              </w:rPr>
-            </w:r>
-          </w:p>
-        </w:tc>
-        <w:tc>
-          <w:tcPr>
-            <w:tcBorders>
-              <w:top w:color="bbbbbb" w:space="0" w:sz="4" w:val="single"/>
-              <w:left w:color="bbbbbb" w:space="0" w:sz="4" w:val="single"/>
-              <w:bottom w:color="bbbbbb" w:space="0" w:sz="4" w:val="single"/>
-              <w:right w:color="bbbbbb" w:space="0" w:sz="4" w:val="single"/>
-            </w:tcBorders>
-            <w:shd w:fill="e8e8e8" w:val="clear"/>
-            <w:tcMar>
-              <w:top w:w="80.0" w:type="dxa"/>
-              <w:left w:w="100.0" w:type="dxa"/>
-              <w:bottom w:w="80.0" w:type="dxa"/>
-              <w:right w:w="100.0" w:type="dxa"/>
-            </w:tcMar>
-          </w:tcPr>
-          <w:p>
-            <w:pPr>
-              <w:jc w:val="center"/>
-              <w:rPr/>
-            </w:pPr>
-            <w:r>
-              <w:rPr>
-                <w:sz w:val="20"/>
-                <w:szCs w:val="20"/>
-                <w:rtl w:val="0"/>
-              </w:rPr>
-              <w:t xml:space="preserve">01/06</w:t>
-            </w:r>
-            <w:r>
-              <w:rPr>
-                <w:rtl w:val="0"/>
-              </w:rPr>
-            </w:r>
-          </w:p>
-        </w:tc>
-        <w:tc>
-          <w:tcPr>
-            <w:tcBorders>
-              <w:top w:color="bbbbbb" w:space="0" w:sz="4" w:val="single"/>
-              <w:left w:color="bbbbbb" w:space="0" w:sz="4" w:val="single"/>
-              <w:bottom w:color="bbbbbb" w:space="0" w:sz="4" w:val="single"/>
-              <w:right w:color="bbbbbb" w:space="0" w:sz="4" w:val="single"/>
-            </w:tcBorders>
-            <w:shd w:fill="e8e8e8" w:val="clear"/>
-            <w:tcMar>
-              <w:top w:w="80.0" w:type="dxa"/>
-              <w:left w:w="100.0" w:type="dxa"/>
-              <w:bottom w:w="80.0" w:type="dxa"/>
-              <w:right w:w="100.0" w:type="dxa"/>
-            </w:tcMar>
-          </w:tcPr>
-          <w:p>
-            <w:pPr>
-              <w:jc w:val="center"/>
-              <w:rPr/>
-            </w:pPr>
-            <w:r>
-              <w:rPr>
-                <w:sz w:val="20"/>
-                <w:szCs w:val="20"/>
-                <w:rtl w:val="0"/>
-              </w:rPr>
-              <w:t xml:space="preserve">03/06</w:t>
+              <w:t xml:space="preserve">Sumit Ghavri </w:t>
+            </w:r>
+            <w:r>
+              <w:rPr>
+                <w:rtl w:val="0"/>
+              </w:rPr>
+            </w:r>
+          </w:p>
+        </w:tc>
+        <w:tc>
+          <w:tcPr>
+            <w:tcBorders>
+              <w:top w:color="bbbbbb" w:space="0" w:sz="4" w:val="single"/>
+              <w:left w:color="bbbbbb" w:space="0" w:sz="4" w:val="single"/>
+              <w:bottom w:color="bbbbbb" w:space="0" w:sz="4" w:val="single"/>
+              <w:right w:color="bbbbbb" w:space="0" w:sz="4" w:val="single"/>
+            </w:tcBorders>
+            <w:shd w:fill="ffffff" w:val="clear"/>
+            <w:tcMar>
+              <w:top w:w="80.0" w:type="dxa"/>
+              <w:left w:w="100.0" w:type="dxa"/>
+              <w:bottom w:w="80.0" w:type="dxa"/>
+              <w:right w:w="100.0" w:type="dxa"/>
+            </w:tcMar>
+          </w:tcPr>
+          <w:p>
+            <w:pPr>
+              <w:jc w:val="center"/>
+              <w:rPr/>
+            </w:pPr>
+            <w:r>
+              <w:rPr>
+                <w:sz w:val="20"/>
+                <w:szCs w:val="20"/>
+                <w:rtl w:val="0"/>
+              </w:rPr>
+              <w:t xml:space="preserve">15/06 </w:t>
+            </w:r>
+            <w:r>
+              <w:rPr>
+                <w:rtl w:val="0"/>
+              </w:rPr>
+            </w:r>
+          </w:p>
+        </w:tc>
+        <w:tc>
+          <w:tcPr>
+            <w:tcBorders>
+              <w:top w:color="bbbbbb" w:space="0" w:sz="4" w:val="single"/>
+              <w:left w:color="bbbbbb" w:space="0" w:sz="4" w:val="single"/>
+              <w:bottom w:color="bbbbbb" w:space="0" w:sz="4" w:val="single"/>
+              <w:right w:color="bbbbbb" w:space="0" w:sz="4" w:val="single"/>
+            </w:tcBorders>
+            <w:shd w:fill="ffffff" w:val="clear"/>
+            <w:tcMar>
+              <w:top w:w="80.0" w:type="dxa"/>
+              <w:left w:w="100.0" w:type="dxa"/>
+              <w:bottom w:w="80.0" w:type="dxa"/>
+              <w:right w:w="100.0" w:type="dxa"/>
+            </w:tcMar>
+          </w:tcPr>
+          <w:p>
+            <w:pPr>
+              <w:jc w:val="center"/>
+              <w:rPr/>
+            </w:pPr>
+            <w:r>
+              <w:rPr>
+                <w:sz w:val="20"/>
+                <w:szCs w:val="20"/>
+                <w:rtl w:val="0"/>
+              </w:rPr>
+              <w:t xml:space="preserve">19/06 </w:t>
             </w:r>
             <w:r>
               <w:rPr>
@@ -6590,7 +6566,7 @@
           <w:szCs w:val="20"/>
           <w:rtl w:val="0"/>
         </w:rPr>
-        <w:t xml:space="preserve">Table 4.2 — Progress Tracker (Update Weekly)</w:t>
+        <w:t xml:space="preserve">Table 4.2   Progress Tracker (Update Weekly)</w:t>
       </w:r>
       <w:r>
         <w:rPr>
@@ -6717,12 +6693,11 @@
               <w:rPr>
                 <w:i w:val="1"/>
                 <w:iCs w:val="1"/>
-                <w:color w:val="444444"/>
                 <w:sz w:val="22"/>
                 <w:szCs w:val="22"/>
                 <w:rtl w:val="0"/>
               </w:rPr>
-              <w:t xml:space="preserve">~15% — Planning, ideation, and setup complete</w:t>
+              <w:t xml:space="preserve">~15%   Planning, ideation, and setup complete</w:t>
             </w:r>
             <w:r>
               <w:rPr>
@@ -6796,12 +6771,11 @@
               <w:rPr>
                 <w:i w:val="1"/>
                 <w:iCs w:val="1"/>
-                <w:color w:val="444444"/>
                 <w:sz w:val="22"/>
                 <w:szCs w:val="22"/>
                 <w:rtl w:val="0"/>
               </w:rPr>
-              <w:t xml:space="preserve">~45% — Core features developed</w:t>
+              <w:t xml:space="preserve">~45%   Core features developed</w:t>
             </w:r>
             <w:r>
               <w:rPr>
@@ -6875,12 +6849,11 @@
               <w:rPr>
                 <w:i w:val="1"/>
                 <w:iCs w:val="1"/>
-                <w:color w:val="444444"/>
                 <w:sz w:val="22"/>
                 <w:szCs w:val="22"/>
                 <w:rtl w:val="0"/>
               </w:rPr>
-              <w:t xml:space="preserve">~80% — Tested, refined, and results compiled</w:t>
+              <w:t xml:space="preserve">~80%   Tested, refined, and results compiled</w:t>
             </w:r>
             <w:r>
               <w:rPr>
@@ -6954,12 +6927,11 @@
               <w:rPr>
                 <w:i w:val="1"/>
                 <w:iCs w:val="1"/>
-                <w:color w:val="444444"/>
                 <w:sz w:val="22"/>
                 <w:szCs w:val="22"/>
                 <w:rtl w:val="0"/>
               </w:rPr>
-              <w:t xml:space="preserve">100% — Final report, demo, and paper submitted</w:t>
+              <w:t xml:space="preserve">100%   Final report, demo, and paper submitted</w:t>
             </w:r>
             <w:r>
               <w:rPr>
@@ -7090,7 +7062,6 @@
                 <w:rPr>
                   <w:i w:val="1"/>
                   <w:iCs w:val="1"/>
-                  <w:color w:val="1155cc"/>
                   <w:sz w:val="22"/>
                   <w:szCs w:val="22"/>
                   <w:u w:val="single"/>
@@ -7171,7 +7142,6 @@
               <w:rPr>
                 <w:i w:val="1"/>
                 <w:iCs w:val="1"/>
-                <w:color w:val="444444"/>
                 <w:sz w:val="22"/>
                 <w:szCs w:val="22"/>
                 <w:rtl w:val="0"/>
@@ -7283,7 +7253,6 @@
               <w:rPr>
                 <w:i w:val="1"/>
                 <w:iCs w:val="1"/>
-                <w:color w:val="444444"/>
                 <w:sz w:val="22"/>
                 <w:szCs w:val="22"/>
               </w:rPr>
@@ -7292,7 +7261,6 @@
               <w:rPr>
                 <w:i w:val="1"/>
                 <w:iCs w:val="1"/>
-                <w:color w:val="444444"/>
                 <w:sz w:val="22"/>
                 <w:szCs w:val="22"/>
                 <w:rtl w:val="0"/>
@@ -7415,10 +7383,9 @@
         <w:rPr>
           <w:i w:val="1"/>
           <w:iCs w:val="1"/>
-          <w:color w:val="666666"/>
-          <w:rtl w:val="0"/>
-        </w:rPr>
-        <w:t xml:space="preserve">[Describe the proposed solution in detail. What does your system do? How does it solve the identified problem?]</w:t>
+          <w:rtl w:val="0"/>
+        </w:rPr>
+        <w:t xml:space="preserve">PathWise is a web-based adaptive learning platform designed specifically for Indian school students. The system solves the problem of uniform, one-pace education by building a unique learning path for every student based on their grade, board, and current level of understanding. As the student works through lessons and quizzes, the platform continuously tracks performance and adjusts what comes next. Weak topics are identified automatically, and the learning path is regenerated when needed. This means the student is always working on what matters most for them, not just following the class syllabus in order. During Week 2, the team moved from planning to active development   building the authentication system, the adaptive quiz engine, the core frontend pages, and the offline-first foundation that the rest of the platform depends on. </w:t>
       </w:r>
       <w:r>
         <w:rPr>
@@ -7451,27 +7418,19 @@
           <w:ilvl w:val="0"/>
           <w:numId w:val="2"/>
         </w:numPr>
-        <w:pBdr>
-          <w:top w:space="0" w:sz="0" w:val="nil"/>
-          <w:left w:space="0" w:sz="0" w:val="nil"/>
-          <w:bottom w:space="0" w:sz="0" w:val="nil"/>
-          <w:right w:space="0" w:sz="0" w:val="nil"/>
-          <w:between w:space="0" w:sz="0" w:val="nil"/>
-        </w:pBdr>
         <w:ind w:left="720" w:hanging="360"/>
-        <w:rPr/>
-      </w:pPr>
-      <w:r>
-        <w:rPr>
-          <w:color w:val="000000"/>
-          <w:rtl w:val="0"/>
-        </w:rPr>
-        <w:t xml:space="preserve">[Feature 1]</w:t>
-      </w:r>
-      <w:r>
-        <w:rPr>
-          <w:rtl w:val="0"/>
-        </w:rPr>
+        <w:rPr>
+          <w:i w:val="1"/>
+          <w:iCs w:val="1"/>
+        </w:rPr>
+      </w:pPr>
+      <w:r>
+        <w:rPr>
+          <w:i w:val="1"/>
+          <w:iCs w:val="1"/>
+          <w:rtl w:val="0"/>
+        </w:rPr>
+        <w:t xml:space="preserve">Personalised Learning Path   AI generates a topic order based on the student's grade, board, and self-assessed level, with automatic regeneration when weak areas accumulate.</w:t>
       </w:r>
     </w:p>
     <w:p>
@@ -7480,27 +7439,19 @@
           <w:ilvl w:val="0"/>
           <w:numId w:val="2"/>
         </w:numPr>
-        <w:pBdr>
-          <w:top w:space="0" w:sz="0" w:val="nil"/>
-          <w:left w:space="0" w:sz="0" w:val="nil"/>
-          <w:bottom w:space="0" w:sz="0" w:val="nil"/>
-          <w:right w:space="0" w:sz="0" w:val="nil"/>
-          <w:between w:space="0" w:sz="0" w:val="nil"/>
-        </w:pBdr>
         <w:ind w:left="720" w:hanging="360"/>
-        <w:rPr/>
-      </w:pPr>
-      <w:r>
-        <w:rPr>
-          <w:color w:val="000000"/>
-          <w:rtl w:val="0"/>
-        </w:rPr>
-        <w:t xml:space="preserve">[Feature 2]</w:t>
-      </w:r>
-      <w:r>
-        <w:rPr>
-          <w:rtl w:val="0"/>
-        </w:rPr>
+        <w:rPr>
+          <w:i w:val="1"/>
+          <w:iCs w:val="1"/>
+        </w:rPr>
+      </w:pPr>
+      <w:r>
+        <w:rPr>
+          <w:i w:val="1"/>
+          <w:iCs w:val="1"/>
+          <w:rtl w:val="0"/>
+        </w:rPr>
+        <w:t xml:space="preserve">Adaptive Quiz Engine   Quizzes are dynamically generated, and retries focus specifically on the concepts the student got wrong in the previous attempt.</w:t>
       </w:r>
     </w:p>
     <w:p>
@@ -7509,22 +7460,19 @@
           <w:ilvl w:val="0"/>
           <w:numId w:val="2"/>
         </w:numPr>
-        <w:pBdr>
-          <w:top w:space="0" w:sz="0" w:val="nil"/>
-          <w:left w:space="0" w:sz="0" w:val="nil"/>
-          <w:bottom w:space="0" w:sz="0" w:val="nil"/>
-          <w:right w:space="0" w:sz="0" w:val="nil"/>
-          <w:between w:space="0" w:sz="0" w:val="nil"/>
-        </w:pBdr>
         <w:ind w:left="720" w:hanging="360"/>
-        <w:rPr/>
-      </w:pPr>
-      <w:r>
-        <w:rPr>
-          <w:color w:val="000000"/>
-          <w:rtl w:val="0"/>
-        </w:rPr>
-        <w:t xml:space="preserve">[Feature 3]</w:t>
+        <w:rPr>
+          <w:i w:val="1"/>
+          <w:iCs w:val="1"/>
+        </w:rPr>
+      </w:pPr>
+      <w:r>
+        <w:rPr>
+          <w:i w:val="1"/>
+          <w:iCs w:val="1"/>
+          <w:rtl w:val="0"/>
+        </w:rPr>
+        <w:t xml:space="preserve">Offline-First Architecture   Lessons, notes, and quizzes are cached locally via a service worker, and quiz results sync automatically when connectivity is restored.</w:t>
       </w:r>
       <w:r>
         <w:rPr>
@@ -7556,40 +7504,18 @@
         <w:spacing w:after="120" w:line="360" w:lineRule="auto"/>
         <w:ind w:firstLine="288"/>
         <w:jc w:val="both"/>
-        <w:rPr/>
-      </w:pPr>
-      <w:r>
         <w:rPr>
           <w:i w:val="1"/>
           <w:iCs w:val="1"/>
-          <w:color w:val="666666"/>
-          <w:rtl w:val="0"/>
-        </w:rPr>
-        <w:t xml:space="preserve">[Who will use this system? Describe your end users and their needs.]</w:t>
-      </w:r>
-      <w:r>
-        <w:rPr>
-          <w:rtl w:val="0"/>
-        </w:rPr>
-      </w:r>
-    </w:p>
-    <w:p>
-      <w:pPr>
-        <w:spacing w:after="120" w:before="240" w:lineRule="auto"/>
-        <w:rPr/>
-      </w:pPr>
-      <w:r>
-        <w:rPr>
-          <w:b w:val="1"/>
-          <w:bCs w:val="1"/>
-          <w:rtl w:val="0"/>
-        </w:rPr>
-        <w:t xml:space="preserve">5.4  DIFFERENTIATION FROM EXISTING SOLUTIONS</w:t>
-      </w:r>
-      <w:r>
-        <w:rPr>
-          <w:rtl w:val="0"/>
-        </w:rPr>
+        </w:rPr>
+      </w:pPr>
+      <w:r>
+        <w:rPr>
+          <w:i w:val="1"/>
+          <w:iCs w:val="1"/>
+          <w:rtl w:val="0"/>
+        </w:rPr>
+        <w:t xml:space="preserve">The primary users are students in Classes 1 to 10 studying under CBSE, ICSE, or State Board curricula. Many of these students are in Tier 2 or Tier 3 cities where quality tutoring is not easily available and internet connectivity can be unreliable. They need a learning tool that works for them, specifically   one that knows where they are struggling and helps them address it, rather than moving on with the rest of the class. The secondary users are teachers who want visibility into how their students are performing without having to manually test and track each one. </w:t>
       </w:r>
     </w:p>
     <w:p>
@@ -7597,17 +7523,11 @@
         <w:spacing w:after="120" w:line="360" w:lineRule="auto"/>
         <w:ind w:firstLine="288"/>
         <w:jc w:val="both"/>
-        <w:rPr/>
-      </w:pPr>
-      <w:r>
         <w:rPr>
           <w:i w:val="1"/>
           <w:iCs w:val="1"/>
-          <w:color w:val="666666"/>
-          <w:rtl w:val="0"/>
-        </w:rPr>
-        <w:t xml:space="preserve">[What makes your solution unique? How is it better or different from what already exists?]</w:t>
-      </w:r>
+        </w:rPr>
+      </w:pPr>
       <w:r>
         <w:rPr>
           <w:rtl w:val="0"/>
@@ -7625,7 +7545,61 @@
           <w:bCs w:val="1"/>
           <w:rtl w:val="0"/>
         </w:rPr>
-        <w:t xml:space="preserve">5.5  WEEK 2 — DEVELOPMENT PROGRESS</w:t>
+        <w:t xml:space="preserve">5.4  DIFFERENTIATION FROM EXISTING SOLUTIONS</w:t>
+      </w:r>
+      <w:r>
+        <w:rPr>
+          <w:rtl w:val="0"/>
+        </w:rPr>
+      </w:r>
+    </w:p>
+    <w:p>
+      <w:pPr>
+        <w:spacing w:after="120" w:line="360" w:lineRule="auto"/>
+        <w:ind w:firstLine="288"/>
+        <w:jc w:val="both"/>
+        <w:rPr>
+          <w:i w:val="1"/>
+          <w:iCs w:val="1"/>
+        </w:rPr>
+      </w:pPr>
+      <w:r>
+        <w:rPr>
+          <w:i w:val="1"/>
+          <w:iCs w:val="1"/>
+          <w:rtl w:val="0"/>
+        </w:rPr>
+        <w:t xml:space="preserve">Most edtech platforms in India offer the same content to every student: a video library, a static question bank, or a recorded class. PathWise is different in three key ways. First, it is genuinely adaptive that the learning path changes based on what the student gets wrong, not just what chapter they are on. Second, it is designed to work offline, which is not a feature most platforms prioritise. Third, it is aligned to Indian boards at a granular level; every lesson and quiz is scoped to the student's specific board, grade, and chapter, not generic subject content. The combination of adaptive personalisation, offline capability, bilingual support, and board-specific alignment in a single free-to-use platform is what sets PathWise apart from anything currently available in the Indian school edtech space. </w:t>
+      </w:r>
+    </w:p>
+    <w:p>
+      <w:pPr>
+        <w:spacing w:after="120" w:line="360" w:lineRule="auto"/>
+        <w:ind w:firstLine="288"/>
+        <w:jc w:val="both"/>
+        <w:rPr>
+          <w:i w:val="1"/>
+          <w:iCs w:val="1"/>
+        </w:rPr>
+      </w:pPr>
+      <w:r>
+        <w:rPr>
+          <w:rtl w:val="0"/>
+        </w:rPr>
+      </w:r>
+    </w:p>
+    <w:p>
+      <w:pPr>
+        <w:spacing w:after="120" w:before="240" w:lineRule="auto"/>
+        <w:rPr/>
+      </w:pPr>
+      <w:r>
+        <w:rPr>
+          <w:b w:val="1"/>
+          <w:bCs w:val="1"/>
+          <w:rtl w:val="0"/>
+        </w:rPr>
+        <w:t xml:space="preserve">5.5  WEEK 2   DEVELOPMENT PROGRESS</w:t>
       </w:r>
       <w:r>
         <w:rPr>
@@ -7703,7 +7677,7 @@
                 <w:szCs w:val="20"/>
                 <w:rtl w:val="0"/>
               </w:rPr>
-              <w:t xml:space="preserve">Week 2 — Planned</w:t>
+              <w:t xml:space="preserve">Week 2   Planned</w:t>
             </w:r>
             <w:r>
               <w:rPr>
@@ -7741,7 +7715,7 @@
                 <w:szCs w:val="20"/>
                 <w:rtl w:val="0"/>
               </w:rPr>
-              <w:t xml:space="preserve">Week 2 — Completed</w:t>
+              <w:t xml:space="preserve">Week 2   Completed</w:t>
             </w:r>
             <w:r>
               <w:rPr>
@@ -7774,52 +7748,74 @@
           </w:tcPr>
           <w:p>
             <w:pPr>
-              <w:rPr/>
-            </w:pPr>
-            <w:r>
-              <w:rPr>
-                <w:sz w:val="20"/>
-                <w:szCs w:val="20"/>
-                <w:rtl w:val="0"/>
-              </w:rPr>
-              <w:t xml:space="preserve">• [Planned task 1]</w:t>
-            </w:r>
-            <w:r>
-              <w:rPr>
-                <w:rtl w:val="0"/>
-              </w:rPr>
-            </w:r>
-          </w:p>
-          <w:p>
-            <w:pPr>
-              <w:rPr/>
-            </w:pPr>
-            <w:r>
-              <w:rPr>
-                <w:sz w:val="20"/>
-                <w:szCs w:val="20"/>
-                <w:rtl w:val="0"/>
-              </w:rPr>
-              <w:t xml:space="preserve">• [Planned task 2]</w:t>
-            </w:r>
-            <w:r>
-              <w:rPr>
-                <w:rtl w:val="0"/>
-              </w:rPr>
-            </w:r>
-          </w:p>
-          <w:p>
-            <w:pPr>
-              <w:rPr/>
-            </w:pPr>
-            <w:r>
-              <w:rPr>
-                <w:sz w:val="20"/>
-                <w:szCs w:val="20"/>
-                <w:rtl w:val="0"/>
-              </w:rPr>
-              <w:t xml:space="preserve">• [Planned task 3]</w:t>
-            </w:r>
+              <w:numPr>
+                <w:ilvl w:val="0"/>
+                <w:numId w:val="6"/>
+              </w:numPr>
+              <w:ind w:left="540" w:hanging="360"/>
+              <w:rPr>
+                <w:sz w:val="20"/>
+                <w:szCs w:val="20"/>
+              </w:rPr>
+            </w:pPr>
+            <w:r>
+              <w:rPr>
+                <w:sz w:val="20"/>
+                <w:szCs w:val="20"/>
+                <w:rtl w:val="0"/>
+              </w:rPr>
+              <w:t xml:space="preserve">Build authentication flow, student profile creation, and class-code enrolment</w:t>
+            </w:r>
+          </w:p>
+          <w:p>
+            <w:pPr>
+              <w:numPr>
+                <w:ilvl w:val="0"/>
+                <w:numId w:val="6"/>
+              </w:numPr>
+              <w:ind w:left="540" w:hanging="360"/>
+              <w:rPr>
+                <w:sz w:val="20"/>
+                <w:szCs w:val="20"/>
+              </w:rPr>
+            </w:pPr>
+            <w:r>
+              <w:rPr>
+                <w:sz w:val="20"/>
+                <w:szCs w:val="20"/>
+                <w:rtl w:val="0"/>
+              </w:rPr>
+              <w:t xml:space="preserve">Develop the adaptive quiz engine with dynamic question generation via Gemini 2.0 Flash</w:t>
+            </w:r>
+          </w:p>
+          <w:p>
+            <w:pPr>
+              <w:numPr>
+                <w:ilvl w:val="0"/>
+                <w:numId w:val="6"/>
+              </w:numPr>
+              <w:ind w:left="540" w:hanging="360"/>
+              <w:rPr>
+                <w:sz w:val="20"/>
+                <w:szCs w:val="20"/>
+              </w:rPr>
+            </w:pPr>
+            <w:r>
+              <w:rPr>
+                <w:sz w:val="20"/>
+                <w:szCs w:val="20"/>
+                <w:rtl w:val="0"/>
+              </w:rPr>
+              <w:t xml:space="preserve">Build core frontend pages (login, dashboard, quiz interface) and set up the offline service worker</w:t>
+            </w:r>
+          </w:p>
+          <w:p>
+            <w:pPr>
+              <w:rPr>
+                <w:sz w:val="20"/>
+                <w:szCs w:val="20"/>
+              </w:rPr>
+            </w:pPr>
             <w:r>
               <w:rPr>
                 <w:rtl w:val="0"/>
@@ -7845,52 +7841,74 @@
           </w:tcPr>
           <w:p>
             <w:pPr>
-              <w:rPr/>
-            </w:pPr>
-            <w:r>
-              <w:rPr>
-                <w:sz w:val="20"/>
-                <w:szCs w:val="20"/>
-                <w:rtl w:val="0"/>
-              </w:rPr>
-              <w:t xml:space="preserve">• [Completed task 1]</w:t>
-            </w:r>
-            <w:r>
-              <w:rPr>
-                <w:rtl w:val="0"/>
-              </w:rPr>
-            </w:r>
-          </w:p>
-          <w:p>
-            <w:pPr>
-              <w:rPr/>
-            </w:pPr>
-            <w:r>
-              <w:rPr>
-                <w:sz w:val="20"/>
-                <w:szCs w:val="20"/>
-                <w:rtl w:val="0"/>
-              </w:rPr>
-              <w:t xml:space="preserve">• [Completed task 2]</w:t>
-            </w:r>
-            <w:r>
-              <w:rPr>
-                <w:rtl w:val="0"/>
-              </w:rPr>
-            </w:r>
-          </w:p>
-          <w:p>
-            <w:pPr>
-              <w:rPr/>
-            </w:pPr>
-            <w:r>
-              <w:rPr>
-                <w:sz w:val="20"/>
-                <w:szCs w:val="20"/>
-                <w:rtl w:val="0"/>
-              </w:rPr>
-              <w:t xml:space="preserve">• [Completed task 3]</w:t>
-            </w:r>
+              <w:numPr>
+                <w:ilvl w:val="0"/>
+                <w:numId w:val="7"/>
+              </w:numPr>
+              <w:ind w:left="630" w:hanging="360"/>
+              <w:rPr>
+                <w:sz w:val="20"/>
+                <w:szCs w:val="20"/>
+              </w:rPr>
+            </w:pPr>
+            <w:r>
+              <w:rPr>
+                <w:sz w:val="20"/>
+                <w:szCs w:val="20"/>
+                <w:rtl w:val="0"/>
+              </w:rPr>
+              <w:t xml:space="preserve">Authentication flow, student profile creation, and class-code enrolment completed and tested</w:t>
+            </w:r>
+          </w:p>
+          <w:p>
+            <w:pPr>
+              <w:numPr>
+                <w:ilvl w:val="0"/>
+                <w:numId w:val="7"/>
+              </w:numPr>
+              <w:ind w:left="630" w:hanging="360"/>
+              <w:rPr>
+                <w:sz w:val="20"/>
+                <w:szCs w:val="20"/>
+              </w:rPr>
+            </w:pPr>
+            <w:r>
+              <w:rPr>
+                <w:sz w:val="20"/>
+                <w:szCs w:val="20"/>
+                <w:rtl w:val="0"/>
+              </w:rPr>
+              <w:t xml:space="preserve">Adaptive quiz engine integrated with OpenRouter / Gemini 2.0 Flash   dynamic quiz generation working, retry logic in progress</w:t>
+            </w:r>
+          </w:p>
+          <w:p>
+            <w:pPr>
+              <w:numPr>
+                <w:ilvl w:val="0"/>
+                <w:numId w:val="7"/>
+              </w:numPr>
+              <w:ind w:left="630" w:hanging="360"/>
+              <w:rPr>
+                <w:sz w:val="20"/>
+                <w:szCs w:val="20"/>
+              </w:rPr>
+            </w:pPr>
+            <w:r>
+              <w:rPr>
+                <w:sz w:val="20"/>
+                <w:szCs w:val="20"/>
+                <w:rtl w:val="0"/>
+              </w:rPr>
+              <w:t xml:space="preserve">Student login, dashboard, and quiz interface pages built in React; service worker caching set up and being tested</w:t>
+            </w:r>
+          </w:p>
+          <w:p>
+            <w:pPr>
+              <w:rPr>
+                <w:sz w:val="20"/>
+                <w:szCs w:val="20"/>
+              </w:rPr>
+            </w:pPr>
             <w:r>
               <w:rPr>
                 <w:rtl w:val="0"/>
@@ -7902,59 +7920,34 @@
     </w:tbl>
     <w:p>
       <w:pPr>
-        <w:rPr/>
-      </w:pPr>
-      <w:r>
-        <w:rPr>
-          <w:rtl w:val="0"/>
-        </w:rPr>
-      </w:r>
-    </w:p>
-    <w:p>
-      <w:pPr>
         <w:spacing w:after="120" w:before="240" w:lineRule="auto"/>
-        <w:rPr/>
-      </w:pPr>
-      <w:r>
         <w:rPr>
           <w:b w:val="1"/>
           <w:bCs w:val="1"/>
-          <w:rtl w:val="0"/>
-        </w:rPr>
-        <w:t xml:space="preserve">5.6  PROOF OF WORK — DEVELOPMENT SCREENSHOTS</w:t>
-      </w:r>
-      <w:r>
-        <w:rPr>
-          <w:rtl w:val="0"/>
-        </w:rPr>
-      </w:r>
-    </w:p>
-    <w:p>
-      <w:pPr>
-        <w:spacing w:after="120" w:line="360" w:lineRule="auto"/>
-        <w:ind w:firstLine="288"/>
-        <w:jc w:val="both"/>
-        <w:rPr/>
-      </w:pPr>
-      <w:r>
-        <w:rPr>
-          <w:i w:val="1"/>
-          <w:iCs w:val="1"/>
-          <w:color w:val="666666"/>
-          <w:rtl w:val="0"/>
-        </w:rPr>
-        <w:t xml:space="preserve">[Add screenshots of code, UI, or working features developed in Week 2. Label each with a figure number and caption.]</w:t>
-      </w:r>
-      <w:r>
-        <w:rPr>
-          <w:rtl w:val="0"/>
-        </w:rPr>
-      </w:r>
-    </w:p>
-    <w:p>
-      <w:pPr>
-        <w:rPr/>
-      </w:pPr>
+        </w:rPr>
+      </w:pPr>
+      <w:r>
+        <w:br w:type="page"/>
+      </w:r>
+      <w:r>
+        <w:rPr>
+          <w:rtl w:val="0"/>
+        </w:rPr>
+      </w:r>
+    </w:p>
+    <w:p>
+      <w:pPr>
+        <w:spacing w:after="120" w:before="240" w:lineRule="auto"/>
+        <w:rPr/>
+      </w:pPr>
+      <w:r>
+        <w:rPr>
+          <w:b w:val="1"/>
+          <w:bCs w:val="1"/>
+          <w:rtl w:val="0"/>
+        </w:rPr>
+        <w:t xml:space="preserve">5.6  PROOF OF WORK   DEVELOPMENT SCREENSHOTS</w:t>
+      </w:r>
       <w:r>
         <w:rPr>
           <w:rtl w:val="0"/>
@@ -8012,15 +8005,74 @@
               <w:rPr/>
             </w:pPr>
             <w:r>
-              <w:rPr>
-                <w:i w:val="1"/>
-                <w:iCs w:val="1"/>
-                <w:color w:val="aaaaaa"/>
-                <w:sz w:val="22"/>
-                <w:szCs w:val="22"/>
-                <w:rtl w:val="0"/>
-              </w:rPr>
-              <w:t xml:space="preserve">[ Insert Screenshot Here ]</w:t>
+              <w:rPr/>
+              <w:drawing>
+                <wp:inline distB="114300" distT="114300" distL="114300" distR="114300">
+                  <wp:extent cx="5476875" cy="2895600"/>
+                  <wp:effectExtent b="0" l="0" r="0" t="0"/>
+                  <wp:docPr id="9" name="image8.png"/>
+                  <a:graphic>
+                    <a:graphicData uri="http://schemas.openxmlformats.org/drawingml/2006/picture">
+                      <pic:pic>
+                        <pic:nvPicPr>
+                          <pic:cNvPr id="0" name="image8.png"/>
+                          <pic:cNvPicPr preferRelativeResize="0"/>
+                        </pic:nvPicPr>
+                        <pic:blipFill>
+                          <a:blip r:embed="rId9"/>
+                          <a:srcRect b="0" l="0" r="0" t="0"/>
+                          <a:stretch>
+                            <a:fillRect/>
+                          </a:stretch>
+                        </pic:blipFill>
+                        <pic:spPr>
+                          <a:xfrm>
+                            <a:off x="0" y="0"/>
+                            <a:ext cx="5476875" cy="2895600"/>
+                          </a:xfrm>
+                          <a:prstGeom prst="rect"/>
+                          <a:ln/>
+                        </pic:spPr>
+                      </pic:pic>
+                    </a:graphicData>
+                  </a:graphic>
+                </wp:inline>
+              </w:drawing>
+            </w:r>
+            <w:r>
+              <w:rPr/>
+              <w:drawing>
+                <wp:inline distB="114300" distT="114300" distL="114300" distR="114300">
+                  <wp:extent cx="5476875" cy="3606800"/>
+                  <wp:effectExtent b="0" l="0" r="0" t="0"/>
+                  <wp:docPr id="1" name="image1.png"/>
+                  <a:graphic>
+                    <a:graphicData uri="http://schemas.openxmlformats.org/drawingml/2006/picture">
+                      <pic:pic>
+                        <pic:nvPicPr>
+                          <pic:cNvPr id="0" name="image1.png"/>
+                          <pic:cNvPicPr preferRelativeResize="0"/>
+                        </pic:nvPicPr>
+                        <pic:blipFill>
+                          <a:blip r:embed="rId10"/>
+                          <a:srcRect b="0" l="0" r="0" t="0"/>
+                          <a:stretch>
+                            <a:fillRect/>
+                          </a:stretch>
+                        </pic:blipFill>
+                        <pic:spPr>
+                          <a:xfrm>
+                            <a:off x="0" y="0"/>
+                            <a:ext cx="5476875" cy="3606800"/>
+                          </a:xfrm>
+                          <a:prstGeom prst="rect"/>
+                          <a:ln/>
+                        </pic:spPr>
+                      </pic:pic>
+                    </a:graphicData>
+                  </a:graphic>
+                </wp:inline>
+              </w:drawing>
             </w:r>
             <w:r>
               <w:rPr>
@@ -8036,12 +8088,11 @@
             </w:pPr>
             <w:r>
               <w:rPr>
-                <w:color w:val="666666"/>
-                <w:sz w:val="20"/>
-                <w:szCs w:val="20"/>
-                <w:rtl w:val="0"/>
-              </w:rPr>
-              <w:t xml:space="preserve">Figure 5.1 — Development Screenshot (Week 2)</w:t>
+                <w:sz w:val="20"/>
+                <w:szCs w:val="20"/>
+                <w:rtl w:val="0"/>
+              </w:rPr>
+              <w:t xml:space="preserve">Figure 5.1   Development Screenshot (Week 2)</w:t>
             </w:r>
             <w:r>
               <w:rPr>
@@ -8052,6 +8103,181 @@
         </w:tc>
       </w:tr>
     </w:tbl>
+    <w:p>
+      <w:pPr>
+        <w:pStyle w:val="Title"/>
+        <w:spacing w:after="240" w:before="480" w:lineRule="auto"/>
+        <w:jc w:val="center"/>
+        <w:rPr/>
+      </w:pPr>
+      <w:bookmarkStart w:colFirst="0" w:colLast="0" w:name="_yor9akglxgi" w:id="14"/>
+      <w:bookmarkEnd w:id="14"/>
+      <w:r>
+        <w:rPr>
+          <w:rtl w:val="0"/>
+        </w:rPr>
+        <w:t xml:space="preserve">Chapter 6    RESULTS, TESTING AND PROOF OF WORK</w:t>
+      </w:r>
+    </w:p>
+    <w:p>
+      <w:pPr>
+        <w:spacing w:after="240" w:lineRule="auto"/>
+        <w:jc w:val="center"/>
+        <w:rPr/>
+      </w:pPr>
+      <w:r>
+        <w:rPr>
+          <w:sz w:val="20"/>
+          <w:szCs w:val="20"/>
+          <w:rtl w:val="0"/>
+        </w:rPr>
+        <w:t xml:space="preserve">[ Complete in Week 3 ]</w:t>
+      </w:r>
+      <w:r>
+        <w:rPr>
+          <w:rtl w:val="0"/>
+        </w:rPr>
+      </w:r>
+    </w:p>
+    <w:p>
+      <w:pPr>
+        <w:spacing w:after="120" w:before="240" w:lineRule="auto"/>
+        <w:rPr/>
+      </w:pPr>
+      <w:r>
+        <w:rPr>
+          <w:b w:val="1"/>
+          <w:bCs w:val="1"/>
+          <w:rtl w:val="0"/>
+        </w:rPr>
+        <w:t xml:space="preserve">6.1  TESTING METHODOLOGY</w:t>
+      </w:r>
+      <w:r>
+        <w:rPr>
+          <w:rtl w:val="0"/>
+        </w:rPr>
+      </w:r>
+    </w:p>
+    <w:p>
+      <w:pPr>
+        <w:spacing w:after="120" w:line="360" w:lineRule="auto"/>
+        <w:ind w:firstLine="288"/>
+        <w:jc w:val="both"/>
+        <w:rPr/>
+      </w:pPr>
+      <w:r>
+        <w:rPr>
+          <w:i w:val="1"/>
+          <w:iCs w:val="1"/>
+          <w:rtl w:val="0"/>
+        </w:rPr>
+        <w:t xml:space="preserve">The team adopted a mixed testing approach for PathWise during Week 3, combining manual end-to-end testing, API-level testing, and feedback from external testers. Core user flows, student signup and login, class-code enrolment, adaptive quiz generation, and offline caching   were manually walked through by team members across both student and teacher roles. Backend API endpoints were tested directly to verify correct request/response behaviour for authentication, quiz generation, and content delivery. In addition, a small group of classmates outside the core team were asked to use the platform as students would, signing up, attempting quizzes, and navigating the dashboard, to surface any usability issues </w:t>
+      </w:r>
+      <w:r>
+        <w:rPr>
+          <w:rtl w:val="0"/>
+        </w:rPr>
+      </w:r>
+    </w:p>
+    <w:p>
+      <w:pPr>
+        <w:spacing w:after="120" w:before="240" w:lineRule="auto"/>
+        <w:rPr/>
+      </w:pPr>
+      <w:r>
+        <w:rPr>
+          <w:b w:val="1"/>
+          <w:bCs w:val="1"/>
+          <w:rtl w:val="0"/>
+        </w:rPr>
+        <w:t xml:space="preserve">6.2  TEST RESULTS AND OBSERVATIONS</w:t>
+      </w:r>
+      <w:r>
+        <w:rPr>
+          <w:rtl w:val="0"/>
+        </w:rPr>
+      </w:r>
+    </w:p>
+    <w:p>
+      <w:pPr>
+        <w:spacing w:after="120" w:line="360" w:lineRule="auto"/>
+        <w:ind w:firstLine="288"/>
+        <w:jc w:val="both"/>
+        <w:rPr>
+          <w:i w:val="1"/>
+          <w:iCs w:val="1"/>
+        </w:rPr>
+      </w:pPr>
+      <w:r>
+        <w:rPr>
+          <w:i w:val="1"/>
+          <w:iCs w:val="1"/>
+          <w:rtl w:val="0"/>
+        </w:rPr>
+        <w:t xml:space="preserve">Testing confirmed that the core flows built through Week 2 are working as intended. Authentication correctly handled student and teacher signup/login, including class-code based enrolment. The adaptive quiz engine successfully generated board- and grade-scoped questions through the OpenRouter/Gemini 2.0 Flash integration, and retry attempts correctly prioritised concepts the student had previously gotten wrong. Offline functionality was verified by disabling network connectivity mid-session   cached lessons and quizzes remained accessible, and quiz submissions made offline were queued and synced correctly once connectivity was restored. Feedback from external testers was largely positive</w:t>
+      </w:r>
+    </w:p>
+    <w:p>
+      <w:pPr>
+        <w:spacing w:after="120" w:line="360" w:lineRule="auto"/>
+        <w:ind w:firstLine="288"/>
+        <w:jc w:val="both"/>
+        <w:rPr/>
+      </w:pPr>
+      <w:r>
+        <w:rPr>
+          <w:b w:val="1"/>
+          <w:bCs w:val="1"/>
+          <w:rtl w:val="0"/>
+        </w:rPr>
+        <w:t xml:space="preserve">6.3  SYSTEM PERFORMANCE</w:t>
+      </w:r>
+      <w:r>
+        <w:rPr>
+          <w:rtl w:val="0"/>
+        </w:rPr>
+      </w:r>
+    </w:p>
+    <w:p>
+      <w:pPr>
+        <w:spacing w:after="120" w:line="360" w:lineRule="auto"/>
+        <w:ind w:firstLine="288"/>
+        <w:jc w:val="both"/>
+        <w:rPr/>
+      </w:pPr>
+      <w:r>
+        <w:rPr>
+          <w:i w:val="1"/>
+          <w:iCs w:val="1"/>
+          <w:rtl w:val="0"/>
+        </w:rPr>
+        <w:t xml:space="preserve">The platform performed reliably across testing sessions, with the React frontend loading and responding smoothly during normal use. The SQLite database, running in WAL mode, handled concurrent requests from multiple test sessions without noticeable slowdown. AI-generated content from the OpenRouter/Gemini 2.0 Flash integration returned consistently within a reasonable time for an acceptable user experience, and the offline fallback engine activated correctly whenever the connection was interrupted, ensuring no disruption to the testers' learning flow. </w:t>
+      </w:r>
+      <w:r>
+        <w:rPr>
+          <w:rtl w:val="0"/>
+        </w:rPr>
+      </w:r>
+    </w:p>
+    <w:p>
+      <w:pPr>
+        <w:spacing w:after="120" w:before="240" w:lineRule="auto"/>
+        <w:rPr/>
+      </w:pPr>
+      <w:r>
+        <w:rPr>
+          <w:b w:val="1"/>
+          <w:bCs w:val="1"/>
+          <w:rtl w:val="0"/>
+        </w:rPr>
+        <w:t xml:space="preserve">6.4  VISUAL OUTPUTS AND PROOF OF WORK</w:t>
+      </w:r>
+      <w:r>
+        <w:rPr>
+          <w:rtl w:val="0"/>
+        </w:rPr>
+      </w:r>
+    </w:p>
     <w:p>
       <w:pPr>
         <w:rPr/>
@@ -8116,12 +8342,41 @@
               <w:rPr>
                 <w:i w:val="1"/>
                 <w:iCs w:val="1"/>
-                <w:color w:val="aaaaaa"/>
                 <w:sz w:val="22"/>
                 <w:szCs w:val="22"/>
-                <w:rtl w:val="0"/>
-              </w:rPr>
-              <w:t xml:space="preserve">[ Insert Screenshot Here ]</w:t>
+              </w:rPr>
+              <w:drawing>
+                <wp:inline distB="114300" distT="114300" distL="114300" distR="114300">
+                  <wp:extent cx="5205413" cy="2380910"/>
+                  <wp:effectExtent b="0" l="0" r="0" t="0"/>
+                  <wp:docPr id="14" name="image7.png"/>
+                  <a:graphic>
+                    <a:graphicData uri="http://schemas.openxmlformats.org/drawingml/2006/picture">
+                      <pic:pic>
+                        <pic:nvPicPr>
+                          <pic:cNvPr id="0" name="image7.png"/>
+                          <pic:cNvPicPr preferRelativeResize="0"/>
+                        </pic:nvPicPr>
+                        <pic:blipFill>
+                          <a:blip r:embed="rId11"/>
+                          <a:srcRect b="0" l="0" r="0" t="0"/>
+                          <a:stretch>
+                            <a:fillRect/>
+                          </a:stretch>
+                        </pic:blipFill>
+                        <pic:spPr>
+                          <a:xfrm>
+                            <a:off x="0" y="0"/>
+                            <a:ext cx="5205413" cy="2380910"/>
+                          </a:xfrm>
+                          <a:prstGeom prst="rect"/>
+                          <a:ln/>
+                        </pic:spPr>
+                      </pic:pic>
+                    </a:graphicData>
+                  </a:graphic>
+                </wp:inline>
+              </w:drawing>
             </w:r>
             <w:r>
               <w:rPr>
@@ -8137,12 +8392,11 @@
             </w:pPr>
             <w:r>
               <w:rPr>
-                <w:color w:val="666666"/>
-                <w:sz w:val="20"/>
-                <w:szCs w:val="20"/>
-                <w:rtl w:val="0"/>
-              </w:rPr>
-              <w:t xml:space="preserve">Figure 5.2 — Development Screenshot (Week 2)</w:t>
+                <w:sz w:val="20"/>
+                <w:szCs w:val="20"/>
+                <w:rtl w:val="0"/>
+              </w:rPr>
+              <w:t xml:space="preserve">Figure 6.1   Test Result / Student  UI Output (Week 3)</w:t>
             </w:r>
             <w:r>
               <w:rPr>
@@ -8153,219 +8407,6 @@
         </w:tc>
       </w:tr>
     </w:tbl>
-    <w:p>
-      <w:pPr>
-        <w:rPr/>
-      </w:pPr>
-      <w:r>
-        <w:br w:type="page"/>
-      </w:r>
-      <w:r>
-        <w:rPr>
-          <w:rtl w:val="0"/>
-        </w:rPr>
-      </w:r>
-    </w:p>
-    <w:p>
-      <w:pPr>
-        <w:pStyle w:val="Title"/>
-        <w:spacing w:after="240" w:before="480" w:lineRule="auto"/>
-        <w:jc w:val="center"/>
-        <w:rPr/>
-      </w:pPr>
-      <w:bookmarkStart w:colFirst="0" w:colLast="0" w:name="_yor9akglxgi" w:id="14"/>
-      <w:bookmarkEnd w:id="14"/>
-      <w:r>
-        <w:rPr>
-          <w:rtl w:val="0"/>
-        </w:rPr>
-        <w:t xml:space="preserve">Chapter 6    RESULTS, TESTING AND PROOF OF WORK</w:t>
-      </w:r>
-    </w:p>
-    <w:p>
-      <w:pPr>
-        <w:spacing w:after="240" w:lineRule="auto"/>
-        <w:jc w:val="center"/>
-        <w:rPr/>
-      </w:pPr>
-      <w:r>
-        <w:rPr>
-          <w:sz w:val="20"/>
-          <w:szCs w:val="20"/>
-          <w:rtl w:val="0"/>
-        </w:rPr>
-        <w:t xml:space="preserve">[ Complete in Week 3 ]</w:t>
-      </w:r>
-      <w:r>
-        <w:rPr>
-          <w:rtl w:val="0"/>
-        </w:rPr>
-      </w:r>
-    </w:p>
-    <w:p>
-      <w:pPr>
-        <w:spacing w:after="120" w:before="240" w:lineRule="auto"/>
-        <w:rPr/>
-      </w:pPr>
-      <w:r>
-        <w:rPr>
-          <w:b w:val="1"/>
-          <w:bCs w:val="1"/>
-          <w:rtl w:val="0"/>
-        </w:rPr>
-        <w:t xml:space="preserve">6.1  TESTING METHODOLOGY</w:t>
-      </w:r>
-      <w:r>
-        <w:rPr>
-          <w:rtl w:val="0"/>
-        </w:rPr>
-      </w:r>
-    </w:p>
-    <w:p>
-      <w:pPr>
-        <w:spacing w:after="120" w:line="360" w:lineRule="auto"/>
-        <w:ind w:firstLine="288"/>
-        <w:jc w:val="both"/>
-        <w:rPr/>
-      </w:pPr>
-      <w:r>
-        <w:rPr>
-          <w:i w:val="1"/>
-          <w:iCs w:val="1"/>
-          <w:color w:val="666666"/>
-          <w:rtl w:val="0"/>
-        </w:rPr>
-        <w:t xml:space="preserve">[How did you test the project? Unit testing, integration testing, user testing? Describe your approach.]</w:t>
-      </w:r>
-      <w:r>
-        <w:rPr>
-          <w:rtl w:val="0"/>
-        </w:rPr>
-      </w:r>
-    </w:p>
-    <w:p>
-      <w:pPr>
-        <w:spacing w:after="120" w:before="240" w:lineRule="auto"/>
-        <w:rPr/>
-      </w:pPr>
-      <w:r>
-        <w:rPr>
-          <w:b w:val="1"/>
-          <w:bCs w:val="1"/>
-          <w:rtl w:val="0"/>
-        </w:rPr>
-        <w:t xml:space="preserve">6.2  TEST RESULTS AND OBSERVATIONS</w:t>
-      </w:r>
-      <w:r>
-        <w:rPr>
-          <w:rtl w:val="0"/>
-        </w:rPr>
-      </w:r>
-    </w:p>
-    <w:p>
-      <w:pPr>
-        <w:spacing w:after="120" w:line="360" w:lineRule="auto"/>
-        <w:ind w:firstLine="288"/>
-        <w:jc w:val="both"/>
-        <w:rPr/>
-      </w:pPr>
-      <w:r>
-        <w:rPr>
-          <w:i w:val="1"/>
-          <w:iCs w:val="1"/>
-          <w:color w:val="666666"/>
-          <w:rtl w:val="0"/>
-        </w:rPr>
-        <w:t xml:space="preserve">[What were the outcomes of your tests? Include pass/fail data, accuracy, performance metrics, etc.]</w:t>
-      </w:r>
-      <w:r>
-        <w:rPr>
-          <w:rtl w:val="0"/>
-        </w:rPr>
-      </w:r>
-    </w:p>
-    <w:p>
-      <w:pPr>
-        <w:spacing w:after="120" w:before="240" w:lineRule="auto"/>
-        <w:rPr/>
-      </w:pPr>
-      <w:r>
-        <w:rPr>
-          <w:b w:val="1"/>
-          <w:bCs w:val="1"/>
-          <w:rtl w:val="0"/>
-        </w:rPr>
-        <w:t xml:space="preserve">6.3  SYSTEM PERFORMANCE</w:t>
-      </w:r>
-      <w:r>
-        <w:rPr>
-          <w:rtl w:val="0"/>
-        </w:rPr>
-      </w:r>
-    </w:p>
-    <w:p>
-      <w:pPr>
-        <w:spacing w:after="120" w:line="360" w:lineRule="auto"/>
-        <w:ind w:firstLine="288"/>
-        <w:jc w:val="both"/>
-        <w:rPr/>
-      </w:pPr>
-      <w:r>
-        <w:rPr>
-          <w:i w:val="1"/>
-          <w:iCs w:val="1"/>
-          <w:color w:val="666666"/>
-          <w:rtl w:val="0"/>
-        </w:rPr>
-        <w:t xml:space="preserve">[Describe overall system performance — speed, reliability, accuracy, or other relevant metrics.]</w:t>
-      </w:r>
-      <w:r>
-        <w:rPr>
-          <w:rtl w:val="0"/>
-        </w:rPr>
-      </w:r>
-    </w:p>
-    <w:p>
-      <w:pPr>
-        <w:spacing w:after="120" w:before="240" w:lineRule="auto"/>
-        <w:rPr/>
-      </w:pPr>
-      <w:r>
-        <w:rPr>
-          <w:b w:val="1"/>
-          <w:bCs w:val="1"/>
-          <w:rtl w:val="0"/>
-        </w:rPr>
-        <w:t xml:space="preserve">6.4  VISUAL OUTPUTS AND PROOF OF WORK</w:t>
-      </w:r>
-      <w:r>
-        <w:rPr>
-          <w:rtl w:val="0"/>
-        </w:rPr>
-      </w:r>
-    </w:p>
-    <w:p>
-      <w:pPr>
-        <w:spacing w:after="120" w:line="360" w:lineRule="auto"/>
-        <w:ind w:firstLine="288"/>
-        <w:jc w:val="both"/>
-        <w:rPr/>
-      </w:pPr>
-      <w:r>
-        <w:rPr>
-          <w:i w:val="1"/>
-          <w:iCs w:val="1"/>
-          <w:color w:val="666666"/>
-          <w:rtl w:val="0"/>
-        </w:rPr>
-        <w:t xml:space="preserve">[Insert graphs, screenshots, test reports, and demo outputs here. Each image must include a figure number and caption.]</w:t>
-      </w:r>
-      <w:r>
-        <w:rPr>
-          <w:rtl w:val="0"/>
-        </w:rPr>
-      </w:r>
-    </w:p>
     <w:p>
       <w:pPr>
         <w:rPr/>
@@ -8427,15 +8468,39 @@
               <w:rPr/>
             </w:pPr>
             <w:r>
-              <w:rPr>
-                <w:i w:val="1"/>
-                <w:iCs w:val="1"/>
-                <w:color w:val="aaaaaa"/>
-                <w:sz w:val="22"/>
-                <w:szCs w:val="22"/>
-                <w:rtl w:val="0"/>
-              </w:rPr>
-              <w:t xml:space="preserve">[ Insert Screenshot Here ]</w:t>
+              <w:rPr/>
+              <w:drawing>
+                <wp:inline distB="114300" distT="114300" distL="114300" distR="114300">
+                  <wp:extent cx="5434013" cy="2466569"/>
+                  <wp:effectExtent b="0" l="0" r="0" t="0"/>
+                  <wp:docPr id="2" name="image6.png"/>
+                  <a:graphic>
+                    <a:graphicData uri="http://schemas.openxmlformats.org/drawingml/2006/picture">
+                      <pic:pic>
+                        <pic:nvPicPr>
+                          <pic:cNvPr id="0" name="image6.png"/>
+                          <pic:cNvPicPr preferRelativeResize="0"/>
+                        </pic:nvPicPr>
+                        <pic:blipFill>
+                          <a:blip r:embed="rId12"/>
+                          <a:srcRect b="0" l="0" r="0" t="0"/>
+                          <a:stretch>
+                            <a:fillRect/>
+                          </a:stretch>
+                        </pic:blipFill>
+                        <pic:spPr>
+                          <a:xfrm>
+                            <a:off x="0" y="0"/>
+                            <a:ext cx="5434013" cy="2466569"/>
+                          </a:xfrm>
+                          <a:prstGeom prst="rect"/>
+                          <a:ln/>
+                        </pic:spPr>
+                      </pic:pic>
+                    </a:graphicData>
+                  </a:graphic>
+                </wp:inline>
+              </w:drawing>
             </w:r>
             <w:r>
               <w:rPr>
@@ -8451,12 +8516,11 @@
             </w:pPr>
             <w:r>
               <w:rPr>
-                <w:color w:val="666666"/>
-                <w:sz w:val="20"/>
-                <w:szCs w:val="20"/>
-                <w:rtl w:val="0"/>
-              </w:rPr>
-              <w:t xml:space="preserve">Figure 6.1 — Test Result / UI Output (Week 3)</w:t>
+                <w:sz w:val="20"/>
+                <w:szCs w:val="20"/>
+                <w:rtl w:val="0"/>
+              </w:rPr>
+              <w:t xml:space="preserve">Figure 6.2   Test Result / Parent UI Output (Week 3)</w:t>
             </w:r>
             <w:r>
               <w:rPr>
@@ -8467,6 +8531,181 @@
         </w:tc>
       </w:tr>
     </w:tbl>
+    <w:p>
+      <w:pPr>
+        <w:pStyle w:val="Title"/>
+        <w:spacing w:after="240" w:before="480" w:lineRule="auto"/>
+        <w:jc w:val="center"/>
+        <w:rPr/>
+      </w:pPr>
+      <w:bookmarkStart w:colFirst="0" w:colLast="0" w:name="_ah8eu3viizdr" w:id="15"/>
+      <w:bookmarkEnd w:id="15"/>
+      <w:r>
+        <w:rPr>
+          <w:rtl w:val="0"/>
+        </w:rPr>
+        <w:t xml:space="preserve">Chapter 7    CONCLUSION AND FUTURE SCOPE</w:t>
+      </w:r>
+    </w:p>
+    <w:p>
+      <w:pPr>
+        <w:spacing w:after="240" w:lineRule="auto"/>
+        <w:jc w:val="center"/>
+        <w:rPr/>
+      </w:pPr>
+      <w:r>
+        <w:rPr>
+          <w:sz w:val="20"/>
+          <w:szCs w:val="20"/>
+          <w:rtl w:val="0"/>
+        </w:rPr>
+        <w:t xml:space="preserve">[ Complete in Week 4 ]</w:t>
+      </w:r>
+      <w:r>
+        <w:rPr>
+          <w:rtl w:val="0"/>
+        </w:rPr>
+      </w:r>
+    </w:p>
+    <w:p>
+      <w:pPr>
+        <w:spacing w:after="120" w:before="240" w:lineRule="auto"/>
+        <w:rPr/>
+      </w:pPr>
+      <w:r>
+        <w:rPr>
+          <w:b w:val="1"/>
+          <w:bCs w:val="1"/>
+          <w:rtl w:val="0"/>
+        </w:rPr>
+        <w:t xml:space="preserve">7.1  KEY FINDINGS AND ACHIEVEMENTS</w:t>
+      </w:r>
+      <w:r>
+        <w:rPr>
+          <w:rtl w:val="0"/>
+        </w:rPr>
+      </w:r>
+    </w:p>
+    <w:p>
+      <w:pPr>
+        <w:spacing w:after="120" w:line="360" w:lineRule="auto"/>
+        <w:ind w:firstLine="288"/>
+        <w:jc w:val="both"/>
+        <w:rPr/>
+      </w:pPr>
+      <w:r>
+        <w:rPr>
+          <w:i w:val="1"/>
+          <w:iCs w:val="1"/>
+          <w:rtl w:val="0"/>
+        </w:rPr>
+        <w:t xml:space="preserve">[Summarise what your team achieved during the internship. What problem was solved? What was built?]</w:t>
+      </w:r>
+      <w:r>
+        <w:rPr>
+          <w:rtl w:val="0"/>
+        </w:rPr>
+      </w:r>
+    </w:p>
+    <w:p>
+      <w:pPr>
+        <w:spacing w:after="120" w:before="240" w:lineRule="auto"/>
+        <w:rPr/>
+      </w:pPr>
+      <w:r>
+        <w:rPr>
+          <w:b w:val="1"/>
+          <w:bCs w:val="1"/>
+          <w:rtl w:val="0"/>
+        </w:rPr>
+        <w:t xml:space="preserve">7.2  LIMITATIONS</w:t>
+      </w:r>
+      <w:r>
+        <w:rPr>
+          <w:rtl w:val="0"/>
+        </w:rPr>
+      </w:r>
+    </w:p>
+    <w:p>
+      <w:pPr>
+        <w:spacing w:after="120" w:line="360" w:lineRule="auto"/>
+        <w:ind w:firstLine="288"/>
+        <w:jc w:val="both"/>
+        <w:rPr/>
+      </w:pPr>
+      <w:r>
+        <w:rPr>
+          <w:i w:val="1"/>
+          <w:iCs w:val="1"/>
+          <w:rtl w:val="0"/>
+        </w:rPr>
+        <w:t xml:space="preserve">[State the limitations of your current system honestly. What could not be achieved within the given time or resources?]</w:t>
+      </w:r>
+      <w:r>
+        <w:rPr>
+          <w:rtl w:val="0"/>
+        </w:rPr>
+      </w:r>
+    </w:p>
+    <w:p>
+      <w:pPr>
+        <w:spacing w:after="120" w:before="240" w:lineRule="auto"/>
+        <w:rPr/>
+      </w:pPr>
+      <w:r>
+        <w:rPr>
+          <w:b w:val="1"/>
+          <w:bCs w:val="1"/>
+          <w:rtl w:val="0"/>
+        </w:rPr>
+        <w:t xml:space="preserve">7.3  FUTURE SCOPE</w:t>
+      </w:r>
+      <w:r>
+        <w:rPr>
+          <w:rtl w:val="0"/>
+        </w:rPr>
+      </w:r>
+    </w:p>
+    <w:p>
+      <w:pPr>
+        <w:spacing w:after="120" w:line="360" w:lineRule="auto"/>
+        <w:ind w:firstLine="288"/>
+        <w:jc w:val="both"/>
+        <w:rPr/>
+      </w:pPr>
+      <w:r>
+        <w:rPr>
+          <w:i w:val="1"/>
+          <w:iCs w:val="1"/>
+          <w:rtl w:val="0"/>
+        </w:rPr>
+        <w:t xml:space="preserve">[What are the next steps for this project? What features or improvements can be added in future?]</w:t>
+      </w:r>
+      <w:r>
+        <w:rPr>
+          <w:rtl w:val="0"/>
+        </w:rPr>
+      </w:r>
+    </w:p>
+    <w:p>
+      <w:pPr>
+        <w:spacing w:after="120" w:before="240" w:lineRule="auto"/>
+        <w:rPr/>
+      </w:pPr>
+      <w:r>
+        <w:rPr>
+          <w:b w:val="1"/>
+          <w:bCs w:val="1"/>
+          <w:rtl w:val="0"/>
+        </w:rPr>
+        <w:t xml:space="preserve">7.4  FINAL DELIVERABLES CHECKLIST</w:t>
+      </w:r>
+      <w:r>
+        <w:rPr>
+          <w:rtl w:val="0"/>
+        </w:rPr>
+      </w:r>
+    </w:p>
     <w:p>
       <w:pPr>
         <w:rPr/>
@@ -8480,298 +8719,6 @@
     <w:tbl>
       <w:tblPr>
         <w:tblStyle w:val="Table12"/>
-        <w:tblW w:w="9020.0" w:type="dxa"/>
-        <w:jc w:val="left"/>
-        <w:tblBorders>
-          <w:top w:color="000000" w:space="0" w:sz="4" w:val="single"/>
-          <w:left w:color="000000" w:space="0" w:sz="4" w:val="single"/>
-          <w:bottom w:color="000000" w:space="0" w:sz="4" w:val="single"/>
-          <w:right w:color="000000" w:space="0" w:sz="4" w:val="single"/>
-          <w:insideH w:color="000000" w:space="0" w:sz="4" w:val="single"/>
-          <w:insideV w:color="000000" w:space="0" w:sz="4" w:val="single"/>
-        </w:tblBorders>
-        <w:tblLayout w:type="fixed"/>
-        <w:tblLook w:val="0400"/>
-      </w:tblPr>
-      <w:tblGrid>
-        <w:gridCol w:w="9020"/>
-        <w:tblGridChange w:id="0">
-          <w:tblGrid>
-            <w:gridCol w:w="9020"/>
-          </w:tblGrid>
-        </w:tblGridChange>
-      </w:tblGrid>
-      <w:tr>
-        <w:trPr>
-          <w:cantSplit w:val="0"/>
-          <w:tblHeader w:val="0"/>
-        </w:trPr>
-        <w:tc>
-          <w:tcPr>
-            <w:tcBorders>
-              <w:top w:color="888888" w:space="0" w:sz="4" w:val="single"/>
-              <w:left w:color="888888" w:space="0" w:sz="4" w:val="single"/>
-              <w:bottom w:color="888888" w:space="0" w:sz="4" w:val="single"/>
-              <w:right w:color="888888" w:space="0" w:sz="4" w:val="single"/>
-            </w:tcBorders>
-            <w:shd w:fill="fafafa" w:val="clear"/>
-            <w:tcMar>
-              <w:top w:w="800.0" w:type="dxa"/>
-              <w:left w:w="200.0" w:type="dxa"/>
-              <w:bottom w:w="800.0" w:type="dxa"/>
-              <w:right w:w="200.0" w:type="dxa"/>
-            </w:tcMar>
-          </w:tcPr>
-          <w:p>
-            <w:pPr>
-              <w:jc w:val="center"/>
-              <w:rPr/>
-            </w:pPr>
-            <w:r>
-              <w:rPr>
-                <w:i w:val="1"/>
-                <w:iCs w:val="1"/>
-                <w:color w:val="aaaaaa"/>
-                <w:sz w:val="22"/>
-                <w:szCs w:val="22"/>
-                <w:rtl w:val="0"/>
-              </w:rPr>
-              <w:t xml:space="preserve">[ Insert Screenshot Here ]</w:t>
-            </w:r>
-            <w:r>
-              <w:rPr>
-                <w:rtl w:val="0"/>
-              </w:rPr>
-            </w:r>
-          </w:p>
-          <w:p>
-            <w:pPr>
-              <w:spacing w:before="120" w:lineRule="auto"/>
-              <w:jc w:val="center"/>
-              <w:rPr/>
-            </w:pPr>
-            <w:r>
-              <w:rPr>
-                <w:color w:val="666666"/>
-                <w:sz w:val="20"/>
-                <w:szCs w:val="20"/>
-                <w:rtl w:val="0"/>
-              </w:rPr>
-              <w:t xml:space="preserve">Figure 6.2 — Performance Graph / System Output (Week 3)</w:t>
-            </w:r>
-            <w:r>
-              <w:rPr>
-                <w:rtl w:val="0"/>
-              </w:rPr>
-            </w:r>
-          </w:p>
-        </w:tc>
-      </w:tr>
-    </w:tbl>
-    <w:p>
-      <w:pPr>
-        <w:rPr/>
-      </w:pPr>
-      <w:r>
-        <w:br w:type="page"/>
-      </w:r>
-      <w:r>
-        <w:rPr>
-          <w:rtl w:val="0"/>
-        </w:rPr>
-      </w:r>
-    </w:p>
-    <w:p>
-      <w:pPr>
-        <w:pStyle w:val="Title"/>
-        <w:spacing w:after="240" w:before="480" w:lineRule="auto"/>
-        <w:jc w:val="center"/>
-        <w:rPr/>
-      </w:pPr>
-      <w:bookmarkStart w:colFirst="0" w:colLast="0" w:name="_ah8eu3viizdr" w:id="15"/>
-      <w:bookmarkEnd w:id="15"/>
-      <w:r>
-        <w:rPr>
-          <w:rtl w:val="0"/>
-        </w:rPr>
-        <w:t xml:space="preserve">Chapter 7    CONCLUSION AND FUTURE SCOPE</w:t>
-      </w:r>
-    </w:p>
-    <w:p>
-      <w:pPr>
-        <w:spacing w:after="240" w:lineRule="auto"/>
-        <w:jc w:val="center"/>
-        <w:rPr/>
-      </w:pPr>
-      <w:r>
-        <w:rPr>
-          <w:sz w:val="20"/>
-          <w:szCs w:val="20"/>
-          <w:rtl w:val="0"/>
-        </w:rPr>
-        <w:t xml:space="preserve">[ Complete in Week 4 ]</w:t>
-      </w:r>
-      <w:r>
-        <w:rPr>
-          <w:rtl w:val="0"/>
-        </w:rPr>
-      </w:r>
-    </w:p>
-    <w:p>
-      <w:pPr>
-        <w:spacing w:after="120" w:before="240" w:lineRule="auto"/>
-        <w:rPr/>
-      </w:pPr>
-      <w:r>
-        <w:rPr>
-          <w:b w:val="1"/>
-          <w:bCs w:val="1"/>
-          <w:rtl w:val="0"/>
-        </w:rPr>
-        <w:t xml:space="preserve">7.1  KEY FINDINGS AND ACHIEVEMENTS</w:t>
-      </w:r>
-      <w:r>
-        <w:rPr>
-          <w:rtl w:val="0"/>
-        </w:rPr>
-      </w:r>
-    </w:p>
-    <w:p>
-      <w:pPr>
-        <w:spacing w:after="120" w:line="360" w:lineRule="auto"/>
-        <w:ind w:firstLine="288"/>
-        <w:jc w:val="both"/>
-        <w:rPr/>
-      </w:pPr>
-      <w:r>
-        <w:rPr>
-          <w:i w:val="1"/>
-          <w:iCs w:val="1"/>
-          <w:color w:val="666666"/>
-          <w:rtl w:val="0"/>
-        </w:rPr>
-        <w:t xml:space="preserve">[Summarise what your team achieved during the internship. What problem was solved? What was built?]</w:t>
-      </w:r>
-      <w:r>
-        <w:rPr>
-          <w:rtl w:val="0"/>
-        </w:rPr>
-      </w:r>
-    </w:p>
-    <w:p>
-      <w:pPr>
-        <w:spacing w:after="120" w:before="240" w:lineRule="auto"/>
-        <w:rPr/>
-      </w:pPr>
-      <w:r>
-        <w:rPr>
-          <w:b w:val="1"/>
-          <w:bCs w:val="1"/>
-          <w:rtl w:val="0"/>
-        </w:rPr>
-        <w:t xml:space="preserve">7.2  LIMITATIONS</w:t>
-      </w:r>
-      <w:r>
-        <w:rPr>
-          <w:rtl w:val="0"/>
-        </w:rPr>
-      </w:r>
-    </w:p>
-    <w:p>
-      <w:pPr>
-        <w:spacing w:after="120" w:line="360" w:lineRule="auto"/>
-        <w:ind w:firstLine="288"/>
-        <w:jc w:val="both"/>
-        <w:rPr/>
-      </w:pPr>
-      <w:r>
-        <w:rPr>
-          <w:i w:val="1"/>
-          <w:iCs w:val="1"/>
-          <w:color w:val="666666"/>
-          <w:rtl w:val="0"/>
-        </w:rPr>
-        <w:t xml:space="preserve">[State the limitations of your current system honestly. What could not be achieved within the given time or resources?]</w:t>
-      </w:r>
-      <w:r>
-        <w:rPr>
-          <w:rtl w:val="0"/>
-        </w:rPr>
-      </w:r>
-    </w:p>
-    <w:p>
-      <w:pPr>
-        <w:spacing w:after="120" w:before="240" w:lineRule="auto"/>
-        <w:rPr/>
-      </w:pPr>
-      <w:r>
-        <w:rPr>
-          <w:b w:val="1"/>
-          <w:bCs w:val="1"/>
-          <w:rtl w:val="0"/>
-        </w:rPr>
-        <w:t xml:space="preserve">7.3  FUTURE SCOPE</w:t>
-      </w:r>
-      <w:r>
-        <w:rPr>
-          <w:rtl w:val="0"/>
-        </w:rPr>
-      </w:r>
-    </w:p>
-    <w:p>
-      <w:pPr>
-        <w:spacing w:after="120" w:line="360" w:lineRule="auto"/>
-        <w:ind w:firstLine="288"/>
-        <w:jc w:val="both"/>
-        <w:rPr/>
-      </w:pPr>
-      <w:r>
-        <w:rPr>
-          <w:i w:val="1"/>
-          <w:iCs w:val="1"/>
-          <w:color w:val="666666"/>
-          <w:rtl w:val="0"/>
-        </w:rPr>
-        <w:t xml:space="preserve">[What are the next steps for this project? What features or improvements can be added in future?]</w:t>
-      </w:r>
-      <w:r>
-        <w:rPr>
-          <w:rtl w:val="0"/>
-        </w:rPr>
-      </w:r>
-    </w:p>
-    <w:p>
-      <w:pPr>
-        <w:spacing w:after="120" w:before="240" w:lineRule="auto"/>
-        <w:rPr/>
-      </w:pPr>
-      <w:r>
-        <w:rPr>
-          <w:b w:val="1"/>
-          <w:bCs w:val="1"/>
-          <w:rtl w:val="0"/>
-        </w:rPr>
-        <w:t xml:space="preserve">7.4  FINAL DELIVERABLES CHECKLIST</w:t>
-      </w:r>
-      <w:r>
-        <w:rPr>
-          <w:rtl w:val="0"/>
-        </w:rPr>
-      </w:r>
-    </w:p>
-    <w:p>
-      <w:pPr>
-        <w:rPr/>
-      </w:pPr>
-      <w:r>
-        <w:rPr>
-          <w:rtl w:val="0"/>
-        </w:rPr>
-      </w:r>
-    </w:p>
-    <w:tbl>
-      <w:tblPr>
-        <w:tblStyle w:val="Table13"/>
         <w:tblW w:w="9020.0" w:type="dxa"/>
         <w:jc w:val="left"/>
         <w:tblBorders>
@@ -9662,7 +9609,7 @@
           <w:szCs w:val="26"/>
           <w:rtl w:val="0"/>
         </w:rPr>
-        <w:t xml:space="preserve">WEEK 1 — MENTOR MEETING LOG</w:t>
+        <w:t xml:space="preserve">WEEK 1   MENTOR MEETING LOG</w:t>
       </w:r>
       <w:r>
         <w:rPr>
@@ -9696,7 +9643,7 @@
     </w:p>
     <w:tbl>
       <w:tblPr>
-        <w:tblStyle w:val="Table14"/>
+        <w:tblStyle w:val="Table13"/>
         <w:tblW w:w="9020.0" w:type="dxa"/>
         <w:jc w:val="left"/>
         <w:tblBorders>
@@ -9784,7 +9731,6 @@
               <w:rPr>
                 <w:i w:val="1"/>
                 <w:iCs w:val="1"/>
-                <w:color w:val="444444"/>
                 <w:sz w:val="22"/>
                 <w:szCs w:val="22"/>
                 <w:rtl w:val="0"/>
@@ -9863,7 +9809,6 @@
               <w:rPr>
                 <w:i w:val="1"/>
                 <w:iCs w:val="1"/>
-                <w:color w:val="444444"/>
                 <w:sz w:val="22"/>
                 <w:szCs w:val="22"/>
                 <w:rtl w:val="0"/>
@@ -9942,12 +9887,11 @@
               <w:rPr>
                 <w:i w:val="1"/>
                 <w:iCs w:val="1"/>
-                <w:color w:val="444444"/>
                 <w:sz w:val="22"/>
                 <w:szCs w:val="22"/>
                 <w:rtl w:val="0"/>
               </w:rPr>
-              <w:t xml:space="preserve">11:00 — 12:00</w:t>
+              <w:t xml:space="preserve">11:00   12:00</w:t>
             </w:r>
             <w:r>
               <w:rPr>
@@ -10017,10 +9961,9 @@
             <w:pPr>
               <w:rPr/>
             </w:pPr>
-            <w:hyperlink r:id="rId9">
+            <w:hyperlink r:id="rId13">
               <w:r>
                 <w:rPr>
-                  <w:color w:val="1155cc"/>
                   <w:u w:val="single"/>
                   <w:rtl w:val="0"/>
                 </w:rPr>
@@ -10077,7 +10020,7 @@
     </w:p>
     <w:tbl>
       <w:tblPr>
-        <w:tblStyle w:val="Table15"/>
+        <w:tblStyle w:val="Table14"/>
         <w:tblW w:w="9020.0" w:type="dxa"/>
         <w:jc w:val="left"/>
         <w:tblBorders>
@@ -10295,7 +10238,7 @@
                 <w:szCs w:val="20"/>
                 <w:rtl w:val="0"/>
               </w:rPr>
-              <w:t xml:space="preserve">Member 1 — Vedant Dusane</w:t>
+              <w:t xml:space="preserve">Member 1   Vedant Dusane</w:t>
             </w:r>
             <w:r>
               <w:rPr>
@@ -10402,7 +10345,7 @@
                 <w:szCs w:val="20"/>
                 <w:rtl w:val="0"/>
               </w:rPr>
-              <w:t xml:space="preserve">—</w:t>
+              <w:t xml:space="preserve"> </w:t>
             </w:r>
             <w:r>
               <w:rPr>
@@ -10445,7 +10388,7 @@
                 <w:szCs w:val="20"/>
                 <w:rtl w:val="0"/>
               </w:rPr>
-              <w:t xml:space="preserve">Member 2 — Sumit Ghavri</w:t>
+              <w:t xml:space="preserve">Member 2   Sumit Ghavri</w:t>
             </w:r>
             <w:r>
               <w:rPr>
@@ -10552,7 +10495,7 @@
                 <w:szCs w:val="20"/>
                 <w:rtl w:val="0"/>
               </w:rPr>
-              <w:t xml:space="preserve">—</w:t>
+              <w:t xml:space="preserve"> </w:t>
             </w:r>
             <w:r>
               <w:rPr>
@@ -10594,7 +10537,7 @@
                 <w:szCs w:val="20"/>
                 <w:rtl w:val="0"/>
               </w:rPr>
-              <w:t xml:space="preserve">Member 3 — Saqlain Abidi</w:t>
+              <w:t xml:space="preserve">Member 3   Saqlain Abidi</w:t>
             </w:r>
             <w:r>
               <w:rPr>
@@ -10621,16 +10564,20 @@
           </w:tcPr>
           <w:p>
             <w:pPr>
-              <w:jc w:val="center"/>
-              <w:rPr/>
-            </w:pPr>
-            <w:r>
-              <w:rPr>
-                <w:sz w:val="20"/>
-                <w:szCs w:val="20"/>
-                <w:rtl w:val="0"/>
-              </w:rPr>
-              <w:t xml:space="preserve">[Role]</w:t>
+              <w:spacing w:after="60" w:lineRule="auto"/>
+              <w:jc w:val="center"/>
+              <w:rPr>
+                <w:sz w:val="16"/>
+                <w:szCs w:val="16"/>
+              </w:rPr>
+            </w:pPr>
+            <w:r>
+              <w:rPr>
+                <w:sz w:val="20"/>
+                <w:szCs w:val="20"/>
+                <w:rtl w:val="0"/>
+              </w:rPr>
+              <w:t xml:space="preserve">Backend Developer, Systems Integration &amp; Research</w:t>
             </w:r>
             <w:r>
               <w:rPr>
@@ -10702,7 +10649,7 @@
                 <w:szCs w:val="20"/>
                 <w:rtl w:val="0"/>
               </w:rPr>
-              <w:t xml:space="preserve">—</w:t>
+              <w:t xml:space="preserve"> </w:t>
             </w:r>
             <w:r>
               <w:rPr>
@@ -10744,7 +10691,7 @@
                 <w:szCs w:val="20"/>
                 <w:rtl w:val="0"/>
               </w:rPr>
-              <w:t xml:space="preserve">Member 4 — Arnav Kumar </w:t>
+              <w:t xml:space="preserve">Member 4   Arnav Kumar </w:t>
             </w:r>
             <w:r>
               <w:rPr>
@@ -10771,16 +10718,20 @@
           </w:tcPr>
           <w:p>
             <w:pPr>
-              <w:jc w:val="center"/>
-              <w:rPr/>
-            </w:pPr>
-            <w:r>
-              <w:rPr>
-                <w:sz w:val="20"/>
-                <w:szCs w:val="20"/>
-                <w:rtl w:val="0"/>
-              </w:rPr>
-              <w:t xml:space="preserve">[Role]</w:t>
+              <w:spacing w:after="60" w:lineRule="auto"/>
+              <w:jc w:val="center"/>
+              <w:rPr>
+                <w:sz w:val="16"/>
+                <w:szCs w:val="16"/>
+              </w:rPr>
+            </w:pPr>
+            <w:r>
+              <w:rPr>
+                <w:sz w:val="20"/>
+                <w:szCs w:val="20"/>
+                <w:rtl w:val="0"/>
+              </w:rPr>
+              <w:t xml:space="preserve">Research, Literature Survey &amp; AI Integration</w:t>
             </w:r>
             <w:r>
               <w:rPr>
@@ -10852,7 +10803,7 @@
                 <w:szCs w:val="20"/>
                 <w:rtl w:val="0"/>
               </w:rPr>
-              <w:t xml:space="preserve">—</w:t>
+              <w:t xml:space="preserve"> </w:t>
             </w:r>
             <w:r>
               <w:rPr>
@@ -10903,7 +10854,6 @@
         <w:rPr>
           <w:sz w:val="22"/>
           <w:szCs w:val="22"/>
-          <w:u w:val="none"/>
         </w:rPr>
       </w:pPr>
       <w:r>
@@ -10926,7 +10876,6 @@
         <w:rPr>
           <w:sz w:val="22"/>
           <w:szCs w:val="22"/>
-          <w:u w:val="none"/>
         </w:rPr>
       </w:pPr>
       <w:r>
@@ -10949,7 +10898,6 @@
         <w:rPr>
           <w:sz w:val="22"/>
           <w:szCs w:val="22"/>
-          <w:u w:val="none"/>
         </w:rPr>
       </w:pPr>
       <w:r>
@@ -10967,12 +10915,11 @@
           <w:ilvl w:val="0"/>
           <w:numId w:val="1"/>
         </w:numPr>
-        <w:spacing w:after="0" w:afterAutospacing="0" w:before="0" w:beforeAutospacing="0" w:lineRule="auto"/>
+        <w:spacing w:before="0" w:beforeAutospacing="0" w:lineRule="auto"/>
         <w:ind w:left="720" w:hanging="360"/>
         <w:rPr>
           <w:sz w:val="22"/>
           <w:szCs w:val="22"/>
-          <w:u w:val="none"/>
         </w:rPr>
       </w:pPr>
       <w:r>
@@ -10982,98 +10929,6 @@
           <w:rtl w:val="0"/>
         </w:rPr>
         <w:t xml:space="preserve">Suggestions made for the next version </w:t>
-      </w:r>
-    </w:p>
-    <w:p>
-      <w:pPr>
-        <w:numPr>
-          <w:ilvl w:val="1"/>
-          <w:numId w:val="1"/>
-        </w:numPr>
-        <w:spacing w:after="0" w:afterAutospacing="0" w:before="0" w:beforeAutospacing="0" w:lineRule="auto"/>
-        <w:ind w:left="1440" w:hanging="360"/>
-        <w:rPr>
-          <w:sz w:val="22"/>
-          <w:szCs w:val="22"/>
-          <w:u w:val="none"/>
-        </w:rPr>
-      </w:pPr>
-      <w:r>
-        <w:rPr>
-          <w:sz w:val="22"/>
-          <w:szCs w:val="22"/>
-          <w:rtl w:val="0"/>
-        </w:rPr>
-        <w:t xml:space="preserve">Parent signing </w:t>
-      </w:r>
-    </w:p>
-    <w:p>
-      <w:pPr>
-        <w:numPr>
-          <w:ilvl w:val="1"/>
-          <w:numId w:val="1"/>
-        </w:numPr>
-        <w:spacing w:after="0" w:afterAutospacing="0" w:before="0" w:beforeAutospacing="0" w:lineRule="auto"/>
-        <w:ind w:left="1440" w:hanging="360"/>
-        <w:rPr>
-          <w:sz w:val="22"/>
-          <w:szCs w:val="22"/>
-          <w:u w:val="none"/>
-        </w:rPr>
-      </w:pPr>
-      <w:r>
-        <w:rPr>
-          <w:sz w:val="22"/>
-          <w:szCs w:val="22"/>
-          <w:rtl w:val="0"/>
-        </w:rPr>
-        <w:t xml:space="preserve">Recommend algorithm </w:t>
-      </w:r>
-    </w:p>
-    <w:p>
-      <w:pPr>
-        <w:numPr>
-          <w:ilvl w:val="1"/>
-          <w:numId w:val="1"/>
-        </w:numPr>
-        <w:spacing w:after="0" w:afterAutospacing="0" w:before="0" w:beforeAutospacing="0" w:lineRule="auto"/>
-        <w:ind w:left="1440" w:hanging="360"/>
-        <w:rPr>
-          <w:sz w:val="22"/>
-          <w:szCs w:val="22"/>
-          <w:u w:val="none"/>
-        </w:rPr>
-      </w:pPr>
-      <w:r>
-        <w:rPr>
-          <w:sz w:val="22"/>
-          <w:szCs w:val="22"/>
-          <w:rtl w:val="0"/>
-        </w:rPr>
-        <w:t xml:space="preserve">Learning algo</w:t>
-      </w:r>
-    </w:p>
-    <w:p>
-      <w:pPr>
-        <w:numPr>
-          <w:ilvl w:val="1"/>
-          <w:numId w:val="1"/>
-        </w:numPr>
-        <w:spacing w:before="0" w:beforeAutospacing="0" w:lineRule="auto"/>
-        <w:ind w:left="1440" w:hanging="360"/>
-        <w:rPr>
-          <w:sz w:val="22"/>
-          <w:szCs w:val="22"/>
-          <w:u w:val="none"/>
-        </w:rPr>
-      </w:pPr>
-      <w:r>
-        <w:rPr>
-          <w:sz w:val="22"/>
-          <w:szCs w:val="22"/>
-          <w:rtl w:val="0"/>
-        </w:rPr>
-        <w:t xml:space="preserve">Video Lectures </w:t>
       </w:r>
       <w:r>
         <w:rPr>
@@ -11121,10 +10976,9 @@
         <w:rPr>
           <w:i w:val="1"/>
           <w:iCs w:val="1"/>
-          <w:color w:val="666666"/>
-          <w:rtl w:val="0"/>
-        </w:rPr>
-        <w:t xml:space="preserve">[Summarise the feedback, suggestions, and direction given by the mentor this week]</w:t>
+          <w:rtl w:val="0"/>
+        </w:rPr>
+        <w:t xml:space="preserve">Work on the student grading process, develop a parent login, if possible include a parent login</w:t>
       </w:r>
       <w:r>
         <w:rPr>
@@ -11193,7 +11047,7 @@
     </w:p>
     <w:tbl>
       <w:tblPr>
-        <w:tblStyle w:val="Table16"/>
+        <w:tblStyle w:val="Table15"/>
         <w:tblW w:w="9020.0" w:type="dxa"/>
         <w:jc w:val="left"/>
         <w:tblBorders>
@@ -11245,7 +11099,6 @@
               <w:rPr>
                 <w:i w:val="1"/>
                 <w:iCs w:val="1"/>
-                <w:color w:val="aaaaaa"/>
                 <w:sz w:val="22"/>
                 <w:szCs w:val="22"/>
               </w:rPr>
@@ -11253,16 +11106,16 @@
                 <wp:inline distB="114300" distT="114300" distL="114300" distR="114300">
                   <wp:extent cx="5476875" cy="2298700"/>
                   <wp:effectExtent b="0" l="0" r="0" t="0"/>
-                  <wp:docPr id="1" name="image4.png"/>
+                  <wp:docPr id="4" name="image9.png"/>
                   <a:graphic>
                     <a:graphicData uri="http://schemas.openxmlformats.org/drawingml/2006/picture">
                       <pic:pic>
                         <pic:nvPicPr>
-                          <pic:cNvPr id="0" name="image4.png"/>
+                          <pic:cNvPr id="0" name="image9.png"/>
                           <pic:cNvPicPr preferRelativeResize="0"/>
                         </pic:nvPicPr>
                         <pic:blipFill>
-                          <a:blip r:embed="rId10"/>
+                          <a:blip r:embed="rId14"/>
                           <a:srcRect b="0" l="0" r="0" t="0"/>
                           <a:stretch>
                             <a:fillRect/>
@@ -11296,12 +11149,11 @@
             </w:pPr>
             <w:r>
               <w:rPr>
-                <w:color w:val="666666"/>
-                <w:sz w:val="20"/>
-                <w:szCs w:val="20"/>
-                <w:rtl w:val="0"/>
-              </w:rPr>
-              <w:t xml:space="preserve">Figure M1.1 — Week 1 Mentor Meeting Screenshot</w:t>
+                <w:sz w:val="20"/>
+                <w:szCs w:val="20"/>
+                <w:rtl w:val="0"/>
+              </w:rPr>
+              <w:t xml:space="preserve">Figure M1.1   Week 1 Mentor Meeting Screenshot</w:t>
             </w:r>
             <w:r>
               <w:rPr>
@@ -11353,7 +11205,7 @@
     </w:p>
     <w:tbl>
       <w:tblPr>
-        <w:tblStyle w:val="Table17"/>
+        <w:tblStyle w:val="Table16"/>
         <w:tblW w:w="9020.0" w:type="dxa"/>
         <w:jc w:val="left"/>
         <w:tblBorders>
@@ -11491,7 +11343,6 @@
               <w:rPr>
                 <w:i w:val="1"/>
                 <w:iCs w:val="1"/>
-                <w:color w:val="666666"/>
                 <w:rtl w:val="0"/>
               </w:rPr>
               <w:t xml:space="preserve">[Mentor fills feedback here]</w:t>
@@ -11655,6 +11506,9 @@
         <w:rPr/>
       </w:pPr>
       <w:r>
+        <w:br w:type="page"/>
+      </w:r>
+      <w:r>
         <w:rPr>
           <w:rtl w:val="0"/>
         </w:rPr>
@@ -11673,7 +11527,7 @@
           <w:szCs w:val="26"/>
           <w:rtl w:val="0"/>
         </w:rPr>
-        <w:t xml:space="preserve">WEEK 2 — MENTOR MEETING LOG</w:t>
+        <w:t xml:space="preserve">WEEK 2   MENTOR MEETING LOG</w:t>
       </w:r>
       <w:r>
         <w:rPr>
@@ -11707,7 +11561,7 @@
     </w:p>
     <w:tbl>
       <w:tblPr>
-        <w:tblStyle w:val="Table18"/>
+        <w:tblStyle w:val="Table17"/>
         <w:tblW w:w="9020.0" w:type="dxa"/>
         <w:jc w:val="left"/>
         <w:tblBorders>
@@ -11795,12 +11649,11 @@
               <w:rPr>
                 <w:i w:val="1"/>
                 <w:iCs w:val="1"/>
-                <w:color w:val="444444"/>
                 <w:sz w:val="22"/>
                 <w:szCs w:val="22"/>
                 <w:rtl w:val="0"/>
               </w:rPr>
-              <w:t xml:space="preserve">[DD/MM/YYYY]</w:t>
+              <w:t xml:space="preserve">[12/06/2026]</w:t>
             </w:r>
             <w:r>
               <w:rPr>
@@ -11874,12 +11727,11 @@
               <w:rPr>
                 <w:i w:val="1"/>
                 <w:iCs w:val="1"/>
-                <w:color w:val="444444"/>
                 <w:sz w:val="22"/>
                 <w:szCs w:val="22"/>
                 <w:rtl w:val="0"/>
               </w:rPr>
-              <w:t xml:space="preserve">Google Meet / Zoom / WhatsApp / Other</w:t>
+              <w:t xml:space="preserve">Google Meet </w:t>
             </w:r>
             <w:r>
               <w:rPr>
@@ -11953,12 +11805,11 @@
               <w:rPr>
                 <w:i w:val="1"/>
                 <w:iCs w:val="1"/>
-                <w:color w:val="444444"/>
                 <w:sz w:val="22"/>
                 <w:szCs w:val="22"/>
                 <w:rtl w:val="0"/>
               </w:rPr>
-              <w:t xml:space="preserve">[HH:MM — HH:MM]</w:t>
+              <w:t xml:space="preserve">[1:00-2:00]</w:t>
             </w:r>
             <w:r>
               <w:rPr>
@@ -12028,17 +11879,30 @@
             <w:pPr>
               <w:rPr/>
             </w:pPr>
-            <w:r>
+            <w:hyperlink r:id="rId15">
+              <w:r>
+                <w:rPr>
+                  <w:u w:val="single"/>
+                  <w:rtl w:val="0"/>
+                </w:rPr>
+                <w:t xml:space="preserve">https://github.com/HexCorp-HexTech/PathWise</w:t>
+              </w:r>
+            </w:hyperlink>
+            <w:r>
+              <w:rPr>
+                <w:rtl w:val="0"/>
+              </w:rPr>
+            </w:r>
+          </w:p>
+          <w:p>
+            <w:pPr>
               <w:rPr>
                 <w:i w:val="1"/>
                 <w:iCs w:val="1"/>
-                <w:color w:val="444444"/>
                 <w:sz w:val="22"/>
                 <w:szCs w:val="22"/>
-                <w:rtl w:val="0"/>
-              </w:rPr>
-              <w:t xml:space="preserve">https://github.com/[repo]/commit/[hash]</w:t>
-            </w:r>
+              </w:rPr>
+            </w:pPr>
             <w:r>
               <w:rPr>
                 <w:rtl w:val="0"/>
@@ -12089,7 +11953,7 @@
     </w:p>
     <w:tbl>
       <w:tblPr>
-        <w:tblStyle w:val="Table19"/>
+        <w:tblStyle w:val="Table18"/>
         <w:tblW w:w="9020.0" w:type="dxa"/>
         <w:jc w:val="left"/>
         <w:tblBorders>
@@ -12307,7 +12171,7 @@
                 <w:szCs w:val="20"/>
                 <w:rtl w:val="0"/>
               </w:rPr>
-              <w:t xml:space="preserve">Member 1 — [Name]</w:t>
+              <w:t xml:space="preserve">Member 1   Vedant Dusane</w:t>
             </w:r>
             <w:r>
               <w:rPr>
@@ -12334,21 +12198,20 @@
           </w:tcPr>
           <w:p>
             <w:pPr>
-              <w:jc w:val="center"/>
-              <w:rPr/>
-            </w:pPr>
-            <w:r>
-              <w:rPr>
-                <w:sz w:val="20"/>
-                <w:szCs w:val="20"/>
-                <w:rtl w:val="0"/>
-              </w:rPr>
-              <w:t xml:space="preserve">[Role]</w:t>
-            </w:r>
-            <w:r>
-              <w:rPr>
-                <w:rtl w:val="0"/>
-              </w:rPr>
+              <w:spacing w:after="60" w:lineRule="auto"/>
+              <w:jc w:val="center"/>
+              <w:rPr>
+                <w:sz w:val="20"/>
+                <w:szCs w:val="20"/>
+              </w:rPr>
+            </w:pPr>
+            <w:r>
+              <w:rPr>
+                <w:sz w:val="20"/>
+                <w:szCs w:val="20"/>
+                <w:rtl w:val="0"/>
+              </w:rPr>
+              <w:t xml:space="preserve">Frontend &amp; UI Developer, Team Lead &amp; GitHub Setup</w:t>
             </w:r>
           </w:p>
         </w:tc>
@@ -12379,7 +12242,7 @@
                 <w:szCs w:val="20"/>
                 <w:rtl w:val="0"/>
               </w:rPr>
-              <w:t xml:space="preserve">Yes / No</w:t>
+              <w:t xml:space="preserve">Yes </w:t>
             </w:r>
             <w:r>
               <w:rPr>
@@ -12415,7 +12278,7 @@
                 <w:szCs w:val="20"/>
                 <w:rtl w:val="0"/>
               </w:rPr>
-              <w:t xml:space="preserve">—</w:t>
+              <w:t xml:space="preserve"> </w:t>
             </w:r>
             <w:r>
               <w:rPr>
@@ -12457,7 +12320,7 @@
                 <w:szCs w:val="20"/>
                 <w:rtl w:val="0"/>
               </w:rPr>
-              <w:t xml:space="preserve">Member 2 — [Name]</w:t>
+              <w:t xml:space="preserve">Member 2   Sumit Ghavri</w:t>
             </w:r>
             <w:r>
               <w:rPr>
@@ -12485,20 +12348,18 @@
           <w:p>
             <w:pPr>
               <w:jc w:val="center"/>
-              <w:rPr/>
-            </w:pPr>
-            <w:r>
-              <w:rPr>
-                <w:sz w:val="20"/>
-                <w:szCs w:val="20"/>
-                <w:rtl w:val="0"/>
-              </w:rPr>
-              <w:t xml:space="preserve">[Role]</w:t>
-            </w:r>
-            <w:r>
-              <w:rPr>
-                <w:rtl w:val="0"/>
-              </w:rPr>
+              <w:rPr>
+                <w:sz w:val="20"/>
+                <w:szCs w:val="20"/>
+              </w:rPr>
+            </w:pPr>
+            <w:r>
+              <w:rPr>
+                <w:sz w:val="20"/>
+                <w:szCs w:val="20"/>
+                <w:rtl w:val="0"/>
+              </w:rPr>
+              <w:t xml:space="preserve">Database &amp; System Architect</w:t>
             </w:r>
           </w:p>
         </w:tc>
@@ -12529,7 +12390,7 @@
                 <w:szCs w:val="20"/>
                 <w:rtl w:val="0"/>
               </w:rPr>
-              <w:t xml:space="preserve">Yes / No</w:t>
+              <w:t xml:space="preserve">Yes</w:t>
             </w:r>
             <w:r>
               <w:rPr>
@@ -12565,7 +12426,7 @@
                 <w:szCs w:val="20"/>
                 <w:rtl w:val="0"/>
               </w:rPr>
-              <w:t xml:space="preserve">—</w:t>
+              <w:t xml:space="preserve"> </w:t>
             </w:r>
             <w:r>
               <w:rPr>
@@ -12607,7 +12468,7 @@
                 <w:szCs w:val="20"/>
                 <w:rtl w:val="0"/>
               </w:rPr>
-              <w:t xml:space="preserve">Member 3 — [Name]</w:t>
+              <w:t xml:space="preserve">Member 3   Saqlain Abidi</w:t>
             </w:r>
             <w:r>
               <w:rPr>
@@ -12634,16 +12495,20 @@
           </w:tcPr>
           <w:p>
             <w:pPr>
-              <w:jc w:val="center"/>
-              <w:rPr/>
-            </w:pPr>
-            <w:r>
-              <w:rPr>
-                <w:sz w:val="20"/>
-                <w:szCs w:val="20"/>
-                <w:rtl w:val="0"/>
-              </w:rPr>
-              <w:t xml:space="preserve">[Role]</w:t>
+              <w:spacing w:after="60" w:lineRule="auto"/>
+              <w:jc w:val="center"/>
+              <w:rPr>
+                <w:sz w:val="16"/>
+                <w:szCs w:val="16"/>
+              </w:rPr>
+            </w:pPr>
+            <w:r>
+              <w:rPr>
+                <w:sz w:val="20"/>
+                <w:szCs w:val="20"/>
+                <w:rtl w:val="0"/>
+              </w:rPr>
+              <w:t xml:space="preserve">Backend Developer, Systems Integration &amp; Research</w:t>
             </w:r>
             <w:r>
               <w:rPr>
@@ -12679,7 +12544,7 @@
                 <w:szCs w:val="20"/>
                 <w:rtl w:val="0"/>
               </w:rPr>
-              <w:t xml:space="preserve">Yes / No</w:t>
+              <w:t xml:space="preserve">Yes</w:t>
             </w:r>
             <w:r>
               <w:rPr>
@@ -12715,7 +12580,7 @@
                 <w:szCs w:val="20"/>
                 <w:rtl w:val="0"/>
               </w:rPr>
-              <w:t xml:space="preserve">—</w:t>
+              <w:t xml:space="preserve"> </w:t>
             </w:r>
             <w:r>
               <w:rPr>
@@ -12757,7 +12622,7 @@
                 <w:szCs w:val="20"/>
                 <w:rtl w:val="0"/>
               </w:rPr>
-              <w:t xml:space="preserve">Member 4 — [Name]</w:t>
+              <w:t xml:space="preserve">Member 4   Arnav Kumar </w:t>
             </w:r>
             <w:r>
               <w:rPr>
@@ -12784,16 +12649,20 @@
           </w:tcPr>
           <w:p>
             <w:pPr>
-              <w:jc w:val="center"/>
-              <w:rPr/>
-            </w:pPr>
-            <w:r>
-              <w:rPr>
-                <w:sz w:val="20"/>
-                <w:szCs w:val="20"/>
-                <w:rtl w:val="0"/>
-              </w:rPr>
-              <w:t xml:space="preserve">[Role]</w:t>
+              <w:spacing w:after="60" w:lineRule="auto"/>
+              <w:jc w:val="center"/>
+              <w:rPr>
+                <w:sz w:val="16"/>
+                <w:szCs w:val="16"/>
+              </w:rPr>
+            </w:pPr>
+            <w:r>
+              <w:rPr>
+                <w:sz w:val="20"/>
+                <w:szCs w:val="20"/>
+                <w:rtl w:val="0"/>
+              </w:rPr>
+              <w:t xml:space="preserve">Research, Literature Survey &amp; AI Integration</w:t>
             </w:r>
             <w:r>
               <w:rPr>
@@ -12829,7 +12698,7 @@
                 <w:szCs w:val="20"/>
                 <w:rtl w:val="0"/>
               </w:rPr>
-              <w:t xml:space="preserve">Yes / No</w:t>
+              <w:t xml:space="preserve">Yes</w:t>
             </w:r>
             <w:r>
               <w:rPr>
@@ -12865,7 +12734,7 @@
                 <w:szCs w:val="20"/>
                 <w:rtl w:val="0"/>
               </w:rPr>
-              <w:t xml:space="preserve">—</w:t>
+              <w:t xml:space="preserve"> </w:t>
             </w:r>
             <w:r>
               <w:rPr>
@@ -12898,6 +12767,106 @@
           <w:rtl w:val="0"/>
         </w:rPr>
         <w:t xml:space="preserve">KEY DISCUSSION POINTS</w:t>
+      </w:r>
+      <w:r>
+        <w:rPr>
+          <w:rtl w:val="0"/>
+        </w:rPr>
+      </w:r>
+    </w:p>
+    <w:p>
+      <w:pPr>
+        <w:numPr>
+          <w:ilvl w:val="0"/>
+          <w:numId w:val="4"/>
+        </w:numPr>
+        <w:spacing w:after="0" w:afterAutospacing="0" w:line="360" w:lineRule="auto"/>
+        <w:ind w:left="720" w:hanging="360"/>
+        <w:jc w:val="both"/>
+        <w:rPr/>
+      </w:pPr>
+      <w:r>
+        <w:rPr>
+          <w:i w:val="1"/>
+          <w:iCs w:val="1"/>
+          <w:rtl w:val="0"/>
+        </w:rPr>
+        <w:t xml:space="preserve">Discussed on the Algorithm being used</w:t>
+      </w:r>
+    </w:p>
+    <w:p>
+      <w:pPr>
+        <w:numPr>
+          <w:ilvl w:val="0"/>
+          <w:numId w:val="4"/>
+        </w:numPr>
+        <w:spacing w:after="0" w:afterAutospacing="0" w:line="360" w:lineRule="auto"/>
+        <w:ind w:left="720" w:hanging="360"/>
+        <w:jc w:val="both"/>
+        <w:rPr>
+          <w:i w:val="1"/>
+          <w:iCs w:val="1"/>
+        </w:rPr>
+      </w:pPr>
+      <w:r>
+        <w:rPr>
+          <w:i w:val="1"/>
+          <w:iCs w:val="1"/>
+          <w:rtl w:val="0"/>
+        </w:rPr>
+        <w:t xml:space="preserve">Showed the working  development</w:t>
+      </w:r>
+    </w:p>
+    <w:p>
+      <w:pPr>
+        <w:numPr>
+          <w:ilvl w:val="0"/>
+          <w:numId w:val="4"/>
+        </w:numPr>
+        <w:spacing w:after="120" w:line="360" w:lineRule="auto"/>
+        <w:ind w:left="720" w:hanging="360"/>
+        <w:jc w:val="both"/>
+        <w:rPr>
+          <w:i w:val="1"/>
+          <w:iCs w:val="1"/>
+        </w:rPr>
+      </w:pPr>
+      <w:r>
+        <w:rPr>
+          <w:i w:val="1"/>
+          <w:iCs w:val="1"/>
+          <w:rtl w:val="0"/>
+        </w:rPr>
+        <w:t xml:space="preserve">Demo of student client login was shown</w:t>
+      </w:r>
+      <w:r>
+        <w:rPr>
+          <w:rtl w:val="0"/>
+        </w:rPr>
+      </w:r>
+    </w:p>
+    <w:p>
+      <w:pPr>
+        <w:rPr/>
+      </w:pPr>
+      <w:r>
+        <w:rPr>
+          <w:rtl w:val="0"/>
+        </w:rPr>
+      </w:r>
+    </w:p>
+    <w:p>
+      <w:pPr>
+        <w:spacing w:after="120" w:before="240" w:lineRule="auto"/>
+        <w:rPr/>
+      </w:pPr>
+      <w:r>
+        <w:rPr>
+          <w:b w:val="1"/>
+          <w:bCs w:val="1"/>
+          <w:rtl w:val="0"/>
+        </w:rPr>
+        <w:t xml:space="preserve">MENTOR FEEDBACK</w:t>
       </w:r>
       <w:r>
         <w:rPr>
@@ -12916,76 +12885,10 @@
         <w:rPr>
           <w:i w:val="1"/>
           <w:iCs w:val="1"/>
-          <w:color w:val="666666"/>
-          <w:rtl w:val="0"/>
-        </w:rPr>
-        <w:t xml:space="preserve">[Bullet-point summary of what was discussed in this meeting]</w:t>
-      </w:r>
-      <w:r>
-        <w:rPr>
-          <w:rtl w:val="0"/>
-        </w:rPr>
-      </w:r>
-    </w:p>
-    <w:p>
-      <w:pPr>
-        <w:spacing w:before="80" w:lineRule="auto"/>
-        <w:rPr/>
-      </w:pPr>
-      <w:r>
-        <w:rPr>
-          <w:sz w:val="22"/>
-          <w:szCs w:val="22"/>
-          <w:rtl w:val="0"/>
-        </w:rPr>
-        <w:t xml:space="preserve">•  [Point 1]</w:t>
-      </w:r>
-      <w:r>
-        <w:rPr>
-          <w:rtl w:val="0"/>
-        </w:rPr>
-      </w:r>
-    </w:p>
-    <w:p>
-      <w:pPr>
-        <w:rPr/>
-      </w:pPr>
-      <w:r>
-        <w:rPr>
-          <w:sz w:val="22"/>
-          <w:szCs w:val="22"/>
-          <w:rtl w:val="0"/>
-        </w:rPr>
-        <w:t xml:space="preserve">•  [Point 2]</w:t>
-      </w:r>
-      <w:r>
-        <w:rPr>
-          <w:rtl w:val="0"/>
-        </w:rPr>
-      </w:r>
-    </w:p>
-    <w:p>
-      <w:pPr>
-        <w:rPr/>
-      </w:pPr>
-      <w:r>
-        <w:rPr>
-          <w:sz w:val="22"/>
-          <w:szCs w:val="22"/>
-          <w:rtl w:val="0"/>
-        </w:rPr>
-        <w:t xml:space="preserve">•  [Point 3]</w:t>
-      </w:r>
-      <w:r>
-        <w:rPr>
-          <w:rtl w:val="0"/>
-        </w:rPr>
-      </w:r>
-    </w:p>
-    <w:p>
-      <w:pPr>
-        <w:rPr/>
-      </w:pPr>
+          <w:rtl w:val="0"/>
+        </w:rPr>
+        <w:t xml:space="preserve">Good work, can remove few bugs and must work for deploy </w:t>
+      </w:r>
       <w:r>
         <w:rPr>
           <w:rtl w:val="0"/>
@@ -12995,47 +12898,10 @@
     <w:p>
       <w:pPr>
         <w:spacing w:after="120" w:before="240" w:lineRule="auto"/>
-        <w:rPr/>
-      </w:pPr>
-      <w:r>
         <w:rPr>
           <w:b w:val="1"/>
           <w:bCs w:val="1"/>
-          <w:rtl w:val="0"/>
-        </w:rPr>
-        <w:t xml:space="preserve">MENTOR FEEDBACK</w:t>
-      </w:r>
-      <w:r>
-        <w:rPr>
-          <w:rtl w:val="0"/>
-        </w:rPr>
-      </w:r>
-    </w:p>
-    <w:p>
-      <w:pPr>
-        <w:spacing w:after="120" w:line="360" w:lineRule="auto"/>
-        <w:ind w:firstLine="288"/>
-        <w:jc w:val="both"/>
-        <w:rPr/>
-      </w:pPr>
-      <w:r>
-        <w:rPr>
-          <w:i w:val="1"/>
-          <w:iCs w:val="1"/>
-          <w:color w:val="666666"/>
-          <w:rtl w:val="0"/>
-        </w:rPr>
-        <w:t xml:space="preserve">[Summarise the feedback, suggestions, and direction given by the mentor this week]</w:t>
-      </w:r>
-      <w:r>
-        <w:rPr>
-          <w:rtl w:val="0"/>
-        </w:rPr>
-      </w:r>
-    </w:p>
-    <w:p>
-      <w:pPr>
-        <w:rPr/>
+        </w:rPr>
       </w:pPr>
       <w:r>
         <w:rPr>
@@ -13046,12 +12912,40 @@
     <w:p>
       <w:pPr>
         <w:spacing w:after="120" w:before="240" w:lineRule="auto"/>
-        <w:rPr/>
-      </w:pPr>
-      <w:r>
         <w:rPr>
           <w:b w:val="1"/>
           <w:bCs w:val="1"/>
+        </w:rPr>
+      </w:pPr>
+      <w:r>
+        <w:rPr>
+          <w:rtl w:val="0"/>
+        </w:rPr>
+      </w:r>
+    </w:p>
+    <w:p>
+      <w:pPr>
+        <w:spacing w:after="120" w:before="240" w:lineRule="auto"/>
+        <w:rPr>
+          <w:b w:val="1"/>
+          <w:bCs w:val="1"/>
+        </w:rPr>
+      </w:pPr>
+      <w:r>
+        <w:rPr>
+          <w:rtl w:val="0"/>
+        </w:rPr>
+      </w:r>
+    </w:p>
+    <w:p>
+      <w:pPr>
+        <w:spacing w:after="120" w:before="240" w:lineRule="auto"/>
+        <w:rPr/>
+      </w:pPr>
+      <w:r>
+        <w:rPr>
+          <w:b w:val="1"/>
+          <w:bCs w:val="1"/>
           <w:rtl w:val="0"/>
         </w:rPr>
         <w:t xml:space="preserve">MENTOR MEETING SCREENSHOT</w:t>
@@ -13074,7 +12968,7 @@
     </w:p>
     <w:tbl>
       <w:tblPr>
-        <w:tblStyle w:val="Table20"/>
+        <w:tblStyle w:val="Table19"/>
         <w:tblW w:w="9020.0" w:type="dxa"/>
         <w:jc w:val="left"/>
         <w:tblBorders>
@@ -13126,12 +13020,41 @@
               <w:rPr>
                 <w:i w:val="1"/>
                 <w:iCs w:val="1"/>
-                <w:color w:val="aaaaaa"/>
                 <w:sz w:val="22"/>
                 <w:szCs w:val="22"/>
-                <w:rtl w:val="0"/>
-              </w:rPr>
-              <w:t xml:space="preserve">[ Insert Screenshot Here ]</w:t>
+              </w:rPr>
+              <w:drawing>
+                <wp:inline distB="114300" distT="114300" distL="114300" distR="114300">
+                  <wp:extent cx="5476875" cy="2311400"/>
+                  <wp:effectExtent b="0" l="0" r="0" t="0"/>
+                  <wp:docPr id="13" name="image10.png"/>
+                  <a:graphic>
+                    <a:graphicData uri="http://schemas.openxmlformats.org/drawingml/2006/picture">
+                      <pic:pic>
+                        <pic:nvPicPr>
+                          <pic:cNvPr id="0" name="image10.png"/>
+                          <pic:cNvPicPr preferRelativeResize="0"/>
+                        </pic:nvPicPr>
+                        <pic:blipFill>
+                          <a:blip r:embed="rId16"/>
+                          <a:srcRect b="0" l="0" r="0" t="0"/>
+                          <a:stretch>
+                            <a:fillRect/>
+                          </a:stretch>
+                        </pic:blipFill>
+                        <pic:spPr>
+                          <a:xfrm>
+                            <a:off x="0" y="0"/>
+                            <a:ext cx="5476875" cy="2311400"/>
+                          </a:xfrm>
+                          <a:prstGeom prst="rect"/>
+                          <a:ln/>
+                        </pic:spPr>
+                      </pic:pic>
+                    </a:graphicData>
+                  </a:graphic>
+                </wp:inline>
+              </w:drawing>
             </w:r>
             <w:r>
               <w:rPr>
@@ -13147,12 +13070,11 @@
             </w:pPr>
             <w:r>
               <w:rPr>
-                <w:color w:val="666666"/>
-                <w:sz w:val="20"/>
-                <w:szCs w:val="20"/>
-                <w:rtl w:val="0"/>
-              </w:rPr>
-              <w:t xml:space="preserve">Figure M2.1 — Week 2 Mentor Meeting Screenshot</w:t>
+                <w:sz w:val="20"/>
+                <w:szCs w:val="20"/>
+                <w:rtl w:val="0"/>
+              </w:rPr>
+              <w:t xml:space="preserve">Figure M2.1   Week 2 Mentor Meeting Screenshot</w:t>
             </w:r>
             <w:r>
               <w:rPr>
@@ -13204,7 +13126,7 @@
     </w:p>
     <w:tbl>
       <w:tblPr>
-        <w:tblStyle w:val="Table21"/>
+        <w:tblStyle w:val="Table20"/>
         <w:tblW w:w="9020.0" w:type="dxa"/>
         <w:jc w:val="left"/>
         <w:tblBorders>
@@ -13342,7 +13264,6 @@
               <w:rPr>
                 <w:i w:val="1"/>
                 <w:iCs w:val="1"/>
-                <w:color w:val="666666"/>
                 <w:rtl w:val="0"/>
               </w:rPr>
               <w:t xml:space="preserve">[Mentor fills feedback here]</w:t>
@@ -13506,6 +13427,23 @@
         <w:rPr/>
       </w:pPr>
       <w:r>
+        <w:br w:type="page"/>
+      </w:r>
+      <w:r>
+        <w:rPr>
+          <w:rtl w:val="0"/>
+        </w:rPr>
+      </w:r>
+    </w:p>
+    <w:p>
+      <w:pPr>
+        <w:pBdr>
+          <w:bottom w:color="999999" w:space="1" w:sz="4" w:val="single"/>
+        </w:pBdr>
+        <w:spacing w:after="120" w:before="120" w:lineRule="auto"/>
+        <w:rPr/>
+      </w:pPr>
+      <w:r>
         <w:rPr>
           <w:rtl w:val="0"/>
         </w:rPr>
@@ -13524,7 +13462,7 @@
           <w:szCs w:val="26"/>
           <w:rtl w:val="0"/>
         </w:rPr>
-        <w:t xml:space="preserve">WEEK 3 — MENTOR MEETING LOG</w:t>
+        <w:t xml:space="preserve">WEEK 3   MENTOR MEETING LOG</w:t>
       </w:r>
       <w:r>
         <w:rPr>
@@ -13558,7 +13496,7 @@
     </w:p>
     <w:tbl>
       <w:tblPr>
-        <w:tblStyle w:val="Table22"/>
+        <w:tblStyle w:val="Table21"/>
         <w:tblW w:w="9020.0" w:type="dxa"/>
         <w:jc w:val="left"/>
         <w:tblBorders>
@@ -13646,12 +13584,11 @@
               <w:rPr>
                 <w:i w:val="1"/>
                 <w:iCs w:val="1"/>
-                <w:color w:val="444444"/>
                 <w:sz w:val="22"/>
                 <w:szCs w:val="22"/>
                 <w:rtl w:val="0"/>
               </w:rPr>
-              <w:t xml:space="preserve">[DD/MM/YYYY]</w:t>
+              <w:t xml:space="preserve">[19/06/2026]</w:t>
             </w:r>
             <w:r>
               <w:rPr>
@@ -13725,12 +13662,11 @@
               <w:rPr>
                 <w:i w:val="1"/>
                 <w:iCs w:val="1"/>
-                <w:color w:val="444444"/>
                 <w:sz w:val="22"/>
                 <w:szCs w:val="22"/>
                 <w:rtl w:val="0"/>
               </w:rPr>
-              <w:t xml:space="preserve">Google Meet / Zoom / WhatsApp / Other</w:t>
+              <w:t xml:space="preserve">Google Meet </w:t>
             </w:r>
             <w:r>
               <w:rPr>
@@ -13804,12 +13740,11 @@
               <w:rPr>
                 <w:i w:val="1"/>
                 <w:iCs w:val="1"/>
-                <w:color w:val="444444"/>
                 <w:sz w:val="22"/>
                 <w:szCs w:val="22"/>
                 <w:rtl w:val="0"/>
               </w:rPr>
-              <w:t xml:space="preserve">[HH:MM — HH:MM]</w:t>
+              <w:t xml:space="preserve">[1:30   2:30]</w:t>
             </w:r>
             <w:r>
               <w:rPr>
@@ -13877,19 +13812,35 @@
           </w:tcPr>
           <w:p>
             <w:pPr>
-              <w:rPr/>
-            </w:pPr>
-            <w:r>
+              <w:spacing w:line="288" w:lineRule="auto"/>
+              <w:rPr>
+                <w:u w:val="single"/>
+              </w:rPr>
+            </w:pPr>
+            <w:hyperlink r:id="rId17">
+              <w:r>
+                <w:rPr>
+                  <w:u w:val="single"/>
+                  <w:rtl w:val="0"/>
+                </w:rPr>
+                <w:t xml:space="preserve">https://github.com/HexCorp-HexTech/PathWise</w:t>
+              </w:r>
+            </w:hyperlink>
+            <w:r>
+              <w:rPr>
+                <w:rtl w:val="0"/>
+              </w:rPr>
+            </w:r>
+          </w:p>
+          <w:p>
+            <w:pPr>
               <w:rPr>
                 <w:i w:val="1"/>
                 <w:iCs w:val="1"/>
-                <w:color w:val="444444"/>
                 <w:sz w:val="22"/>
                 <w:szCs w:val="22"/>
-                <w:rtl w:val="0"/>
-              </w:rPr>
-              <w:t xml:space="preserve">https://github.com/[repo]/commit/[hash]</w:t>
-            </w:r>
+              </w:rPr>
+            </w:pPr>
             <w:r>
               <w:rPr>
                 <w:rtl w:val="0"/>
@@ -13940,7 +13891,7 @@
     </w:p>
     <w:tbl>
       <w:tblPr>
-        <w:tblStyle w:val="Table23"/>
+        <w:tblStyle w:val="Table22"/>
         <w:tblW w:w="9020.0" w:type="dxa"/>
         <w:jc w:val="left"/>
         <w:tblBorders>
@@ -14158,7 +14109,7 @@
                 <w:szCs w:val="20"/>
                 <w:rtl w:val="0"/>
               </w:rPr>
-              <w:t xml:space="preserve">Member 1 — [Name]</w:t>
+              <w:t xml:space="preserve">Member 1   Vedant Dusane</w:t>
             </w:r>
             <w:r>
               <w:rPr>
@@ -14185,21 +14136,20 @@
           </w:tcPr>
           <w:p>
             <w:pPr>
-              <w:jc w:val="center"/>
-              <w:rPr/>
-            </w:pPr>
-            <w:r>
-              <w:rPr>
-                <w:sz w:val="20"/>
-                <w:szCs w:val="20"/>
-                <w:rtl w:val="0"/>
-              </w:rPr>
-              <w:t xml:space="preserve">[Role]</w:t>
-            </w:r>
-            <w:r>
-              <w:rPr>
-                <w:rtl w:val="0"/>
-              </w:rPr>
+              <w:spacing w:after="60" w:lineRule="auto"/>
+              <w:jc w:val="center"/>
+              <w:rPr>
+                <w:sz w:val="20"/>
+                <w:szCs w:val="20"/>
+              </w:rPr>
+            </w:pPr>
+            <w:r>
+              <w:rPr>
+                <w:sz w:val="20"/>
+                <w:szCs w:val="20"/>
+                <w:rtl w:val="0"/>
+              </w:rPr>
+              <w:t xml:space="preserve">Frontend &amp; UI Developer, Team Lead &amp; GitHub Setup</w:t>
             </w:r>
           </w:p>
         </w:tc>
@@ -14230,7 +14180,7 @@
                 <w:szCs w:val="20"/>
                 <w:rtl w:val="0"/>
               </w:rPr>
-              <w:t xml:space="preserve">Yes / No</w:t>
+              <w:t xml:space="preserve">Yes </w:t>
             </w:r>
             <w:r>
               <w:rPr>
@@ -14266,7 +14216,7 @@
                 <w:szCs w:val="20"/>
                 <w:rtl w:val="0"/>
               </w:rPr>
-              <w:t xml:space="preserve">—</w:t>
+              <w:t xml:space="preserve"> </w:t>
             </w:r>
             <w:r>
               <w:rPr>
@@ -14308,7 +14258,7 @@
                 <w:szCs w:val="20"/>
                 <w:rtl w:val="0"/>
               </w:rPr>
-              <w:t xml:space="preserve">Member 2 — [Name]</w:t>
+              <w:t xml:space="preserve">Member 2   Sumit Ghavri</w:t>
             </w:r>
             <w:r>
               <w:rPr>
@@ -14336,20 +14286,18 @@
           <w:p>
             <w:pPr>
               <w:jc w:val="center"/>
-              <w:rPr/>
-            </w:pPr>
-            <w:r>
-              <w:rPr>
-                <w:sz w:val="20"/>
-                <w:szCs w:val="20"/>
-                <w:rtl w:val="0"/>
-              </w:rPr>
-              <w:t xml:space="preserve">[Role]</w:t>
-            </w:r>
-            <w:r>
-              <w:rPr>
-                <w:rtl w:val="0"/>
-              </w:rPr>
+              <w:rPr>
+                <w:sz w:val="20"/>
+                <w:szCs w:val="20"/>
+              </w:rPr>
+            </w:pPr>
+            <w:r>
+              <w:rPr>
+                <w:sz w:val="20"/>
+                <w:szCs w:val="20"/>
+                <w:rtl w:val="0"/>
+              </w:rPr>
+              <w:t xml:space="preserve">Database &amp; System Architect</w:t>
             </w:r>
           </w:p>
         </w:tc>
@@ -14380,7 +14328,7 @@
                 <w:szCs w:val="20"/>
                 <w:rtl w:val="0"/>
               </w:rPr>
-              <w:t xml:space="preserve">Yes / No</w:t>
+              <w:t xml:space="preserve">Yes</w:t>
             </w:r>
             <w:r>
               <w:rPr>
@@ -14416,7 +14364,7 @@
                 <w:szCs w:val="20"/>
                 <w:rtl w:val="0"/>
               </w:rPr>
-              <w:t xml:space="preserve">—</w:t>
+              <w:t xml:space="preserve"> </w:t>
             </w:r>
             <w:r>
               <w:rPr>
@@ -14458,7 +14406,7 @@
                 <w:szCs w:val="20"/>
                 <w:rtl w:val="0"/>
               </w:rPr>
-              <w:t xml:space="preserve">Member 3 — [Name]</w:t>
+              <w:t xml:space="preserve">Member 3   Saqlain Abidi</w:t>
             </w:r>
             <w:r>
               <w:rPr>
@@ -14485,16 +14433,20 @@
           </w:tcPr>
           <w:p>
             <w:pPr>
-              <w:jc w:val="center"/>
-              <w:rPr/>
-            </w:pPr>
-            <w:r>
-              <w:rPr>
-                <w:sz w:val="20"/>
-                <w:szCs w:val="20"/>
-                <w:rtl w:val="0"/>
-              </w:rPr>
-              <w:t xml:space="preserve">[Role]</w:t>
+              <w:spacing w:after="60" w:lineRule="auto"/>
+              <w:jc w:val="center"/>
+              <w:rPr>
+                <w:sz w:val="16"/>
+                <w:szCs w:val="16"/>
+              </w:rPr>
+            </w:pPr>
+            <w:r>
+              <w:rPr>
+                <w:sz w:val="20"/>
+                <w:szCs w:val="20"/>
+                <w:rtl w:val="0"/>
+              </w:rPr>
+              <w:t xml:space="preserve">Backend Developer, Systems Integration &amp; Research</w:t>
             </w:r>
             <w:r>
               <w:rPr>
@@ -14530,7 +14482,7 @@
                 <w:szCs w:val="20"/>
                 <w:rtl w:val="0"/>
               </w:rPr>
-              <w:t xml:space="preserve">Yes / No</w:t>
+              <w:t xml:space="preserve">Yes</w:t>
             </w:r>
             <w:r>
               <w:rPr>
@@ -14566,7 +14518,7 @@
                 <w:szCs w:val="20"/>
                 <w:rtl w:val="0"/>
               </w:rPr>
-              <w:t xml:space="preserve">—</w:t>
+              <w:t xml:space="preserve"> </w:t>
             </w:r>
             <w:r>
               <w:rPr>
@@ -14608,7 +14560,7 @@
                 <w:szCs w:val="20"/>
                 <w:rtl w:val="0"/>
               </w:rPr>
-              <w:t xml:space="preserve">Member 4 — [Name]</w:t>
+              <w:t xml:space="preserve">Member 4   Arnav Kumar </w:t>
             </w:r>
             <w:r>
               <w:rPr>
@@ -14635,16 +14587,20 @@
           </w:tcPr>
           <w:p>
             <w:pPr>
-              <w:jc w:val="center"/>
-              <w:rPr/>
-            </w:pPr>
-            <w:r>
-              <w:rPr>
-                <w:sz w:val="20"/>
-                <w:szCs w:val="20"/>
-                <w:rtl w:val="0"/>
-              </w:rPr>
-              <w:t xml:space="preserve">[Role]</w:t>
+              <w:spacing w:after="60" w:lineRule="auto"/>
+              <w:jc w:val="center"/>
+              <w:rPr>
+                <w:sz w:val="16"/>
+                <w:szCs w:val="16"/>
+              </w:rPr>
+            </w:pPr>
+            <w:r>
+              <w:rPr>
+                <w:sz w:val="20"/>
+                <w:szCs w:val="20"/>
+                <w:rtl w:val="0"/>
+              </w:rPr>
+              <w:t xml:space="preserve">Research, Literature Survey &amp; AI Integration</w:t>
             </w:r>
             <w:r>
               <w:rPr>
@@ -14680,7 +14636,7 @@
                 <w:szCs w:val="20"/>
                 <w:rtl w:val="0"/>
               </w:rPr>
-              <w:t xml:space="preserve">Yes / No</w:t>
+              <w:t xml:space="preserve">Yes</w:t>
             </w:r>
             <w:r>
               <w:rPr>
@@ -14716,7 +14672,7 @@
                 <w:szCs w:val="20"/>
                 <w:rtl w:val="0"/>
               </w:rPr>
-              <w:t xml:space="preserve">—</w:t>
+              <w:t xml:space="preserve"> </w:t>
             </w:r>
             <w:r>
               <w:rPr>
@@ -14749,6 +14705,106 @@
           <w:rtl w:val="0"/>
         </w:rPr>
         <w:t xml:space="preserve">KEY DISCUSSION POINTS</w:t>
+      </w:r>
+      <w:r>
+        <w:rPr>
+          <w:rtl w:val="0"/>
+        </w:rPr>
+      </w:r>
+    </w:p>
+    <w:p>
+      <w:pPr>
+        <w:numPr>
+          <w:ilvl w:val="0"/>
+          <w:numId w:val="5"/>
+        </w:numPr>
+        <w:spacing w:after="0" w:afterAutospacing="0" w:before="240" w:lineRule="auto"/>
+        <w:ind w:left="720" w:hanging="360"/>
+        <w:rPr>
+          <w:sz w:val="20"/>
+          <w:szCs w:val="20"/>
+        </w:rPr>
+      </w:pPr>
+      <w:r>
+        <w:rPr>
+          <w:sz w:val="20"/>
+          <w:szCs w:val="20"/>
+          <w:rtl w:val="0"/>
+        </w:rPr>
+        <w:t xml:space="preserve">Proper development finish</w:t>
+      </w:r>
+    </w:p>
+    <w:p>
+      <w:pPr>
+        <w:numPr>
+          <w:ilvl w:val="0"/>
+          <w:numId w:val="5"/>
+        </w:numPr>
+        <w:spacing w:after="0" w:afterAutospacing="0" w:before="0" w:beforeAutospacing="0" w:lineRule="auto"/>
+        <w:ind w:left="720" w:hanging="360"/>
+        <w:rPr>
+          <w:sz w:val="20"/>
+          <w:szCs w:val="20"/>
+        </w:rPr>
+      </w:pPr>
+      <w:r>
+        <w:rPr>
+          <w:sz w:val="20"/>
+          <w:szCs w:val="20"/>
+          <w:rtl w:val="0"/>
+        </w:rPr>
+        <w:t xml:space="preserve">Demo of each client presented</w:t>
+      </w:r>
+    </w:p>
+    <w:p>
+      <w:pPr>
+        <w:numPr>
+          <w:ilvl w:val="0"/>
+          <w:numId w:val="5"/>
+        </w:numPr>
+        <w:spacing w:after="120" w:before="0" w:beforeAutospacing="0" w:lineRule="auto"/>
+        <w:ind w:left="720" w:hanging="360"/>
+        <w:rPr>
+          <w:sz w:val="20"/>
+          <w:szCs w:val="20"/>
+        </w:rPr>
+      </w:pPr>
+      <w:r>
+        <w:rPr>
+          <w:sz w:val="20"/>
+          <w:szCs w:val="20"/>
+          <w:rtl w:val="0"/>
+        </w:rPr>
+        <w:t xml:space="preserve">Ready for deployment after few bug fixes</w:t>
+      </w:r>
+      <w:r>
+        <w:rPr>
+          <w:rtl w:val="0"/>
+        </w:rPr>
+      </w:r>
+    </w:p>
+    <w:p>
+      <w:pPr>
+        <w:rPr/>
+      </w:pPr>
+      <w:r>
+        <w:rPr>
+          <w:rtl w:val="0"/>
+        </w:rPr>
+      </w:r>
+    </w:p>
+    <w:p>
+      <w:pPr>
+        <w:spacing w:after="120" w:before="240" w:lineRule="auto"/>
+        <w:rPr/>
+      </w:pPr>
+      <w:r>
+        <w:rPr>
+          <w:b w:val="1"/>
+          <w:bCs w:val="1"/>
+          <w:rtl w:val="0"/>
+        </w:rPr>
+        <w:t xml:space="preserve">MENTOR FEEDBACK</w:t>
       </w:r>
       <w:r>
         <w:rPr>
@@ -14767,94 +14823,9 @@
         <w:rPr>
           <w:i w:val="1"/>
           <w:iCs w:val="1"/>
-          <w:color w:val="666666"/>
-          <w:rtl w:val="0"/>
-        </w:rPr>
-        <w:t xml:space="preserve">[Bullet-point summary of what was discussed in this meeting]</w:t>
-      </w:r>
-      <w:r>
-        <w:rPr>
-          <w:rtl w:val="0"/>
-        </w:rPr>
-      </w:r>
-    </w:p>
-    <w:p>
-      <w:pPr>
-        <w:spacing w:before="80" w:lineRule="auto"/>
-        <w:rPr/>
-      </w:pPr>
-      <w:r>
-        <w:rPr>
-          <w:sz w:val="22"/>
-          <w:szCs w:val="22"/>
-          <w:rtl w:val="0"/>
-        </w:rPr>
-        <w:t xml:space="preserve">•  [Point 1]</w:t>
-      </w:r>
-      <w:r>
-        <w:rPr>
-          <w:rtl w:val="0"/>
-        </w:rPr>
-      </w:r>
-    </w:p>
-    <w:p>
-      <w:pPr>
-        <w:rPr/>
-      </w:pPr>
-      <w:r>
-        <w:rPr>
-          <w:sz w:val="22"/>
-          <w:szCs w:val="22"/>
-          <w:rtl w:val="0"/>
-        </w:rPr>
-        <w:t xml:space="preserve">•  [Point 2]</w:t>
-      </w:r>
-      <w:r>
-        <w:rPr>
-          <w:rtl w:val="0"/>
-        </w:rPr>
-      </w:r>
-    </w:p>
-    <w:p>
-      <w:pPr>
-        <w:rPr/>
-      </w:pPr>
-      <w:r>
-        <w:rPr>
-          <w:sz w:val="22"/>
-          <w:szCs w:val="22"/>
-          <w:rtl w:val="0"/>
-        </w:rPr>
-        <w:t xml:space="preserve">•  [Point 3]</w:t>
-      </w:r>
-      <w:r>
-        <w:rPr>
-          <w:rtl w:val="0"/>
-        </w:rPr>
-      </w:r>
-    </w:p>
-    <w:p>
-      <w:pPr>
-        <w:rPr/>
-      </w:pPr>
-      <w:r>
-        <w:rPr>
-          <w:rtl w:val="0"/>
-        </w:rPr>
-      </w:r>
-    </w:p>
-    <w:p>
-      <w:pPr>
-        <w:spacing w:after="120" w:before="240" w:lineRule="auto"/>
-        <w:rPr/>
-      </w:pPr>
-      <w:r>
-        <w:rPr>
-          <w:b w:val="1"/>
-          <w:bCs w:val="1"/>
-          <w:rtl w:val="0"/>
-        </w:rPr>
-        <w:t xml:space="preserve">MENTOR FEEDBACK</w:t>
+          <w:rtl w:val="0"/>
+        </w:rPr>
+        <w:t xml:space="preserve">Great job, report being created can be relayed to parent, can deploy after those bug fixes next week</w:t>
       </w:r>
       <w:r>
         <w:rPr>
@@ -14871,21 +14842,15 @@
       </w:pPr>
       <w:r>
         <w:rPr>
-          <w:i w:val="1"/>
-          <w:iCs w:val="1"/>
-          <w:color w:val="666666"/>
-          <w:rtl w:val="0"/>
-        </w:rPr>
-        <w:t xml:space="preserve">[Summarise the feedback, suggestions, and direction given by the mentor this week]</w:t>
-      </w:r>
-      <w:r>
-        <w:rPr>
-          <w:rtl w:val="0"/>
-        </w:rPr>
-      </w:r>
-    </w:p>
-    <w:p>
-      <w:pPr>
+          <w:rtl w:val="0"/>
+        </w:rPr>
+      </w:r>
+    </w:p>
+    <w:p>
+      <w:pPr>
+        <w:spacing w:after="120" w:line="360" w:lineRule="auto"/>
+        <w:ind w:firstLine="288"/>
+        <w:jc w:val="both"/>
         <w:rPr/>
       </w:pPr>
       <w:r>
@@ -14925,7 +14890,7 @@
     </w:p>
     <w:tbl>
       <w:tblPr>
-        <w:tblStyle w:val="Table24"/>
+        <w:tblStyle w:val="Table23"/>
         <w:tblW w:w="9020.0" w:type="dxa"/>
         <w:jc w:val="left"/>
         <w:tblBorders>
@@ -14977,12 +14942,41 @@
               <w:rPr>
                 <w:i w:val="1"/>
                 <w:iCs w:val="1"/>
-                <w:color w:val="aaaaaa"/>
                 <w:sz w:val="22"/>
                 <w:szCs w:val="22"/>
-                <w:rtl w:val="0"/>
-              </w:rPr>
-              <w:t xml:space="preserve">[ Insert Screenshot Here ]</w:t>
+              </w:rPr>
+              <w:drawing>
+                <wp:inline distB="114300" distT="114300" distL="114300" distR="114300">
+                  <wp:extent cx="5476875" cy="2324100"/>
+                  <wp:effectExtent b="0" l="0" r="0" t="0"/>
+                  <wp:docPr id="6" name="image4.png"/>
+                  <a:graphic>
+                    <a:graphicData uri="http://schemas.openxmlformats.org/drawingml/2006/picture">
+                      <pic:pic>
+                        <pic:nvPicPr>
+                          <pic:cNvPr id="0" name="image4.png"/>
+                          <pic:cNvPicPr preferRelativeResize="0"/>
+                        </pic:nvPicPr>
+                        <pic:blipFill>
+                          <a:blip r:embed="rId18"/>
+                          <a:srcRect b="0" l="0" r="0" t="0"/>
+                          <a:stretch>
+                            <a:fillRect/>
+                          </a:stretch>
+                        </pic:blipFill>
+                        <pic:spPr>
+                          <a:xfrm>
+                            <a:off x="0" y="0"/>
+                            <a:ext cx="5476875" cy="2324100"/>
+                          </a:xfrm>
+                          <a:prstGeom prst="rect"/>
+                          <a:ln/>
+                        </pic:spPr>
+                      </pic:pic>
+                    </a:graphicData>
+                  </a:graphic>
+                </wp:inline>
+              </w:drawing>
             </w:r>
             <w:r>
               <w:rPr>
@@ -14998,12 +14992,11 @@
             </w:pPr>
             <w:r>
               <w:rPr>
-                <w:color w:val="666666"/>
-                <w:sz w:val="20"/>
-                <w:szCs w:val="20"/>
-                <w:rtl w:val="0"/>
-              </w:rPr>
-              <w:t xml:space="preserve">Figure M3.1 — Week 3 Mentor Meeting Screenshot</w:t>
+                <w:sz w:val="20"/>
+                <w:szCs w:val="20"/>
+                <w:rtl w:val="0"/>
+              </w:rPr>
+              <w:t xml:space="preserve">Figure M3.1   Week 3 Mentor Meeting Screenshot</w:t>
             </w:r>
             <w:r>
               <w:rPr>
@@ -15055,7 +15048,7 @@
     </w:p>
     <w:tbl>
       <w:tblPr>
-        <w:tblStyle w:val="Table25"/>
+        <w:tblStyle w:val="Table24"/>
         <w:tblW w:w="9020.0" w:type="dxa"/>
         <w:jc w:val="left"/>
         <w:tblBorders>
@@ -15193,7 +15186,6 @@
               <w:rPr>
                 <w:i w:val="1"/>
                 <w:iCs w:val="1"/>
-                <w:color w:val="666666"/>
                 <w:rtl w:val="0"/>
               </w:rPr>
               <w:t xml:space="preserve">[Mentor fills feedback here]</w:t>
@@ -15357,6 +15349,23 @@
         <w:rPr/>
       </w:pPr>
       <w:r>
+        <w:br w:type="page"/>
+      </w:r>
+      <w:r>
+        <w:rPr>
+          <w:rtl w:val="0"/>
+        </w:rPr>
+      </w:r>
+    </w:p>
+    <w:p>
+      <w:pPr>
+        <w:pBdr>
+          <w:bottom w:color="999999" w:space="1" w:sz="4" w:val="single"/>
+        </w:pBdr>
+        <w:spacing w:after="120" w:before="120" w:lineRule="auto"/>
+        <w:rPr/>
+      </w:pPr>
+      <w:r>
         <w:rPr>
           <w:rtl w:val="0"/>
         </w:rPr>
@@ -15375,7 +15384,7 @@
           <w:szCs w:val="26"/>
           <w:rtl w:val="0"/>
         </w:rPr>
-        <w:t xml:space="preserve">WEEK 4 — MENTOR MEETING LOG</w:t>
+        <w:t xml:space="preserve">WEEK 4   MENTOR MEETING LOG</w:t>
       </w:r>
       <w:r>
         <w:rPr>
@@ -15409,7 +15418,7 @@
     </w:p>
     <w:tbl>
       <w:tblPr>
-        <w:tblStyle w:val="Table26"/>
+        <w:tblStyle w:val="Table25"/>
         <w:tblW w:w="9020.0" w:type="dxa"/>
         <w:jc w:val="left"/>
         <w:tblBorders>
@@ -15497,7 +15506,6 @@
               <w:rPr>
                 <w:i w:val="1"/>
                 <w:iCs w:val="1"/>
-                <w:color w:val="444444"/>
                 <w:sz w:val="22"/>
                 <w:szCs w:val="22"/>
                 <w:rtl w:val="0"/>
@@ -15576,7 +15584,6 @@
               <w:rPr>
                 <w:i w:val="1"/>
                 <w:iCs w:val="1"/>
-                <w:color w:val="444444"/>
                 <w:sz w:val="22"/>
                 <w:szCs w:val="22"/>
                 <w:rtl w:val="0"/>
@@ -15655,12 +15662,11 @@
               <w:rPr>
                 <w:i w:val="1"/>
                 <w:iCs w:val="1"/>
-                <w:color w:val="444444"/>
                 <w:sz w:val="22"/>
                 <w:szCs w:val="22"/>
                 <w:rtl w:val="0"/>
               </w:rPr>
-              <w:t xml:space="preserve">[HH:MM — HH:MM]</w:t>
+              <w:t xml:space="preserve">[HH:MM   HH:MM]</w:t>
             </w:r>
             <w:r>
               <w:rPr>
@@ -15734,7 +15740,6 @@
               <w:rPr>
                 <w:i w:val="1"/>
                 <w:iCs w:val="1"/>
-                <w:color w:val="444444"/>
                 <w:sz w:val="22"/>
                 <w:szCs w:val="22"/>
                 <w:rtl w:val="0"/>
@@ -15791,7 +15796,7 @@
     </w:p>
     <w:tbl>
       <w:tblPr>
-        <w:tblStyle w:val="Table27"/>
+        <w:tblStyle w:val="Table26"/>
         <w:tblW w:w="9020.0" w:type="dxa"/>
         <w:jc w:val="left"/>
         <w:tblBorders>
@@ -16009,7 +16014,7 @@
                 <w:szCs w:val="20"/>
                 <w:rtl w:val="0"/>
               </w:rPr>
-              <w:t xml:space="preserve">Member 1 — [Name]</w:t>
+              <w:t xml:space="preserve">Member 1   [Name]</w:t>
             </w:r>
             <w:r>
               <w:rPr>
@@ -16117,7 +16122,7 @@
                 <w:szCs w:val="20"/>
                 <w:rtl w:val="0"/>
               </w:rPr>
-              <w:t xml:space="preserve">—</w:t>
+              <w:t xml:space="preserve"> </w:t>
             </w:r>
             <w:r>
               <w:rPr>
@@ -16159,7 +16164,7 @@
                 <w:szCs w:val="20"/>
                 <w:rtl w:val="0"/>
               </w:rPr>
-              <w:t xml:space="preserve">Member 2 — [Name]</w:t>
+              <w:t xml:space="preserve">Member 2   [Name]</w:t>
             </w:r>
             <w:r>
               <w:rPr>
@@ -16267,7 +16272,7 @@
                 <w:szCs w:val="20"/>
                 <w:rtl w:val="0"/>
               </w:rPr>
-              <w:t xml:space="preserve">—</w:t>
+              <w:t xml:space="preserve"> </w:t>
             </w:r>
             <w:r>
               <w:rPr>
@@ -16309,7 +16314,7 @@
                 <w:szCs w:val="20"/>
                 <w:rtl w:val="0"/>
               </w:rPr>
-              <w:t xml:space="preserve">Member 3 — [Name]</w:t>
+              <w:t xml:space="preserve">Member 3   [Name]</w:t>
             </w:r>
             <w:r>
               <w:rPr>
@@ -16417,7 +16422,7 @@
                 <w:szCs w:val="20"/>
                 <w:rtl w:val="0"/>
               </w:rPr>
-              <w:t xml:space="preserve">—</w:t>
+              <w:t xml:space="preserve"> </w:t>
             </w:r>
             <w:r>
               <w:rPr>
@@ -16459,7 +16464,7 @@
                 <w:szCs w:val="20"/>
                 <w:rtl w:val="0"/>
               </w:rPr>
-              <w:t xml:space="preserve">Member 4 — [Name]</w:t>
+              <w:t xml:space="preserve">Member 4   [Name]</w:t>
             </w:r>
             <w:r>
               <w:rPr>
@@ -16567,7 +16572,7 @@
                 <w:szCs w:val="20"/>
                 <w:rtl w:val="0"/>
               </w:rPr>
-              <w:t xml:space="preserve">—</w:t>
+              <w:t xml:space="preserve"> </w:t>
             </w:r>
             <w:r>
               <w:rPr>
@@ -16618,7 +16623,6 @@
         <w:rPr>
           <w:i w:val="1"/>
           <w:iCs w:val="1"/>
-          <w:color w:val="666666"/>
           <w:rtl w:val="0"/>
         </w:rPr>
         <w:t xml:space="preserve">[Bullet-point summary of what was discussed in this meeting]</w:t>
@@ -16724,7 +16728,6 @@
         <w:rPr>
           <w:i w:val="1"/>
           <w:iCs w:val="1"/>
-          <w:color w:val="666666"/>
           <w:rtl w:val="0"/>
         </w:rPr>
         <w:t xml:space="preserve">[Summarise the feedback, suggestions, and direction given by the mentor this week]</w:t>
@@ -16776,7 +16779,7 @@
     </w:p>
     <w:tbl>
       <w:tblPr>
-        <w:tblStyle w:val="Table28"/>
+        <w:tblStyle w:val="Table27"/>
         <w:tblW w:w="9020.0" w:type="dxa"/>
         <w:jc w:val="left"/>
         <w:tblBorders>
@@ -16828,7 +16831,6 @@
               <w:rPr>
                 <w:i w:val="1"/>
                 <w:iCs w:val="1"/>
-                <w:color w:val="aaaaaa"/>
                 <w:sz w:val="22"/>
                 <w:szCs w:val="22"/>
                 <w:rtl w:val="0"/>
@@ -16849,12 +16851,11 @@
             </w:pPr>
             <w:r>
               <w:rPr>
-                <w:color w:val="666666"/>
-                <w:sz w:val="20"/>
-                <w:szCs w:val="20"/>
-                <w:rtl w:val="0"/>
-              </w:rPr>
-              <w:t xml:space="preserve">Figure M4.1 — Week 4 Mentor Meeting Screenshot</w:t>
+                <w:sz w:val="20"/>
+                <w:szCs w:val="20"/>
+                <w:rtl w:val="0"/>
+              </w:rPr>
+              <w:t xml:space="preserve">Figure M4.1   Week 4 Mentor Meeting Screenshot</w:t>
             </w:r>
             <w:r>
               <w:rPr>
@@ -16906,7 +16907,7 @@
     </w:p>
     <w:tbl>
       <w:tblPr>
-        <w:tblStyle w:val="Table29"/>
+        <w:tblStyle w:val="Table28"/>
         <w:tblW w:w="9020.0" w:type="dxa"/>
         <w:jc w:val="left"/>
         <w:tblBorders>
@@ -17044,7 +17045,6 @@
               <w:rPr>
                 <w:i w:val="1"/>
                 <w:iCs w:val="1"/>
-                <w:color w:val="666666"/>
                 <w:rtl w:val="0"/>
               </w:rPr>
               <w:t xml:space="preserve">[Mentor fills feedback here]</w:t>
@@ -17244,40 +17244,17 @@
     </w:p>
     <w:p>
       <w:pPr>
-        <w:rPr/>
-      </w:pPr>
-      <w:r>
-        <w:rPr>
-          <w:rtl w:val="0"/>
-        </w:rPr>
-      </w:r>
-    </w:p>
-    <w:p>
-      <w:pPr>
-        <w:spacing w:after="120" w:line="360" w:lineRule="auto"/>
-        <w:ind w:firstLine="288"/>
-        <w:jc w:val="both"/>
-        <w:rPr/>
-      </w:pPr>
-      <w:r>
-        <w:rPr>
-          <w:i w:val="1"/>
-          <w:iCs w:val="1"/>
-          <w:color w:val="666666"/>
-          <w:rtl w:val="0"/>
-        </w:rPr>
-        <w:t xml:space="preserve">[Each team member must fill this section every week. This ensures accountability and transparent contribution tracking.]</w:t>
-      </w:r>
-      <w:r>
-        <w:rPr>
-          <w:rtl w:val="0"/>
-        </w:rPr>
-      </w:r>
-    </w:p>
-    <w:p>
-      <w:pPr>
-        <w:rPr/>
-      </w:pPr>
+        <w:spacing w:after="160" w:before="280" w:lineRule="auto"/>
+        <w:rPr/>
+      </w:pPr>
+      <w:r>
+        <w:rPr>
+          <w:b w:val="1"/>
+          <w:bCs w:val="1"/>
+          <w:rtl w:val="0"/>
+        </w:rPr>
+        <w:t xml:space="preserve">WEEK 1   COLLABORATION</w:t>
+      </w:r>
       <w:r>
         <w:rPr>
           <w:rtl w:val="0"/>
@@ -17300,39 +17277,6 @@
     </w:p>
     <w:p>
       <w:pPr>
-        <w:spacing w:after="160" w:before="280" w:lineRule="auto"/>
-        <w:rPr/>
-      </w:pPr>
-      <w:r>
-        <w:rPr>
-          <w:b w:val="1"/>
-          <w:bCs w:val="1"/>
-          <w:rtl w:val="0"/>
-        </w:rPr>
-        <w:t xml:space="preserve">WEEK 1 — COLLABORATION</w:t>
-      </w:r>
-      <w:r>
-        <w:rPr>
-          <w:rtl w:val="0"/>
-        </w:rPr>
-      </w:r>
-    </w:p>
-    <w:p>
-      <w:pPr>
-        <w:pBdr>
-          <w:bottom w:color="999999" w:space="1" w:sz="4" w:val="single"/>
-        </w:pBdr>
-        <w:spacing w:after="120" w:before="120" w:lineRule="auto"/>
-        <w:rPr/>
-      </w:pPr>
-      <w:r>
-        <w:rPr>
-          <w:rtl w:val="0"/>
-        </w:rPr>
-      </w:r>
-    </w:p>
-    <w:p>
-      <w:pPr>
         <w:rPr/>
       </w:pPr>
       <w:r>
@@ -17343,8 +17287,8 @@
     </w:p>
     <w:tbl>
       <w:tblPr>
-        <w:tblStyle w:val="Table30"/>
-        <w:tblW w:w="5520.0" w:type="dxa"/>
+        <w:tblStyle w:val="Table29"/>
+        <w:tblW w:w="9000.0" w:type="dxa"/>
         <w:jc w:val="left"/>
         <w:tblBorders>
           <w:top w:color="000000" w:space="0" w:sz="4" w:val="single"/>
@@ -17358,12 +17302,12 @@
         <w:tblLook w:val="0400"/>
       </w:tblPr>
       <w:tblGrid>
-        <w:gridCol w:w="2800"/>
-        <w:gridCol w:w="2720"/>
+        <w:gridCol w:w="2805"/>
+        <w:gridCol w:w="6195"/>
         <w:tblGridChange w:id="0">
           <w:tblGrid>
-            <w:gridCol w:w="2800"/>
-            <w:gridCol w:w="2720"/>
+            <w:gridCol w:w="2805"/>
+            <w:gridCol w:w="6195"/>
           </w:tblGrid>
         </w:tblGridChange>
       </w:tblGrid>
@@ -17481,7 +17425,7 @@
                 <w:szCs w:val="20"/>
                 <w:rtl w:val="0"/>
               </w:rPr>
-              <w:t xml:space="preserve">Member 1 — [Name]</w:t>
+              <w:t xml:space="preserve">Member 1   Vedant Dusane </w:t>
             </w:r>
             <w:r>
               <w:rPr>
@@ -17516,7 +17460,7 @@
                 <w:szCs w:val="20"/>
                 <w:rtl w:val="0"/>
               </w:rPr>
-              <w:t xml:space="preserve">[Task description]</w:t>
+              <w:t xml:space="preserve">Led UI/UX planning, drove problem identification and board/syllabus research, and coordinated Week 1 deliverables as team lead. </w:t>
             </w:r>
             <w:r>
               <w:rPr>
@@ -17558,7 +17502,7 @@
                 <w:szCs w:val="20"/>
                 <w:rtl w:val="0"/>
               </w:rPr>
-              <w:t xml:space="preserve">Member 2 — [Name]</w:t>
+              <w:t xml:space="preserve">Member 2  Sumit Ghavri </w:t>
             </w:r>
             <w:r>
               <w:rPr>
@@ -17593,7 +17537,7 @@
                 <w:szCs w:val="20"/>
                 <w:rtl w:val="0"/>
               </w:rPr>
-              <w:t xml:space="preserve">[Task description]</w:t>
+              <w:t xml:space="preserve">Designed the SQLite database schema covering students, teachers, quiz results, and learning paths. Configured WAL mode and query indexes for performance. </w:t>
             </w:r>
             <w:r>
               <w:rPr>
@@ -17635,7 +17579,7 @@
                 <w:szCs w:val="20"/>
                 <w:rtl w:val="0"/>
               </w:rPr>
-              <w:t xml:space="preserve">Member 3 — [Name]</w:t>
+              <w:t xml:space="preserve">Member 3   Saqlain Abidi </w:t>
             </w:r>
             <w:r>
               <w:rPr>
@@ -17670,7 +17614,7 @@
                 <w:szCs w:val="20"/>
                 <w:rtl w:val="0"/>
               </w:rPr>
-              <w:t xml:space="preserve">[Task description]</w:t>
+              <w:t xml:space="preserve">Set up the GitHub repository with branch structure, folder organisation, and scaffolded the initial Express.js + React + Vite project. </w:t>
             </w:r>
             <w:r>
               <w:rPr>
@@ -17712,7 +17656,7 @@
                 <w:szCs w:val="20"/>
                 <w:rtl w:val="0"/>
               </w:rPr>
-              <w:t xml:space="preserve">Member 4 — [Name]</w:t>
+              <w:t xml:space="preserve">Member 4   Arnav Kumar </w:t>
             </w:r>
             <w:r>
               <w:rPr>
@@ -17747,7 +17691,7 @@
                 <w:szCs w:val="20"/>
                 <w:rtl w:val="0"/>
               </w:rPr>
-              <w:t xml:space="preserve">[Task description]</w:t>
+              <w:t xml:space="preserve">Conducted the literature survey, identified research gaps, and planned the AI integration approach including OpenRouter API setup and Gemini 2.0 Flash model selection. </w:t>
             </w:r>
             <w:r>
               <w:rPr>
@@ -17798,10 +17742,9 @@
         <w:rPr>
           <w:i w:val="1"/>
           <w:iCs w:val="1"/>
-          <w:color w:val="666666"/>
-          <w:rtl w:val="0"/>
-        </w:rPr>
-        <w:t xml:space="preserve">[Describe any issues faced and how they were or will be resolved]</w:t>
+          <w:rtl w:val="0"/>
+        </w:rPr>
+        <w:t xml:space="preserve">The team initially considered using a cloud database but switched to SQLite after evaluating deployment constraints on Vercel's serverless environment. The better-sqlite3 library with WAL mode resolved the concurrency concerns. Setting up the OpenRouter API key consistently across environments also took some troubleshooting, which was resolved by centralising it in the server .env file. </w:t>
       </w:r>
       <w:r>
         <w:rPr>
@@ -17849,31 +17792,13 @@
         <w:rPr>
           <w:i w:val="1"/>
           <w:iCs w:val="1"/>
-          <w:color w:val="666666"/>
-          <w:rtl w:val="0"/>
-        </w:rPr>
-        <w:t xml:space="preserve">[New tools, technologies, or concepts learnt this week]</w:t>
-      </w:r>
-      <w:r>
-        <w:rPr>
-          <w:rtl w:val="0"/>
-        </w:rPr>
-      </w:r>
-    </w:p>
-    <w:p>
-      <w:pPr>
-        <w:rPr/>
-      </w:pPr>
-      <w:r>
-        <w:rPr>
-          <w:rtl w:val="0"/>
-        </w:rPr>
-      </w:r>
-    </w:p>
-    <w:p>
-      <w:pPr>
-        <w:rPr/>
-      </w:pPr>
+          <w:rtl w:val="0"/>
+        </w:rPr>
+        <w:t xml:space="preserve">SQLite WAL mode and query optimisation; OpenRouter API integration with the Gemini 2.0 Flash model; Zustand for global state management in React 19; PWA service worker basics; IEEE referencing format for academic writing. </w:t>
+      </w:r>
+      <w:r>
+        <w:br w:type="page"/>
+      </w:r>
       <w:r>
         <w:rPr>
           <w:rtl w:val="0"/>
@@ -17905,7 +17830,7 @@
           <w:bCs w:val="1"/>
           <w:rtl w:val="0"/>
         </w:rPr>
-        <w:t xml:space="preserve">WEEK 2 — COLLABORATION</w:t>
+        <w:t xml:space="preserve">WEEK 2   COLLABORATION</w:t>
       </w:r>
       <w:r>
         <w:rPr>
@@ -17939,8 +17864,8 @@
     </w:p>
     <w:tbl>
       <w:tblPr>
-        <w:tblStyle w:val="Table31"/>
-        <w:tblW w:w="5520.0" w:type="dxa"/>
+        <w:tblStyle w:val="Table30"/>
+        <w:tblW w:w="8805.0" w:type="dxa"/>
         <w:jc w:val="left"/>
         <w:tblBorders>
           <w:top w:color="000000" w:space="0" w:sz="4" w:val="single"/>
@@ -17954,12 +17879,12 @@
         <w:tblLook w:val="0400"/>
       </w:tblPr>
       <w:tblGrid>
-        <w:gridCol w:w="2800"/>
-        <w:gridCol w:w="2720"/>
+        <w:gridCol w:w="2610"/>
+        <w:gridCol w:w="6195"/>
         <w:tblGridChange w:id="0">
           <w:tblGrid>
-            <w:gridCol w:w="2800"/>
-            <w:gridCol w:w="2720"/>
+            <w:gridCol w:w="2610"/>
+            <w:gridCol w:w="6195"/>
           </w:tblGrid>
         </w:tblGridChange>
       </w:tblGrid>
@@ -18077,7 +18002,7 @@
                 <w:szCs w:val="20"/>
                 <w:rtl w:val="0"/>
               </w:rPr>
-              <w:t xml:space="preserve">Member 1 — [Name]</w:t>
+              <w:t xml:space="preserve">Member 1   Vedant Dusane </w:t>
             </w:r>
             <w:r>
               <w:rPr>
@@ -18112,7 +18037,7 @@
                 <w:szCs w:val="20"/>
                 <w:rtl w:val="0"/>
               </w:rPr>
-              <w:t xml:space="preserve">[Task description]</w:t>
+              <w:t xml:space="preserve">Built the core frontend pages   student login, dashboard, and quiz interface   using React 19 and Vite, and integrated Zustand for state management. </w:t>
             </w:r>
             <w:r>
               <w:rPr>
@@ -18154,7 +18079,7 @@
                 <w:szCs w:val="20"/>
                 <w:rtl w:val="0"/>
               </w:rPr>
-              <w:t xml:space="preserve">Member 2 — [Name]</w:t>
+              <w:t xml:space="preserve">Member 2  Sumit Ghavri </w:t>
             </w:r>
             <w:r>
               <w:rPr>
@@ -18189,7 +18114,7 @@
                 <w:szCs w:val="20"/>
                 <w:rtl w:val="0"/>
               </w:rPr>
-              <w:t xml:space="preserve">[Task description]</w:t>
+              <w:t xml:space="preserve">Set up the offline-first service worker for caching lessons, notes, and quizzes, and created the learning-path and quiz-result tables in SQLite to support sync-on-reconnect. </w:t>
             </w:r>
             <w:r>
               <w:rPr>
@@ -18231,7 +18156,7 @@
                 <w:szCs w:val="20"/>
                 <w:rtl w:val="0"/>
               </w:rPr>
-              <w:t xml:space="preserve">Member 3 — [Name]</w:t>
+              <w:t xml:space="preserve">Member 3   Saqlain Abidi </w:t>
             </w:r>
             <w:r>
               <w:rPr>
@@ -18266,7 +18191,7 @@
                 <w:szCs w:val="20"/>
                 <w:rtl w:val="0"/>
               </w:rPr>
-              <w:t xml:space="preserve">[Task description]</w:t>
+              <w:t xml:space="preserve">Built the authentication flow (signup/login for students and teachers), student profile creation, and class-code based enrolment on the backend. </w:t>
             </w:r>
             <w:r>
               <w:rPr>
@@ -18308,7 +18233,7 @@
                 <w:szCs w:val="20"/>
                 <w:rtl w:val="0"/>
               </w:rPr>
-              <w:t xml:space="preserve">Member 4 — [Name]</w:t>
+              <w:t xml:space="preserve">Member 4   [Name]</w:t>
             </w:r>
             <w:r>
               <w:rPr>
@@ -18343,7 +18268,7 @@
                 <w:szCs w:val="20"/>
                 <w:rtl w:val="0"/>
               </w:rPr>
-              <w:t xml:space="preserve">[Task description]</w:t>
+              <w:t xml:space="preserve">Integrated the adaptive quiz engine with the OpenRouter API and Gemini 2.0 Flash, enabling dynamic quiz generation scoped to board, grade, and topic. </w:t>
             </w:r>
             <w:r>
               <w:rPr>
@@ -18394,10 +18319,9 @@
         <w:rPr>
           <w:i w:val="1"/>
           <w:iCs w:val="1"/>
-          <w:color w:val="666666"/>
-          <w:rtl w:val="0"/>
-        </w:rPr>
-        <w:t xml:space="preserve">[Describe any issues faced and how they were or will be resolved]</w:t>
+          <w:rtl w:val="0"/>
+        </w:rPr>
+        <w:t xml:space="preserve">Integrating the service worker with Vite's build process required some configuration changes to ensure cached assets updated correctly between deployments. The retry logic for the adaptive quiz engine   focusing follow-up questions on previously incorrect concepts   needed an extra schema field to track per-attempt weak concepts, which was added to the quiz results table. Both issues were resolved within the week without affecting the overall timeline. </w:t>
       </w:r>
       <w:r>
         <w:rPr>
@@ -18445,10 +18369,9 @@
         <w:rPr>
           <w:i w:val="1"/>
           <w:iCs w:val="1"/>
-          <w:color w:val="666666"/>
-          <w:rtl w:val="0"/>
-        </w:rPr>
-        <w:t xml:space="preserve">[New tools, technologies, or concepts learnt this week]</w:t>
+          <w:rtl w:val="0"/>
+        </w:rPr>
+        <w:t xml:space="preserve">Vite PWA plugin and service worker lifecycle management; structuring prompts for Gemini 2.0 Flash to return board- and grade-scoped quiz JSON reliably; React Router 7 protected routes for student/teacher auth; SQLite foreign key relationships across students, quizzes, and learning paths. </w:t>
       </w:r>
       <w:r>
         <w:rPr>
@@ -18485,6 +18408,23 @@
         <w:rPr/>
       </w:pPr>
       <w:r>
+        <w:br w:type="page"/>
+      </w:r>
+      <w:r>
+        <w:rPr>
+          <w:rtl w:val="0"/>
+        </w:rPr>
+      </w:r>
+    </w:p>
+    <w:p>
+      <w:pPr>
+        <w:pBdr>
+          <w:bottom w:color="999999" w:space="1" w:sz="4" w:val="single"/>
+        </w:pBdr>
+        <w:spacing w:after="120" w:before="120" w:lineRule="auto"/>
+        <w:rPr/>
+      </w:pPr>
+      <w:r>
         <w:rPr>
           <w:rtl w:val="0"/>
         </w:rPr>
@@ -18501,7 +18441,596 @@
           <w:bCs w:val="1"/>
           <w:rtl w:val="0"/>
         </w:rPr>
-        <w:t xml:space="preserve">WEEK 3 — COLLABORATION</w:t>
+        <w:t xml:space="preserve">WEEK 3   COLLABORATION</w:t>
+      </w:r>
+      <w:r>
+        <w:rPr>
+          <w:rtl w:val="0"/>
+        </w:rPr>
+      </w:r>
+    </w:p>
+    <w:p>
+      <w:pPr>
+        <w:pBdr>
+          <w:bottom w:color="999999" w:space="1" w:sz="4" w:val="single"/>
+        </w:pBdr>
+        <w:spacing w:after="120" w:before="120" w:lineRule="auto"/>
+        <w:rPr/>
+      </w:pPr>
+      <w:r>
+        <w:rPr>
+          <w:rtl w:val="0"/>
+        </w:rPr>
+      </w:r>
+    </w:p>
+    <w:p>
+      <w:pPr>
+        <w:rPr/>
+      </w:pPr>
+      <w:r>
+        <w:rPr>
+          <w:rtl w:val="0"/>
+        </w:rPr>
+      </w:r>
+    </w:p>
+    <w:tbl>
+      <w:tblPr>
+        <w:tblStyle w:val="Table31"/>
+        <w:tblW w:w="7410.0" w:type="dxa"/>
+        <w:jc w:val="left"/>
+        <w:tblBorders>
+          <w:top w:color="000000" w:space="0" w:sz="8" w:val="single"/>
+          <w:left w:color="000000" w:space="0" w:sz="8" w:val="single"/>
+          <w:bottom w:color="000000" w:space="0" w:sz="8" w:val="single"/>
+          <w:right w:color="000000" w:space="0" w:sz="8" w:val="single"/>
+          <w:insideH w:color="000000" w:space="0" w:sz="8" w:val="single"/>
+          <w:insideV w:color="000000" w:space="0" w:sz="8" w:val="single"/>
+        </w:tblBorders>
+        <w:tblLayout w:type="fixed"/>
+        <w:tblLook w:val="0400"/>
+      </w:tblPr>
+      <w:tblGrid>
+        <w:gridCol w:w="2280"/>
+        <w:gridCol w:w="5130"/>
+        <w:tblGridChange w:id="0">
+          <w:tblGrid>
+            <w:gridCol w:w="2280"/>
+            <w:gridCol w:w="5130"/>
+          </w:tblGrid>
+        </w:tblGridChange>
+      </w:tblGrid>
+      <w:tr>
+        <w:trPr>
+          <w:cantSplit w:val="0"/>
+          <w:tblHeader w:val="1"/>
+        </w:trPr>
+        <w:tc>
+          <w:tcPr>
+            <w:tcBorders>
+              <w:top w:color="000000" w:space="0" w:sz="8" w:val="single"/>
+              <w:left w:color="000000" w:space="0" w:sz="8" w:val="single"/>
+              <w:bottom w:color="000000" w:space="0" w:sz="8" w:val="single"/>
+              <w:right w:color="000000" w:space="0" w:sz="8" w:val="single"/>
+            </w:tcBorders>
+            <w:shd w:fill="e8e8e8" w:val="clear"/>
+            <w:tcMar>
+              <w:top w:w="80.0" w:type="dxa"/>
+              <w:left w:w="100.0" w:type="dxa"/>
+              <w:bottom w:w="80.0" w:type="dxa"/>
+              <w:right w:w="100.0" w:type="dxa"/>
+            </w:tcMar>
+          </w:tcPr>
+          <w:p>
+            <w:pPr>
+              <w:jc w:val="center"/>
+              <w:rPr/>
+            </w:pPr>
+            <w:r>
+              <w:rPr>
+                <w:b w:val="1"/>
+                <w:bCs w:val="1"/>
+                <w:rtl w:val="0"/>
+              </w:rPr>
+              <w:t xml:space="preserve">Member Name</w:t>
+            </w:r>
+            <w:r>
+              <w:rPr>
+                <w:rtl w:val="0"/>
+              </w:rPr>
+            </w:r>
+          </w:p>
+        </w:tc>
+        <w:tc>
+          <w:tcPr>
+            <w:tcBorders>
+              <w:top w:color="000000" w:space="0" w:sz="8" w:val="single"/>
+              <w:left w:color="000000" w:space="0" w:sz="8" w:val="single"/>
+              <w:bottom w:color="000000" w:space="0" w:sz="8" w:val="single"/>
+              <w:right w:color="000000" w:space="0" w:sz="8" w:val="single"/>
+            </w:tcBorders>
+            <w:shd w:fill="e8e8e8" w:val="clear"/>
+            <w:tcMar>
+              <w:top w:w="80.0" w:type="dxa"/>
+              <w:left w:w="100.0" w:type="dxa"/>
+              <w:bottom w:w="80.0" w:type="dxa"/>
+              <w:right w:w="100.0" w:type="dxa"/>
+            </w:tcMar>
+          </w:tcPr>
+          <w:p>
+            <w:pPr>
+              <w:jc w:val="center"/>
+              <w:rPr/>
+            </w:pPr>
+            <w:r>
+              <w:rPr>
+                <w:b w:val="1"/>
+                <w:bCs w:val="1"/>
+                <w:rtl w:val="0"/>
+              </w:rPr>
+              <w:t xml:space="preserve">Task Contributed</w:t>
+            </w:r>
+            <w:r>
+              <w:rPr>
+                <w:rtl w:val="0"/>
+              </w:rPr>
+            </w:r>
+          </w:p>
+        </w:tc>
+      </w:tr>
+      <w:tr>
+        <w:trPr>
+          <w:cantSplit w:val="0"/>
+          <w:tblHeader w:val="0"/>
+        </w:trPr>
+        <w:tc>
+          <w:tcPr>
+            <w:tcBorders>
+              <w:top w:color="000000" w:space="0" w:sz="8" w:val="single"/>
+              <w:left w:color="000000" w:space="0" w:sz="8" w:val="single"/>
+              <w:bottom w:color="000000" w:space="0" w:sz="8" w:val="single"/>
+              <w:right w:color="000000" w:space="0" w:sz="8" w:val="single"/>
+            </w:tcBorders>
+            <w:tcMar>
+              <w:top w:w="100.0" w:type="dxa"/>
+              <w:left w:w="100.0" w:type="dxa"/>
+              <w:bottom w:w="100.0" w:type="dxa"/>
+              <w:right w:w="100.0" w:type="dxa"/>
+            </w:tcMar>
+            <w:vAlign w:val="top"/>
+          </w:tcPr>
+          <w:p>
+            <w:pPr>
+              <w:jc w:val="center"/>
+              <w:rPr>
+                <w:sz w:val="20"/>
+                <w:szCs w:val="20"/>
+              </w:rPr>
+            </w:pPr>
+            <w:r>
+              <w:rPr>
+                <w:sz w:val="20"/>
+                <w:szCs w:val="20"/>
+                <w:rtl w:val="0"/>
+              </w:rPr>
+              <w:t xml:space="preserve">Member 1 — Vedant Dusane</w:t>
+            </w:r>
+          </w:p>
+        </w:tc>
+        <w:tc>
+          <w:tcPr>
+            <w:tcBorders>
+              <w:top w:color="000000" w:space="0" w:sz="8" w:val="single"/>
+              <w:left w:color="000000" w:space="0" w:sz="8" w:val="single"/>
+              <w:bottom w:color="000000" w:space="0" w:sz="8" w:val="single"/>
+              <w:right w:color="000000" w:space="0" w:sz="8" w:val="single"/>
+            </w:tcBorders>
+            <w:tcMar>
+              <w:top w:w="100.0" w:type="dxa"/>
+              <w:left w:w="100.0" w:type="dxa"/>
+              <w:bottom w:w="100.0" w:type="dxa"/>
+              <w:right w:w="100.0" w:type="dxa"/>
+            </w:tcMar>
+            <w:vAlign w:val="top"/>
+          </w:tcPr>
+          <w:p>
+            <w:pPr>
+              <w:rPr>
+                <w:sz w:val="20"/>
+                <w:szCs w:val="20"/>
+              </w:rPr>
+            </w:pPr>
+            <w:r>
+              <w:rPr>
+                <w:sz w:val="20"/>
+                <w:szCs w:val="20"/>
+                <w:rtl w:val="0"/>
+              </w:rPr>
+              <w:t xml:space="preserve">Conducted manual end-to-end testing of frontend flows — student login, dashboard, and quiz interface — and refined UI based on feedback from external testers.</w:t>
+            </w:r>
+          </w:p>
+        </w:tc>
+      </w:tr>
+      <w:tr>
+        <w:trPr>
+          <w:cantSplit w:val="0"/>
+          <w:tblHeader w:val="0"/>
+        </w:trPr>
+        <w:tc>
+          <w:tcPr>
+            <w:tcBorders>
+              <w:top w:color="000000" w:space="0" w:sz="8" w:val="single"/>
+              <w:left w:color="000000" w:space="0" w:sz="8" w:val="single"/>
+              <w:bottom w:color="000000" w:space="0" w:sz="8" w:val="single"/>
+              <w:right w:color="000000" w:space="0" w:sz="8" w:val="single"/>
+            </w:tcBorders>
+            <w:tcMar>
+              <w:top w:w="100.0" w:type="dxa"/>
+              <w:left w:w="100.0" w:type="dxa"/>
+              <w:bottom w:w="100.0" w:type="dxa"/>
+              <w:right w:w="100.0" w:type="dxa"/>
+            </w:tcMar>
+            <w:vAlign w:val="top"/>
+          </w:tcPr>
+          <w:p>
+            <w:pPr>
+              <w:jc w:val="center"/>
+              <w:rPr>
+                <w:sz w:val="20"/>
+                <w:szCs w:val="20"/>
+              </w:rPr>
+            </w:pPr>
+            <w:r>
+              <w:rPr>
+                <w:sz w:val="20"/>
+                <w:szCs w:val="20"/>
+                <w:rtl w:val="0"/>
+              </w:rPr>
+              <w:t xml:space="preserve">Member 2 — Sumit Ghavri</w:t>
+            </w:r>
+          </w:p>
+        </w:tc>
+        <w:tc>
+          <w:tcPr>
+            <w:tcBorders>
+              <w:top w:color="000000" w:space="0" w:sz="8" w:val="single"/>
+              <w:left w:color="000000" w:space="0" w:sz="8" w:val="single"/>
+              <w:bottom w:color="000000" w:space="0" w:sz="8" w:val="single"/>
+              <w:right w:color="000000" w:space="0" w:sz="8" w:val="single"/>
+            </w:tcBorders>
+            <w:tcMar>
+              <w:top w:w="100.0" w:type="dxa"/>
+              <w:left w:w="100.0" w:type="dxa"/>
+              <w:bottom w:w="100.0" w:type="dxa"/>
+              <w:right w:w="100.0" w:type="dxa"/>
+            </w:tcMar>
+            <w:vAlign w:val="top"/>
+          </w:tcPr>
+          <w:p>
+            <w:pPr>
+              <w:rPr>
+                <w:sz w:val="20"/>
+                <w:szCs w:val="20"/>
+              </w:rPr>
+            </w:pPr>
+            <w:r>
+              <w:rPr>
+                <w:sz w:val="20"/>
+                <w:szCs w:val="20"/>
+                <w:rtl w:val="0"/>
+              </w:rPr>
+              <w:t xml:space="preserve">Tested offline caching and sync behaviour by simulating network interruptions, verifying that quiz submissions queued and synced correctly on reconnection.</w:t>
+            </w:r>
+          </w:p>
+        </w:tc>
+      </w:tr>
+      <w:tr>
+        <w:trPr>
+          <w:cantSplit w:val="0"/>
+          <w:tblHeader w:val="0"/>
+        </w:trPr>
+        <w:tc>
+          <w:tcPr>
+            <w:tcBorders>
+              <w:top w:color="000000" w:space="0" w:sz="8" w:val="single"/>
+              <w:left w:color="000000" w:space="0" w:sz="8" w:val="single"/>
+              <w:bottom w:color="000000" w:space="0" w:sz="8" w:val="single"/>
+              <w:right w:color="000000" w:space="0" w:sz="8" w:val="single"/>
+            </w:tcBorders>
+            <w:shd w:fill="ffffff" w:val="clear"/>
+            <w:tcMar>
+              <w:top w:w="100.0" w:type="dxa"/>
+              <w:left w:w="100.0" w:type="dxa"/>
+              <w:bottom w:w="100.0" w:type="dxa"/>
+              <w:right w:w="100.0" w:type="dxa"/>
+            </w:tcMar>
+            <w:vAlign w:val="top"/>
+          </w:tcPr>
+          <w:p>
+            <w:pPr>
+              <w:jc w:val="center"/>
+              <w:rPr>
+                <w:sz w:val="20"/>
+                <w:szCs w:val="20"/>
+              </w:rPr>
+            </w:pPr>
+            <w:r>
+              <w:rPr>
+                <w:sz w:val="20"/>
+                <w:szCs w:val="20"/>
+                <w:rtl w:val="0"/>
+              </w:rPr>
+              <w:t xml:space="preserve">Member 3 — Saqlain Abidi</w:t>
+            </w:r>
+          </w:p>
+        </w:tc>
+        <w:tc>
+          <w:tcPr>
+            <w:tcBorders>
+              <w:top w:color="000000" w:space="0" w:sz="8" w:val="single"/>
+              <w:left w:color="000000" w:space="0" w:sz="8" w:val="single"/>
+              <w:bottom w:color="000000" w:space="0" w:sz="8" w:val="single"/>
+              <w:right w:color="000000" w:space="0" w:sz="8" w:val="single"/>
+            </w:tcBorders>
+            <w:shd w:fill="ffffff" w:val="clear"/>
+            <w:tcMar>
+              <w:top w:w="100.0" w:type="dxa"/>
+              <w:left w:w="100.0" w:type="dxa"/>
+              <w:bottom w:w="100.0" w:type="dxa"/>
+              <w:right w:w="100.0" w:type="dxa"/>
+            </w:tcMar>
+            <w:vAlign w:val="top"/>
+          </w:tcPr>
+          <w:p>
+            <w:pPr>
+              <w:rPr>
+                <w:sz w:val="20"/>
+                <w:szCs w:val="20"/>
+              </w:rPr>
+            </w:pPr>
+            <w:r>
+              <w:rPr>
+                <w:sz w:val="20"/>
+                <w:szCs w:val="20"/>
+                <w:rtl w:val="0"/>
+              </w:rPr>
+              <w:t xml:space="preserve">Coordinated external classmate testing, collected usability feedback, and verified authentication and class-code enrolment flows across test accounts.</w:t>
+            </w:r>
+          </w:p>
+        </w:tc>
+      </w:tr>
+      <w:tr>
+        <w:trPr>
+          <w:cantSplit w:val="0"/>
+          <w:tblHeader w:val="0"/>
+        </w:trPr>
+        <w:tc>
+          <w:tcPr>
+            <w:tcBorders>
+              <w:top w:color="000000" w:space="0" w:sz="8" w:val="single"/>
+              <w:left w:color="000000" w:space="0" w:sz="8" w:val="single"/>
+              <w:bottom w:color="000000" w:space="0" w:sz="8" w:val="single"/>
+              <w:right w:color="000000" w:space="0" w:sz="8" w:val="single"/>
+            </w:tcBorders>
+            <w:shd w:fill="e8e8e8" w:val="clear"/>
+            <w:tcMar>
+              <w:top w:w="100.0" w:type="dxa"/>
+              <w:left w:w="100.0" w:type="dxa"/>
+              <w:bottom w:w="100.0" w:type="dxa"/>
+              <w:right w:w="100.0" w:type="dxa"/>
+            </w:tcMar>
+            <w:vAlign w:val="top"/>
+          </w:tcPr>
+          <w:p>
+            <w:pPr>
+              <w:jc w:val="center"/>
+              <w:rPr>
+                <w:sz w:val="20"/>
+                <w:szCs w:val="20"/>
+              </w:rPr>
+            </w:pPr>
+            <w:r>
+              <w:rPr>
+                <w:sz w:val="20"/>
+                <w:szCs w:val="20"/>
+                <w:rtl w:val="0"/>
+              </w:rPr>
+              <w:t xml:space="preserve">Member 4 — Arnav Kumar</w:t>
+            </w:r>
+          </w:p>
+        </w:tc>
+        <w:tc>
+          <w:tcPr>
+            <w:tcBorders>
+              <w:top w:color="000000" w:space="0" w:sz="8" w:val="single"/>
+              <w:left w:color="000000" w:space="0" w:sz="8" w:val="single"/>
+              <w:bottom w:color="000000" w:space="0" w:sz="8" w:val="single"/>
+              <w:right w:color="000000" w:space="0" w:sz="8" w:val="single"/>
+            </w:tcBorders>
+            <w:shd w:fill="e8e8e8" w:val="clear"/>
+            <w:tcMar>
+              <w:top w:w="100.0" w:type="dxa"/>
+              <w:left w:w="100.0" w:type="dxa"/>
+              <w:bottom w:w="100.0" w:type="dxa"/>
+              <w:right w:w="100.0" w:type="dxa"/>
+            </w:tcMar>
+            <w:vAlign w:val="top"/>
+          </w:tcPr>
+          <w:p>
+            <w:pPr>
+              <w:jc w:val="center"/>
+              <w:rPr>
+                <w:sz w:val="20"/>
+                <w:szCs w:val="20"/>
+              </w:rPr>
+            </w:pPr>
+            <w:r>
+              <w:rPr>
+                <w:sz w:val="20"/>
+                <w:szCs w:val="20"/>
+                <w:rtl w:val="0"/>
+              </w:rPr>
+              <w:t xml:space="preserve">Performed API-level testing of the adaptive quiz engine, confirming correct board/grade-scoped question generation and retry logic via the OpenRouter/Gemini integration. </w:t>
+            </w:r>
+          </w:p>
+          <w:p>
+            <w:pPr>
+              <w:rPr>
+                <w:sz w:val="20"/>
+                <w:szCs w:val="20"/>
+              </w:rPr>
+            </w:pPr>
+            <w:r>
+              <w:rPr>
+                <w:rtl w:val="0"/>
+              </w:rPr>
+            </w:r>
+          </w:p>
+        </w:tc>
+      </w:tr>
+    </w:tbl>
+    <w:p>
+      <w:pPr>
+        <w:rPr/>
+      </w:pPr>
+      <w:r>
+        <w:rPr>
+          <w:rtl w:val="0"/>
+        </w:rPr>
+      </w:r>
+    </w:p>
+    <w:p>
+      <w:pPr>
+        <w:spacing w:after="120" w:before="240" w:lineRule="auto"/>
+        <w:rPr/>
+      </w:pPr>
+      <w:r>
+        <w:rPr>
+          <w:b w:val="1"/>
+          <w:bCs w:val="1"/>
+          <w:rtl w:val="0"/>
+        </w:rPr>
+        <w:t xml:space="preserve">BLOCKERS / CHALLENGES THIS WEEK</w:t>
+      </w:r>
+      <w:r>
+        <w:rPr>
+          <w:rtl w:val="0"/>
+        </w:rPr>
+      </w:r>
+    </w:p>
+    <w:p>
+      <w:pPr>
+        <w:spacing w:after="120" w:line="360" w:lineRule="auto"/>
+        <w:ind w:firstLine="288"/>
+        <w:jc w:val="both"/>
+        <w:rPr/>
+      </w:pPr>
+      <w:r>
+        <w:rPr>
+          <w:i w:val="1"/>
+          <w:iCs w:val="1"/>
+          <w:rtl w:val="0"/>
+        </w:rPr>
+        <w:t xml:space="preserve">A few minor UI navigation issues were flagged by external testers, which the team has noted for refinement in the coming week. No major blockers were encountered during testing  the core flows built in Week 2 held up well across manual, API, and external testing. </w:t>
+      </w:r>
+      <w:r>
+        <w:rPr>
+          <w:rtl w:val="0"/>
+        </w:rPr>
+      </w:r>
+    </w:p>
+    <w:p>
+      <w:pPr>
+        <w:rPr/>
+      </w:pPr>
+      <w:r>
+        <w:rPr>
+          <w:rtl w:val="0"/>
+        </w:rPr>
+      </w:r>
+    </w:p>
+    <w:p>
+      <w:pPr>
+        <w:spacing w:after="120" w:before="240" w:lineRule="auto"/>
+        <w:rPr/>
+      </w:pPr>
+      <w:r>
+        <w:rPr>
+          <w:b w:val="1"/>
+          <w:bCs w:val="1"/>
+          <w:rtl w:val="0"/>
+        </w:rPr>
+        <w:t xml:space="preserve">LEARNING &amp; SKILLS GAINED THIS WEEK</w:t>
+      </w:r>
+      <w:r>
+        <w:rPr>
+          <w:rtl w:val="0"/>
+        </w:rPr>
+      </w:r>
+    </w:p>
+    <w:p>
+      <w:pPr>
+        <w:spacing w:after="120" w:line="360" w:lineRule="auto"/>
+        <w:ind w:firstLine="288"/>
+        <w:jc w:val="both"/>
+        <w:rPr/>
+      </w:pPr>
+      <w:r>
+        <w:rPr>
+          <w:i w:val="1"/>
+          <w:iCs w:val="1"/>
+          <w:rtl w:val="0"/>
+        </w:rPr>
+        <w:t xml:space="preserve">Structuring a mixed testing approach combining manual, API-level, and external user testing; using browser DevTools to simulate offline conditions and verify sync behaviour; gathering and prioritising usability feedback from non-technical testers. </w:t>
+      </w:r>
+      <w:r>
+        <w:rPr>
+          <w:rtl w:val="0"/>
+        </w:rPr>
+      </w:r>
+    </w:p>
+    <w:p>
+      <w:pPr>
+        <w:pBdr>
+          <w:bottom w:color="999999" w:space="1" w:sz="4" w:val="single"/>
+        </w:pBdr>
+        <w:spacing w:after="120" w:before="120" w:lineRule="auto"/>
+        <w:rPr/>
+      </w:pPr>
+      <w:r>
+        <w:br w:type="page"/>
+      </w:r>
+      <w:r>
+        <w:rPr>
+          <w:rtl w:val="0"/>
+        </w:rPr>
+      </w:r>
+    </w:p>
+    <w:p>
+      <w:pPr>
+        <w:pBdr>
+          <w:bottom w:color="999999" w:space="1" w:sz="4" w:val="single"/>
+        </w:pBdr>
+        <w:spacing w:after="120" w:before="120" w:lineRule="auto"/>
+        <w:rPr/>
+      </w:pPr>
+      <w:r>
+        <w:rPr>
+          <w:rtl w:val="0"/>
+        </w:rPr>
+      </w:r>
+    </w:p>
+    <w:p>
+      <w:pPr>
+        <w:spacing w:after="160" w:before="280" w:lineRule="auto"/>
+        <w:rPr/>
+      </w:pPr>
+      <w:r>
+        <w:rPr>
+          <w:b w:val="1"/>
+          <w:bCs w:val="1"/>
+          <w:rtl w:val="0"/>
+        </w:rPr>
+        <w:t xml:space="preserve">WEEK 4   COLLABORATION</w:t>
       </w:r>
       <w:r>
         <w:rPr>
@@ -18673,7 +19202,7 @@
                 <w:szCs w:val="20"/>
                 <w:rtl w:val="0"/>
               </w:rPr>
-              <w:t xml:space="preserve">Member 1 — [Name]</w:t>
+              <w:t xml:space="preserve">Member 1   [Name]</w:t>
             </w:r>
             <w:r>
               <w:rPr>
@@ -18750,7 +19279,7 @@
                 <w:szCs w:val="20"/>
                 <w:rtl w:val="0"/>
               </w:rPr>
-              <w:t xml:space="preserve">Member 2 — [Name]</w:t>
+              <w:t xml:space="preserve">Member 2   [Name]</w:t>
             </w:r>
             <w:r>
               <w:rPr>
@@ -18827,7 +19356,7 @@
                 <w:szCs w:val="20"/>
                 <w:rtl w:val="0"/>
               </w:rPr>
-              <w:t xml:space="preserve">Member 3 — [Name]</w:t>
+              <w:t xml:space="preserve">Member 3   [Name]</w:t>
             </w:r>
             <w:r>
               <w:rPr>
@@ -18904,7 +19433,7 @@
                 <w:szCs w:val="20"/>
                 <w:rtl w:val="0"/>
               </w:rPr>
-              <w:t xml:space="preserve">Member 4 — [Name]</w:t>
+              <w:t xml:space="preserve">Member 4   [Name]</w:t>
             </w:r>
             <w:r>
               <w:rPr>
@@ -18990,7 +19519,6 @@
         <w:rPr>
           <w:i w:val="1"/>
           <w:iCs w:val="1"/>
-          <w:color w:val="666666"/>
           <w:rtl w:val="0"/>
         </w:rPr>
         <w:t xml:space="preserve">[Describe any issues faced and how they were or will be resolved]</w:t>
@@ -19041,7 +19569,6 @@
         <w:rPr>
           <w:i w:val="1"/>
           <w:iCs w:val="1"/>
-          <w:color w:val="666666"/>
           <w:rtl w:val="0"/>
         </w:rPr>
         <w:t xml:space="preserve">[New tools, technologies, or concepts learnt this week]</w:t>
@@ -19070,6 +19597,35 @@
         <w:rPr>
           <w:rtl w:val="0"/>
         </w:rPr>
+      </w:r>
+    </w:p>
+    <w:p>
+      <w:pPr>
+        <w:rPr/>
+      </w:pPr>
+      <w:r>
+        <w:br w:type="page"/>
+      </w:r>
+      <w:r>
+        <w:rPr>
+          <w:rtl w:val="0"/>
+        </w:rPr>
+      </w:r>
+    </w:p>
+    <w:p>
+      <w:pPr>
+        <w:pStyle w:val="Title"/>
+        <w:spacing w:after="120" w:before="240" w:lineRule="auto"/>
+        <w:jc w:val="center"/>
+        <w:rPr/>
+      </w:pPr>
+      <w:bookmarkStart w:colFirst="0" w:colLast="0" w:name="_w6lw0vf6dm7d" w:id="18"/>
+      <w:bookmarkEnd w:id="18"/>
+      <w:r>
+        <w:rPr>
+          <w:rtl w:val="0"/>
+        </w:rPr>
+        <w:t xml:space="preserve">BIBLIOGRAPHY</w:t>
       </w:r>
     </w:p>
     <w:p>
@@ -19088,6 +19644,118 @@
     </w:p>
     <w:p>
       <w:pPr>
+        <w:rPr/>
+      </w:pPr>
+      <w:r>
+        <w:rPr>
+          <w:rtl w:val="0"/>
+        </w:rPr>
+      </w:r>
+    </w:p>
+    <w:p>
+      <w:pPr>
+        <w:spacing w:after="120" w:line="360" w:lineRule="auto"/>
+        <w:ind w:firstLine="288"/>
+        <w:jc w:val="both"/>
+        <w:rPr/>
+      </w:pPr>
+      <w:r>
+        <w:rPr>
+          <w:rtl w:val="0"/>
+        </w:rPr>
+        <w:t xml:space="preserve">[1]  Author(s), "Paper Title," Journal/Conference Name, vol. X, no. X, pp. XX–XX, Year. DOI: XXXXX</w:t>
+      </w:r>
+    </w:p>
+    <w:p>
+      <w:pPr>
+        <w:spacing w:after="120" w:line="360" w:lineRule="auto"/>
+        <w:ind w:firstLine="288"/>
+        <w:jc w:val="both"/>
+        <w:rPr/>
+      </w:pPr>
+      <w:r>
+        <w:rPr>
+          <w:rtl w:val="0"/>
+        </w:rPr>
+        <w:t xml:space="preserve">[2]  Author(s), "Paper Title," Journal/Conference Name, vol. X, no. X, pp. XX–XX, Year. DOI: XXXXX</w:t>
+      </w:r>
+    </w:p>
+    <w:p>
+      <w:pPr>
+        <w:spacing w:after="120" w:line="360" w:lineRule="auto"/>
+        <w:ind w:firstLine="288"/>
+        <w:jc w:val="both"/>
+        <w:rPr/>
+      </w:pPr>
+      <w:r>
+        <w:rPr>
+          <w:rtl w:val="0"/>
+        </w:rPr>
+        <w:t xml:space="preserve">[3]  Author(s), "Paper Title," Journal/Conference Name, vol. X, no. X, pp. XX–XX, Year. DOI: XXXXX</w:t>
+      </w:r>
+    </w:p>
+    <w:p>
+      <w:pPr>
+        <w:rPr/>
+      </w:pPr>
+      <w:r>
+        <w:rPr>
+          <w:rtl w:val="0"/>
+        </w:rPr>
+      </w:r>
+    </w:p>
+    <w:p>
+      <w:pPr>
+        <w:spacing w:after="120" w:line="360" w:lineRule="auto"/>
+        <w:ind w:firstLine="288"/>
+        <w:jc w:val="both"/>
+        <w:rPr/>
+      </w:pPr>
+      <w:r>
+        <w:rPr>
+          <w:i w:val="1"/>
+          <w:iCs w:val="1"/>
+          <w:rtl w:val="0"/>
+        </w:rPr>
+        <w:t xml:space="preserve">[All references must be in IEEE format, numbered in the order they appear in the report.]</w:t>
+      </w:r>
+      <w:r>
+        <w:rPr>
+          <w:rtl w:val="0"/>
+        </w:rPr>
+      </w:r>
+    </w:p>
+    <w:p>
+      <w:pPr>
+        <w:rPr/>
+      </w:pPr>
+      <w:r>
+        <w:br w:type="page"/>
+      </w:r>
+      <w:r>
+        <w:rPr>
+          <w:rtl w:val="0"/>
+        </w:rPr>
+      </w:r>
+    </w:p>
+    <w:p>
+      <w:pPr>
+        <w:pStyle w:val="Title"/>
+        <w:spacing w:after="120" w:before="240" w:lineRule="auto"/>
+        <w:jc w:val="center"/>
+        <w:rPr/>
+      </w:pPr>
+      <w:bookmarkStart w:colFirst="0" w:colLast="0" w:name="_yexj7l9gzv71" w:id="19"/>
+      <w:bookmarkEnd w:id="19"/>
+      <w:r>
+        <w:rPr>
+          <w:rtl w:val="0"/>
+        </w:rPr>
+        <w:t xml:space="preserve">ANNEXURE A: RESEARCH PAPER/COPYRIGHT/PATENT</w:t>
+      </w:r>
+    </w:p>
+    <w:p>
+      <w:pPr>
         <w:pBdr>
           <w:bottom w:color="999999" w:space="1" w:sz="4" w:val="single"/>
         </w:pBdr>
@@ -19102,6 +19770,331 @@
     </w:p>
     <w:p>
       <w:pPr>
+        <w:rPr/>
+      </w:pPr>
+      <w:r>
+        <w:rPr>
+          <w:rtl w:val="0"/>
+        </w:rPr>
+      </w:r>
+    </w:p>
+    <w:p>
+      <w:pPr>
+        <w:spacing w:after="120" w:line="360" w:lineRule="auto"/>
+        <w:ind w:firstLine="288"/>
+        <w:jc w:val="both"/>
+        <w:rPr/>
+      </w:pPr>
+      <w:r>
+        <w:rPr>
+          <w:i w:val="1"/>
+          <w:iCs w:val="1"/>
+          <w:rtl w:val="0"/>
+        </w:rPr>
+        <w:t xml:space="preserve">[Attach the full research paper or conference paper in its original format here. To be completed in Week 3 &amp; 4.]</w:t>
+      </w:r>
+      <w:r>
+        <w:rPr>
+          <w:rtl w:val="0"/>
+        </w:rPr>
+      </w:r>
+    </w:p>
+    <w:p>
+      <w:pPr>
+        <w:rPr/>
+      </w:pPr>
+      <w:r>
+        <w:rPr>
+          <w:rtl w:val="0"/>
+        </w:rPr>
+      </w:r>
+    </w:p>
+    <w:p>
+      <w:pPr>
+        <w:spacing w:after="120" w:line="360" w:lineRule="auto"/>
+        <w:ind w:firstLine="288"/>
+        <w:jc w:val="both"/>
+        <w:rPr/>
+      </w:pPr>
+      <w:r>
+        <w:rPr>
+          <w:rtl w:val="0"/>
+        </w:rPr>
+        <w:t xml:space="preserve">Note: Any work carried out during this internship   whether technical, creative, or research-based   may only be published or disclosed with prior written permission from the IEEE MIT ADT University Student Branch.</w:t>
+      </w:r>
+    </w:p>
+    <w:p>
+      <w:pPr>
+        <w:rPr/>
+      </w:pPr>
+      <w:r>
+        <w:rPr>
+          <w:rtl w:val="0"/>
+        </w:rPr>
+      </w:r>
+    </w:p>
+    <w:p>
+      <w:pPr>
+        <w:rPr/>
+      </w:pPr>
+      <w:r>
+        <w:rPr>
+          <w:rtl w:val="0"/>
+        </w:rPr>
+      </w:r>
+    </w:p>
+    <w:p>
+      <w:pPr>
+        <w:rPr/>
+      </w:pPr>
+      <w:r>
+        <w:rPr>
+          <w:rtl w:val="0"/>
+        </w:rPr>
+      </w:r>
+    </w:p>
+    <w:p>
+      <w:pPr>
+        <w:rPr/>
+      </w:pPr>
+      <w:r>
+        <w:rPr>
+          <w:rtl w:val="0"/>
+        </w:rPr>
+      </w:r>
+    </w:p>
+    <w:p>
+      <w:pPr>
+        <w:rPr/>
+      </w:pPr>
+      <w:r>
+        <w:rPr>
+          <w:rtl w:val="0"/>
+        </w:rPr>
+      </w:r>
+    </w:p>
+    <w:p>
+      <w:pPr>
+        <w:rPr/>
+      </w:pPr>
+      <w:r>
+        <w:rPr>
+          <w:rtl w:val="0"/>
+        </w:rPr>
+      </w:r>
+    </w:p>
+    <w:p>
+      <w:pPr>
+        <w:rPr/>
+      </w:pPr>
+      <w:r>
+        <w:rPr>
+          <w:rtl w:val="0"/>
+        </w:rPr>
+      </w:r>
+    </w:p>
+    <w:p>
+      <w:pPr>
+        <w:rPr/>
+      </w:pPr>
+      <w:r>
+        <w:rPr>
+          <w:rtl w:val="0"/>
+        </w:rPr>
+      </w:r>
+    </w:p>
+    <w:p>
+      <w:pPr>
+        <w:rPr/>
+      </w:pPr>
+      <w:r>
+        <w:rPr>
+          <w:rtl w:val="0"/>
+        </w:rPr>
+      </w:r>
+    </w:p>
+    <w:p>
+      <w:pPr>
+        <w:rPr/>
+      </w:pPr>
+      <w:r>
+        <w:rPr>
+          <w:rtl w:val="0"/>
+        </w:rPr>
+      </w:r>
+    </w:p>
+    <w:p>
+      <w:pPr>
+        <w:rPr/>
+      </w:pPr>
+      <w:r>
+        <w:rPr>
+          <w:rtl w:val="0"/>
+        </w:rPr>
+      </w:r>
+    </w:p>
+    <w:p>
+      <w:pPr>
+        <w:rPr/>
+      </w:pPr>
+      <w:r>
+        <w:rPr>
+          <w:rtl w:val="0"/>
+        </w:rPr>
+      </w:r>
+    </w:p>
+    <w:p>
+      <w:pPr>
+        <w:rPr/>
+      </w:pPr>
+      <w:r>
+        <w:rPr>
+          <w:rtl w:val="0"/>
+        </w:rPr>
+      </w:r>
+    </w:p>
+    <w:p>
+      <w:pPr>
+        <w:rPr/>
+      </w:pPr>
+      <w:r>
+        <w:rPr>
+          <w:rtl w:val="0"/>
+        </w:rPr>
+      </w:r>
+    </w:p>
+    <w:p>
+      <w:pPr>
+        <w:rPr/>
+      </w:pPr>
+      <w:r>
+        <w:rPr>
+          <w:rtl w:val="0"/>
+        </w:rPr>
+      </w:r>
+    </w:p>
+    <w:p>
+      <w:pPr>
+        <w:rPr/>
+      </w:pPr>
+      <w:r>
+        <w:rPr>
+          <w:rtl w:val="0"/>
+        </w:rPr>
+      </w:r>
+    </w:p>
+    <w:p>
+      <w:pPr>
+        <w:rPr/>
+      </w:pPr>
+      <w:r>
+        <w:rPr>
+          <w:rtl w:val="0"/>
+        </w:rPr>
+      </w:r>
+    </w:p>
+    <w:p>
+      <w:pPr>
+        <w:rPr/>
+      </w:pPr>
+      <w:r>
+        <w:rPr>
+          <w:rtl w:val="0"/>
+        </w:rPr>
+      </w:r>
+    </w:p>
+    <w:p>
+      <w:pPr>
+        <w:rPr/>
+      </w:pPr>
+      <w:r>
+        <w:rPr>
+          <w:rtl w:val="0"/>
+        </w:rPr>
+      </w:r>
+    </w:p>
+    <w:p>
+      <w:pPr>
+        <w:rPr/>
+      </w:pPr>
+      <w:r>
+        <w:rPr>
+          <w:rtl w:val="0"/>
+        </w:rPr>
+      </w:r>
+    </w:p>
+    <w:p>
+      <w:pPr>
+        <w:rPr/>
+      </w:pPr>
+      <w:r>
+        <w:rPr>
+          <w:rtl w:val="0"/>
+        </w:rPr>
+      </w:r>
+    </w:p>
+    <w:p>
+      <w:pPr>
+        <w:rPr/>
+      </w:pPr>
+      <w:r>
+        <w:rPr>
+          <w:rtl w:val="0"/>
+        </w:rPr>
+      </w:r>
+    </w:p>
+    <w:p>
+      <w:pPr>
+        <w:rPr/>
+      </w:pPr>
+      <w:r>
+        <w:rPr>
+          <w:rtl w:val="0"/>
+        </w:rPr>
+      </w:r>
+    </w:p>
+    <w:p>
+      <w:pPr>
+        <w:rPr/>
+      </w:pPr>
+      <w:r>
+        <w:rPr>
+          <w:rtl w:val="0"/>
+        </w:rPr>
+      </w:r>
+    </w:p>
+    <w:p>
+      <w:pPr>
+        <w:rPr/>
+      </w:pPr>
+      <w:r>
+        <w:rPr>
+          <w:rtl w:val="0"/>
+        </w:rPr>
+      </w:r>
+    </w:p>
+    <w:p>
+      <w:pPr>
+        <w:rPr/>
+      </w:pPr>
+      <w:r>
+        <w:rPr>
+          <w:rtl w:val="0"/>
+        </w:rPr>
+      </w:r>
+    </w:p>
+    <w:p>
+      <w:pPr>
+        <w:rPr/>
+      </w:pPr>
+      <w:r>
+        <w:rPr>
+          <w:rtl w:val="0"/>
+        </w:rPr>
+      </w:r>
+    </w:p>
+    <w:p>
+      <w:pPr>
         <w:pBdr>
           <w:bottom w:color="999999" w:space="1" w:sz="4" w:val="single"/>
         </w:pBdr>
@@ -19116,1118 +20109,6 @@
     </w:p>
     <w:p>
       <w:pPr>
-        <w:spacing w:after="160" w:before="280" w:lineRule="auto"/>
-        <w:rPr/>
-      </w:pPr>
-      <w:r>
-        <w:rPr>
-          <w:b w:val="1"/>
-          <w:bCs w:val="1"/>
-          <w:rtl w:val="0"/>
-        </w:rPr>
-        <w:t xml:space="preserve">WEEK 4 — COLLABORATION</w:t>
-      </w:r>
-      <w:r>
-        <w:rPr>
-          <w:rtl w:val="0"/>
-        </w:rPr>
-      </w:r>
-    </w:p>
-    <w:p>
-      <w:pPr>
-        <w:pBdr>
-          <w:bottom w:color="999999" w:space="1" w:sz="4" w:val="single"/>
-        </w:pBdr>
-        <w:spacing w:after="120" w:before="120" w:lineRule="auto"/>
-        <w:rPr/>
-      </w:pPr>
-      <w:r>
-        <w:rPr>
-          <w:rtl w:val="0"/>
-        </w:rPr>
-      </w:r>
-    </w:p>
-    <w:p>
-      <w:pPr>
-        <w:rPr/>
-      </w:pPr>
-      <w:r>
-        <w:rPr>
-          <w:rtl w:val="0"/>
-        </w:rPr>
-      </w:r>
-    </w:p>
-    <w:tbl>
-      <w:tblPr>
-        <w:tblStyle w:val="Table33"/>
-        <w:tblW w:w="5520.0" w:type="dxa"/>
-        <w:jc w:val="left"/>
-        <w:tblBorders>
-          <w:top w:color="000000" w:space="0" w:sz="4" w:val="single"/>
-          <w:left w:color="000000" w:space="0" w:sz="4" w:val="single"/>
-          <w:bottom w:color="000000" w:space="0" w:sz="4" w:val="single"/>
-          <w:right w:color="000000" w:space="0" w:sz="4" w:val="single"/>
-          <w:insideH w:color="000000" w:space="0" w:sz="4" w:val="single"/>
-          <w:insideV w:color="000000" w:space="0" w:sz="4" w:val="single"/>
-        </w:tblBorders>
-        <w:tblLayout w:type="fixed"/>
-        <w:tblLook w:val="0400"/>
-      </w:tblPr>
-      <w:tblGrid>
-        <w:gridCol w:w="2800"/>
-        <w:gridCol w:w="2720"/>
-        <w:tblGridChange w:id="0">
-          <w:tblGrid>
-            <w:gridCol w:w="2800"/>
-            <w:gridCol w:w="2720"/>
-          </w:tblGrid>
-        </w:tblGridChange>
-      </w:tblGrid>
-      <w:tr>
-        <w:trPr>
-          <w:cantSplit w:val="0"/>
-          <w:tblHeader w:val="1"/>
-        </w:trPr>
-        <w:tc>
-          <w:tcPr>
-            <w:tcBorders>
-              <w:top w:color="bbbbbb" w:space="0" w:sz="4" w:val="single"/>
-              <w:left w:color="bbbbbb" w:space="0" w:sz="4" w:val="single"/>
-              <w:bottom w:color="bbbbbb" w:space="0" w:sz="4" w:val="single"/>
-              <w:right w:color="bbbbbb" w:space="0" w:sz="4" w:val="single"/>
-            </w:tcBorders>
-            <w:shd w:fill="f5f5f5" w:val="clear"/>
-            <w:tcMar>
-              <w:top w:w="80.0" w:type="dxa"/>
-              <w:left w:w="100.0" w:type="dxa"/>
-              <w:bottom w:w="80.0" w:type="dxa"/>
-              <w:right w:w="100.0" w:type="dxa"/>
-            </w:tcMar>
-          </w:tcPr>
-          <w:p>
-            <w:pPr>
-              <w:jc w:val="center"/>
-              <w:rPr/>
-            </w:pPr>
-            <w:r>
-              <w:rPr>
-                <w:b w:val="1"/>
-                <w:bCs w:val="1"/>
-                <w:sz w:val="20"/>
-                <w:szCs w:val="20"/>
-                <w:rtl w:val="0"/>
-              </w:rPr>
-              <w:t xml:space="preserve">Member Name</w:t>
-            </w:r>
-            <w:r>
-              <w:rPr>
-                <w:rtl w:val="0"/>
-              </w:rPr>
-            </w:r>
-          </w:p>
-        </w:tc>
-        <w:tc>
-          <w:tcPr>
-            <w:tcBorders>
-              <w:top w:color="bbbbbb" w:space="0" w:sz="4" w:val="single"/>
-              <w:left w:color="bbbbbb" w:space="0" w:sz="4" w:val="single"/>
-              <w:bottom w:color="bbbbbb" w:space="0" w:sz="4" w:val="single"/>
-              <w:right w:color="bbbbbb" w:space="0" w:sz="4" w:val="single"/>
-            </w:tcBorders>
-            <w:shd w:fill="f5f5f5" w:val="clear"/>
-            <w:tcMar>
-              <w:top w:w="80.0" w:type="dxa"/>
-              <w:left w:w="100.0" w:type="dxa"/>
-              <w:bottom w:w="80.0" w:type="dxa"/>
-              <w:right w:w="100.0" w:type="dxa"/>
-            </w:tcMar>
-          </w:tcPr>
-          <w:p>
-            <w:pPr>
-              <w:jc w:val="center"/>
-              <w:rPr/>
-            </w:pPr>
-            <w:r>
-              <w:rPr>
-                <w:b w:val="1"/>
-                <w:bCs w:val="1"/>
-                <w:sz w:val="20"/>
-                <w:szCs w:val="20"/>
-                <w:rtl w:val="0"/>
-              </w:rPr>
-              <w:t xml:space="preserve">Task Contributed</w:t>
-            </w:r>
-            <w:r>
-              <w:rPr>
-                <w:rtl w:val="0"/>
-              </w:rPr>
-            </w:r>
-          </w:p>
-        </w:tc>
-      </w:tr>
-      <w:tr>
-        <w:trPr>
-          <w:cantSplit w:val="0"/>
-          <w:tblHeader w:val="0"/>
-        </w:trPr>
-        <w:tc>
-          <w:tcPr>
-            <w:tcBorders>
-              <w:top w:color="bbbbbb" w:space="0" w:sz="4" w:val="single"/>
-              <w:left w:color="bbbbbb" w:space="0" w:sz="4" w:val="single"/>
-              <w:bottom w:color="bbbbbb" w:space="0" w:sz="4" w:val="single"/>
-              <w:right w:color="bbbbbb" w:space="0" w:sz="4" w:val="single"/>
-            </w:tcBorders>
-            <w:shd w:fill="ffffff" w:val="clear"/>
-            <w:tcMar>
-              <w:top w:w="80.0" w:type="dxa"/>
-              <w:left w:w="100.0" w:type="dxa"/>
-              <w:bottom w:w="80.0" w:type="dxa"/>
-              <w:right w:w="100.0" w:type="dxa"/>
-            </w:tcMar>
-          </w:tcPr>
-          <w:p>
-            <w:pPr>
-              <w:jc w:val="center"/>
-              <w:rPr/>
-            </w:pPr>
-            <w:r>
-              <w:rPr>
-                <w:sz w:val="20"/>
-                <w:szCs w:val="20"/>
-                <w:rtl w:val="0"/>
-              </w:rPr>
-              <w:t xml:space="preserve">Member 1 — [Name]</w:t>
-            </w:r>
-            <w:r>
-              <w:rPr>
-                <w:rtl w:val="0"/>
-              </w:rPr>
-            </w:r>
-          </w:p>
-        </w:tc>
-        <w:tc>
-          <w:tcPr>
-            <w:tcBorders>
-              <w:top w:color="bbbbbb" w:space="0" w:sz="4" w:val="single"/>
-              <w:left w:color="bbbbbb" w:space="0" w:sz="4" w:val="single"/>
-              <w:bottom w:color="bbbbbb" w:space="0" w:sz="4" w:val="single"/>
-              <w:right w:color="bbbbbb" w:space="0" w:sz="4" w:val="single"/>
-            </w:tcBorders>
-            <w:shd w:fill="ffffff" w:val="clear"/>
-            <w:tcMar>
-              <w:top w:w="80.0" w:type="dxa"/>
-              <w:left w:w="100.0" w:type="dxa"/>
-              <w:bottom w:w="80.0" w:type="dxa"/>
-              <w:right w:w="100.0" w:type="dxa"/>
-            </w:tcMar>
-          </w:tcPr>
-          <w:p>
-            <w:pPr>
-              <w:rPr/>
-            </w:pPr>
-            <w:r>
-              <w:rPr>
-                <w:sz w:val="20"/>
-                <w:szCs w:val="20"/>
-                <w:rtl w:val="0"/>
-              </w:rPr>
-              <w:t xml:space="preserve">[Task description]</w:t>
-            </w:r>
-            <w:r>
-              <w:rPr>
-                <w:rtl w:val="0"/>
-              </w:rPr>
-            </w:r>
-          </w:p>
-        </w:tc>
-      </w:tr>
-      <w:tr>
-        <w:trPr>
-          <w:cantSplit w:val="0"/>
-          <w:tblHeader w:val="0"/>
-        </w:trPr>
-        <w:tc>
-          <w:tcPr>
-            <w:tcBorders>
-              <w:top w:color="bbbbbb" w:space="0" w:sz="4" w:val="single"/>
-              <w:left w:color="bbbbbb" w:space="0" w:sz="4" w:val="single"/>
-              <w:bottom w:color="bbbbbb" w:space="0" w:sz="4" w:val="single"/>
-              <w:right w:color="bbbbbb" w:space="0" w:sz="4" w:val="single"/>
-            </w:tcBorders>
-            <w:shd w:fill="e8e8e8" w:val="clear"/>
-            <w:tcMar>
-              <w:top w:w="80.0" w:type="dxa"/>
-              <w:left w:w="100.0" w:type="dxa"/>
-              <w:bottom w:w="80.0" w:type="dxa"/>
-              <w:right w:w="100.0" w:type="dxa"/>
-            </w:tcMar>
-          </w:tcPr>
-          <w:p>
-            <w:pPr>
-              <w:jc w:val="center"/>
-              <w:rPr/>
-            </w:pPr>
-            <w:r>
-              <w:rPr>
-                <w:sz w:val="20"/>
-                <w:szCs w:val="20"/>
-                <w:rtl w:val="0"/>
-              </w:rPr>
-              <w:t xml:space="preserve">Member 2 — [Name]</w:t>
-            </w:r>
-            <w:r>
-              <w:rPr>
-                <w:rtl w:val="0"/>
-              </w:rPr>
-            </w:r>
-          </w:p>
-        </w:tc>
-        <w:tc>
-          <w:tcPr>
-            <w:tcBorders>
-              <w:top w:color="bbbbbb" w:space="0" w:sz="4" w:val="single"/>
-              <w:left w:color="bbbbbb" w:space="0" w:sz="4" w:val="single"/>
-              <w:bottom w:color="bbbbbb" w:space="0" w:sz="4" w:val="single"/>
-              <w:right w:color="bbbbbb" w:space="0" w:sz="4" w:val="single"/>
-            </w:tcBorders>
-            <w:shd w:fill="e8e8e8" w:val="clear"/>
-            <w:tcMar>
-              <w:top w:w="80.0" w:type="dxa"/>
-              <w:left w:w="100.0" w:type="dxa"/>
-              <w:bottom w:w="80.0" w:type="dxa"/>
-              <w:right w:w="100.0" w:type="dxa"/>
-            </w:tcMar>
-          </w:tcPr>
-          <w:p>
-            <w:pPr>
-              <w:rPr/>
-            </w:pPr>
-            <w:r>
-              <w:rPr>
-                <w:sz w:val="20"/>
-                <w:szCs w:val="20"/>
-                <w:rtl w:val="0"/>
-              </w:rPr>
-              <w:t xml:space="preserve">[Task description]</w:t>
-            </w:r>
-            <w:r>
-              <w:rPr>
-                <w:rtl w:val="0"/>
-              </w:rPr>
-            </w:r>
-          </w:p>
-        </w:tc>
-      </w:tr>
-      <w:tr>
-        <w:trPr>
-          <w:cantSplit w:val="0"/>
-          <w:tblHeader w:val="0"/>
-        </w:trPr>
-        <w:tc>
-          <w:tcPr>
-            <w:tcBorders>
-              <w:top w:color="bbbbbb" w:space="0" w:sz="4" w:val="single"/>
-              <w:left w:color="bbbbbb" w:space="0" w:sz="4" w:val="single"/>
-              <w:bottom w:color="bbbbbb" w:space="0" w:sz="4" w:val="single"/>
-              <w:right w:color="bbbbbb" w:space="0" w:sz="4" w:val="single"/>
-            </w:tcBorders>
-            <w:shd w:fill="ffffff" w:val="clear"/>
-            <w:tcMar>
-              <w:top w:w="80.0" w:type="dxa"/>
-              <w:left w:w="100.0" w:type="dxa"/>
-              <w:bottom w:w="80.0" w:type="dxa"/>
-              <w:right w:w="100.0" w:type="dxa"/>
-            </w:tcMar>
-          </w:tcPr>
-          <w:p>
-            <w:pPr>
-              <w:jc w:val="center"/>
-              <w:rPr/>
-            </w:pPr>
-            <w:r>
-              <w:rPr>
-                <w:sz w:val="20"/>
-                <w:szCs w:val="20"/>
-                <w:rtl w:val="0"/>
-              </w:rPr>
-              <w:t xml:space="preserve">Member 3 — [Name]</w:t>
-            </w:r>
-            <w:r>
-              <w:rPr>
-                <w:rtl w:val="0"/>
-              </w:rPr>
-            </w:r>
-          </w:p>
-        </w:tc>
-        <w:tc>
-          <w:tcPr>
-            <w:tcBorders>
-              <w:top w:color="bbbbbb" w:space="0" w:sz="4" w:val="single"/>
-              <w:left w:color="bbbbbb" w:space="0" w:sz="4" w:val="single"/>
-              <w:bottom w:color="bbbbbb" w:space="0" w:sz="4" w:val="single"/>
-              <w:right w:color="bbbbbb" w:space="0" w:sz="4" w:val="single"/>
-            </w:tcBorders>
-            <w:shd w:fill="ffffff" w:val="clear"/>
-            <w:tcMar>
-              <w:top w:w="80.0" w:type="dxa"/>
-              <w:left w:w="100.0" w:type="dxa"/>
-              <w:bottom w:w="80.0" w:type="dxa"/>
-              <w:right w:w="100.0" w:type="dxa"/>
-            </w:tcMar>
-          </w:tcPr>
-          <w:p>
-            <w:pPr>
-              <w:rPr/>
-            </w:pPr>
-            <w:r>
-              <w:rPr>
-                <w:sz w:val="20"/>
-                <w:szCs w:val="20"/>
-                <w:rtl w:val="0"/>
-              </w:rPr>
-              <w:t xml:space="preserve">[Task description]</w:t>
-            </w:r>
-            <w:r>
-              <w:rPr>
-                <w:rtl w:val="0"/>
-              </w:rPr>
-            </w:r>
-          </w:p>
-        </w:tc>
-      </w:tr>
-      <w:tr>
-        <w:trPr>
-          <w:cantSplit w:val="0"/>
-          <w:tblHeader w:val="0"/>
-        </w:trPr>
-        <w:tc>
-          <w:tcPr>
-            <w:tcBorders>
-              <w:top w:color="bbbbbb" w:space="0" w:sz="4" w:val="single"/>
-              <w:left w:color="bbbbbb" w:space="0" w:sz="4" w:val="single"/>
-              <w:bottom w:color="bbbbbb" w:space="0" w:sz="4" w:val="single"/>
-              <w:right w:color="bbbbbb" w:space="0" w:sz="4" w:val="single"/>
-            </w:tcBorders>
-            <w:shd w:fill="e8e8e8" w:val="clear"/>
-            <w:tcMar>
-              <w:top w:w="80.0" w:type="dxa"/>
-              <w:left w:w="100.0" w:type="dxa"/>
-              <w:bottom w:w="80.0" w:type="dxa"/>
-              <w:right w:w="100.0" w:type="dxa"/>
-            </w:tcMar>
-          </w:tcPr>
-          <w:p>
-            <w:pPr>
-              <w:jc w:val="center"/>
-              <w:rPr/>
-            </w:pPr>
-            <w:r>
-              <w:rPr>
-                <w:sz w:val="20"/>
-                <w:szCs w:val="20"/>
-                <w:rtl w:val="0"/>
-              </w:rPr>
-              <w:t xml:space="preserve">Member 4 — [Name]</w:t>
-            </w:r>
-            <w:r>
-              <w:rPr>
-                <w:rtl w:val="0"/>
-              </w:rPr>
-            </w:r>
-          </w:p>
-        </w:tc>
-        <w:tc>
-          <w:tcPr>
-            <w:tcBorders>
-              <w:top w:color="bbbbbb" w:space="0" w:sz="4" w:val="single"/>
-              <w:left w:color="bbbbbb" w:space="0" w:sz="4" w:val="single"/>
-              <w:bottom w:color="bbbbbb" w:space="0" w:sz="4" w:val="single"/>
-              <w:right w:color="bbbbbb" w:space="0" w:sz="4" w:val="single"/>
-            </w:tcBorders>
-            <w:shd w:fill="e8e8e8" w:val="clear"/>
-            <w:tcMar>
-              <w:top w:w="80.0" w:type="dxa"/>
-              <w:left w:w="100.0" w:type="dxa"/>
-              <w:bottom w:w="80.0" w:type="dxa"/>
-              <w:right w:w="100.0" w:type="dxa"/>
-            </w:tcMar>
-          </w:tcPr>
-          <w:p>
-            <w:pPr>
-              <w:rPr/>
-            </w:pPr>
-            <w:r>
-              <w:rPr>
-                <w:sz w:val="20"/>
-                <w:szCs w:val="20"/>
-                <w:rtl w:val="0"/>
-              </w:rPr>
-              <w:t xml:space="preserve">[Task description]</w:t>
-            </w:r>
-            <w:r>
-              <w:rPr>
-                <w:rtl w:val="0"/>
-              </w:rPr>
-            </w:r>
-          </w:p>
-        </w:tc>
-      </w:tr>
-    </w:tbl>
-    <w:p>
-      <w:pPr>
-        <w:rPr/>
-      </w:pPr>
-      <w:r>
-        <w:rPr>
-          <w:rtl w:val="0"/>
-        </w:rPr>
-      </w:r>
-    </w:p>
-    <w:p>
-      <w:pPr>
-        <w:spacing w:after="120" w:before="240" w:lineRule="auto"/>
-        <w:rPr/>
-      </w:pPr>
-      <w:r>
-        <w:rPr>
-          <w:b w:val="1"/>
-          <w:bCs w:val="1"/>
-          <w:rtl w:val="0"/>
-        </w:rPr>
-        <w:t xml:space="preserve">BLOCKERS / CHALLENGES THIS WEEK</w:t>
-      </w:r>
-      <w:r>
-        <w:rPr>
-          <w:rtl w:val="0"/>
-        </w:rPr>
-      </w:r>
-    </w:p>
-    <w:p>
-      <w:pPr>
-        <w:spacing w:after="120" w:line="360" w:lineRule="auto"/>
-        <w:ind w:firstLine="288"/>
-        <w:jc w:val="both"/>
-        <w:rPr/>
-      </w:pPr>
-      <w:r>
-        <w:rPr>
-          <w:i w:val="1"/>
-          <w:iCs w:val="1"/>
-          <w:color w:val="666666"/>
-          <w:rtl w:val="0"/>
-        </w:rPr>
-        <w:t xml:space="preserve">[Describe any issues faced and how they were or will be resolved]</w:t>
-      </w:r>
-      <w:r>
-        <w:rPr>
-          <w:rtl w:val="0"/>
-        </w:rPr>
-      </w:r>
-    </w:p>
-    <w:p>
-      <w:pPr>
-        <w:rPr/>
-      </w:pPr>
-      <w:r>
-        <w:rPr>
-          <w:rtl w:val="0"/>
-        </w:rPr>
-      </w:r>
-    </w:p>
-    <w:p>
-      <w:pPr>
-        <w:spacing w:after="120" w:before="240" w:lineRule="auto"/>
-        <w:rPr/>
-      </w:pPr>
-      <w:r>
-        <w:rPr>
-          <w:b w:val="1"/>
-          <w:bCs w:val="1"/>
-          <w:rtl w:val="0"/>
-        </w:rPr>
-        <w:t xml:space="preserve">LEARNING &amp; SKILLS GAINED THIS WEEK</w:t>
-      </w:r>
-      <w:r>
-        <w:rPr>
-          <w:rtl w:val="0"/>
-        </w:rPr>
-      </w:r>
-    </w:p>
-    <w:p>
-      <w:pPr>
-        <w:spacing w:after="120" w:line="360" w:lineRule="auto"/>
-        <w:ind w:firstLine="288"/>
-        <w:jc w:val="both"/>
-        <w:rPr/>
-      </w:pPr>
-      <w:r>
-        <w:rPr>
-          <w:i w:val="1"/>
-          <w:iCs w:val="1"/>
-          <w:color w:val="666666"/>
-          <w:rtl w:val="0"/>
-        </w:rPr>
-        <w:t xml:space="preserve">[New tools, technologies, or concepts learnt this week]</w:t>
-      </w:r>
-      <w:r>
-        <w:rPr>
-          <w:rtl w:val="0"/>
-        </w:rPr>
-      </w:r>
-    </w:p>
-    <w:p>
-      <w:pPr>
-        <w:rPr/>
-      </w:pPr>
-      <w:r>
-        <w:rPr>
-          <w:rtl w:val="0"/>
-        </w:rPr>
-      </w:r>
-    </w:p>
-    <w:p>
-      <w:pPr>
-        <w:rPr/>
-      </w:pPr>
-      <w:r>
-        <w:rPr>
-          <w:rtl w:val="0"/>
-        </w:rPr>
-      </w:r>
-    </w:p>
-    <w:p>
-      <w:pPr>
-        <w:rPr/>
-      </w:pPr>
-      <w:r>
-        <w:br w:type="page"/>
-      </w:r>
-      <w:r>
-        <w:rPr>
-          <w:rtl w:val="0"/>
-        </w:rPr>
-      </w:r>
-    </w:p>
-    <w:p>
-      <w:pPr>
-        <w:pStyle w:val="Title"/>
-        <w:spacing w:after="120" w:before="240" w:lineRule="auto"/>
-        <w:jc w:val="center"/>
-        <w:rPr/>
-      </w:pPr>
-      <w:bookmarkStart w:colFirst="0" w:colLast="0" w:name="_w6lw0vf6dm7d" w:id="18"/>
-      <w:bookmarkEnd w:id="18"/>
-      <w:r>
-        <w:rPr>
-          <w:rtl w:val="0"/>
-        </w:rPr>
-        <w:t xml:space="preserve">BIBLIOGRAPHY</w:t>
-      </w:r>
-    </w:p>
-    <w:p>
-      <w:pPr>
-        <w:pBdr>
-          <w:bottom w:color="999999" w:space="1" w:sz="4" w:val="single"/>
-        </w:pBdr>
-        <w:spacing w:after="120" w:before="120" w:lineRule="auto"/>
-        <w:rPr/>
-      </w:pPr>
-      <w:r>
-        <w:rPr>
-          <w:rtl w:val="0"/>
-        </w:rPr>
-      </w:r>
-    </w:p>
-    <w:p>
-      <w:pPr>
-        <w:rPr/>
-      </w:pPr>
-      <w:r>
-        <w:rPr>
-          <w:rtl w:val="0"/>
-        </w:rPr>
-      </w:r>
-    </w:p>
-    <w:p>
-      <w:pPr>
-        <w:spacing w:after="120" w:line="360" w:lineRule="auto"/>
-        <w:ind w:firstLine="288"/>
-        <w:jc w:val="both"/>
-        <w:rPr/>
-      </w:pPr>
-      <w:r>
-        <w:rPr>
-          <w:rtl w:val="0"/>
-        </w:rPr>
-        <w:t xml:space="preserve">[1]  Author(s), "Paper Title," Journal/Conference Name, vol. X, no. X, pp. XX–XX, Year. DOI: XXXXX</w:t>
-      </w:r>
-    </w:p>
-    <w:p>
-      <w:pPr>
-        <w:spacing w:after="120" w:line="360" w:lineRule="auto"/>
-        <w:ind w:firstLine="288"/>
-        <w:jc w:val="both"/>
-        <w:rPr/>
-      </w:pPr>
-      <w:r>
-        <w:rPr>
-          <w:rtl w:val="0"/>
-        </w:rPr>
-        <w:t xml:space="preserve">[2]  Author(s), "Paper Title," Journal/Conference Name, vol. X, no. X, pp. XX–XX, Year. DOI: XXXXX</w:t>
-      </w:r>
-    </w:p>
-    <w:p>
-      <w:pPr>
-        <w:spacing w:after="120" w:line="360" w:lineRule="auto"/>
-        <w:ind w:firstLine="288"/>
-        <w:jc w:val="both"/>
-        <w:rPr/>
-      </w:pPr>
-      <w:r>
-        <w:rPr>
-          <w:rtl w:val="0"/>
-        </w:rPr>
-        <w:t xml:space="preserve">[3]  Author(s), "Paper Title," Journal/Conference Name, vol. X, no. X, pp. XX–XX, Year. DOI: XXXXX</w:t>
-      </w:r>
-    </w:p>
-    <w:p>
-      <w:pPr>
-        <w:rPr/>
-      </w:pPr>
-      <w:r>
-        <w:rPr>
-          <w:rtl w:val="0"/>
-        </w:rPr>
-      </w:r>
-    </w:p>
-    <w:p>
-      <w:pPr>
-        <w:spacing w:after="120" w:line="360" w:lineRule="auto"/>
-        <w:ind w:firstLine="288"/>
-        <w:jc w:val="both"/>
-        <w:rPr/>
-      </w:pPr>
-      <w:r>
-        <w:rPr>
-          <w:i w:val="1"/>
-          <w:iCs w:val="1"/>
-          <w:color w:val="666666"/>
-          <w:rtl w:val="0"/>
-        </w:rPr>
-        <w:t xml:space="preserve">[All references must be in IEEE format, numbered in the order they appear in the report.]</w:t>
-      </w:r>
-      <w:r>
-        <w:rPr>
-          <w:rtl w:val="0"/>
-        </w:rPr>
-      </w:r>
-    </w:p>
-    <w:p>
-      <w:pPr>
-        <w:rPr/>
-      </w:pPr>
-      <w:r>
-        <w:br w:type="page"/>
-      </w:r>
-      <w:r>
-        <w:rPr>
-          <w:rtl w:val="0"/>
-        </w:rPr>
-      </w:r>
-    </w:p>
-    <w:p>
-      <w:pPr>
-        <w:pStyle w:val="Title"/>
-        <w:spacing w:after="120" w:before="240" w:lineRule="auto"/>
-        <w:jc w:val="center"/>
-        <w:rPr/>
-      </w:pPr>
-      <w:bookmarkStart w:colFirst="0" w:colLast="0" w:name="_yexj7l9gzv71" w:id="19"/>
-      <w:bookmarkEnd w:id="19"/>
-      <w:r>
-        <w:rPr>
-          <w:rtl w:val="0"/>
-        </w:rPr>
-        <w:t xml:space="preserve">ANNEXURE A: RESEARCH PAPER/COPYRIGHT/PATENT</w:t>
-      </w:r>
-    </w:p>
-    <w:p>
-      <w:pPr>
-        <w:pBdr>
-          <w:bottom w:color="999999" w:space="1" w:sz="4" w:val="single"/>
-        </w:pBdr>
-        <w:spacing w:after="120" w:before="120" w:lineRule="auto"/>
-        <w:rPr/>
-      </w:pPr>
-      <w:r>
-        <w:rPr>
-          <w:rtl w:val="0"/>
-        </w:rPr>
-      </w:r>
-    </w:p>
-    <w:p>
-      <w:pPr>
-        <w:rPr/>
-      </w:pPr>
-      <w:r>
-        <w:rPr>
-          <w:rtl w:val="0"/>
-        </w:rPr>
-      </w:r>
-    </w:p>
-    <w:p>
-      <w:pPr>
-        <w:spacing w:after="120" w:line="360" w:lineRule="auto"/>
-        <w:ind w:firstLine="288"/>
-        <w:jc w:val="both"/>
-        <w:rPr/>
-      </w:pPr>
-      <w:r>
-        <w:rPr>
-          <w:i w:val="1"/>
-          <w:iCs w:val="1"/>
-          <w:color w:val="666666"/>
-          <w:rtl w:val="0"/>
-        </w:rPr>
-        <w:t xml:space="preserve">[Attach the full research paper or conference paper in its original format here. To be completed in Week 3 &amp; 4.]</w:t>
-      </w:r>
-      <w:r>
-        <w:rPr>
-          <w:rtl w:val="0"/>
-        </w:rPr>
-      </w:r>
-    </w:p>
-    <w:p>
-      <w:pPr>
-        <w:rPr/>
-      </w:pPr>
-      <w:r>
-        <w:rPr>
-          <w:rtl w:val="0"/>
-        </w:rPr>
-      </w:r>
-    </w:p>
-    <w:p>
-      <w:pPr>
-        <w:spacing w:after="120" w:line="360" w:lineRule="auto"/>
-        <w:ind w:firstLine="288"/>
-        <w:jc w:val="both"/>
-        <w:rPr/>
-      </w:pPr>
-      <w:r>
-        <w:rPr>
-          <w:rtl w:val="0"/>
-        </w:rPr>
-        <w:t xml:space="preserve">Note: Any work carried out during this internship — whether technical, creative, or research-based — may only be published or disclosed with prior written permission from the IEEE MIT ADT University Student Branch.</w:t>
-      </w:r>
-    </w:p>
-    <w:p>
-      <w:pPr>
-        <w:rPr/>
-      </w:pPr>
-      <w:r>
-        <w:rPr>
-          <w:rtl w:val="0"/>
-        </w:rPr>
-      </w:r>
-    </w:p>
-    <w:p>
-      <w:pPr>
-        <w:rPr/>
-      </w:pPr>
-      <w:r>
-        <w:rPr>
-          <w:rtl w:val="0"/>
-        </w:rPr>
-      </w:r>
-    </w:p>
-    <w:p>
-      <w:pPr>
-        <w:rPr/>
-      </w:pPr>
-      <w:r>
-        <w:rPr>
-          <w:rtl w:val="0"/>
-        </w:rPr>
-      </w:r>
-    </w:p>
-    <w:p>
-      <w:pPr>
-        <w:rPr/>
-      </w:pPr>
-      <w:r>
-        <w:rPr>
-          <w:rtl w:val="0"/>
-        </w:rPr>
-      </w:r>
-    </w:p>
-    <w:p>
-      <w:pPr>
-        <w:rPr/>
-      </w:pPr>
-      <w:r>
-        <w:rPr>
-          <w:rtl w:val="0"/>
-        </w:rPr>
-      </w:r>
-    </w:p>
-    <w:p>
-      <w:pPr>
-        <w:rPr/>
-      </w:pPr>
-      <w:r>
-        <w:rPr>
-          <w:rtl w:val="0"/>
-        </w:rPr>
-      </w:r>
-    </w:p>
-    <w:p>
-      <w:pPr>
-        <w:rPr/>
-      </w:pPr>
-      <w:r>
-        <w:rPr>
-          <w:rtl w:val="0"/>
-        </w:rPr>
-      </w:r>
-    </w:p>
-    <w:p>
-      <w:pPr>
-        <w:rPr/>
-      </w:pPr>
-      <w:r>
-        <w:rPr>
-          <w:rtl w:val="0"/>
-        </w:rPr>
-      </w:r>
-    </w:p>
-    <w:p>
-      <w:pPr>
-        <w:rPr/>
-      </w:pPr>
-      <w:r>
-        <w:rPr>
-          <w:rtl w:val="0"/>
-        </w:rPr>
-      </w:r>
-    </w:p>
-    <w:p>
-      <w:pPr>
-        <w:rPr/>
-      </w:pPr>
-      <w:r>
-        <w:rPr>
-          <w:rtl w:val="0"/>
-        </w:rPr>
-      </w:r>
-    </w:p>
-    <w:p>
-      <w:pPr>
-        <w:rPr/>
-      </w:pPr>
-      <w:r>
-        <w:rPr>
-          <w:rtl w:val="0"/>
-        </w:rPr>
-      </w:r>
-    </w:p>
-    <w:p>
-      <w:pPr>
-        <w:rPr/>
-      </w:pPr>
-      <w:r>
-        <w:rPr>
-          <w:rtl w:val="0"/>
-        </w:rPr>
-      </w:r>
-    </w:p>
-    <w:p>
-      <w:pPr>
-        <w:rPr/>
-      </w:pPr>
-      <w:r>
-        <w:rPr>
-          <w:rtl w:val="0"/>
-        </w:rPr>
-      </w:r>
-    </w:p>
-    <w:p>
-      <w:pPr>
-        <w:rPr/>
-      </w:pPr>
-      <w:r>
-        <w:rPr>
-          <w:rtl w:val="0"/>
-        </w:rPr>
-      </w:r>
-    </w:p>
-    <w:p>
-      <w:pPr>
-        <w:rPr/>
-      </w:pPr>
-      <w:r>
-        <w:rPr>
-          <w:rtl w:val="0"/>
-        </w:rPr>
-      </w:r>
-    </w:p>
-    <w:p>
-      <w:pPr>
-        <w:rPr/>
-      </w:pPr>
-      <w:r>
-        <w:rPr>
-          <w:rtl w:val="0"/>
-        </w:rPr>
-      </w:r>
-    </w:p>
-    <w:p>
-      <w:pPr>
-        <w:rPr/>
-      </w:pPr>
-      <w:r>
-        <w:rPr>
-          <w:rtl w:val="0"/>
-        </w:rPr>
-      </w:r>
-    </w:p>
-    <w:p>
-      <w:pPr>
-        <w:rPr/>
-      </w:pPr>
-      <w:r>
-        <w:rPr>
-          <w:rtl w:val="0"/>
-        </w:rPr>
-      </w:r>
-    </w:p>
-    <w:p>
-      <w:pPr>
-        <w:rPr/>
-      </w:pPr>
-      <w:r>
-        <w:rPr>
-          <w:rtl w:val="0"/>
-        </w:rPr>
-      </w:r>
-    </w:p>
-    <w:p>
-      <w:pPr>
-        <w:rPr/>
-      </w:pPr>
-      <w:r>
-        <w:rPr>
-          <w:rtl w:val="0"/>
-        </w:rPr>
-      </w:r>
-    </w:p>
-    <w:p>
-      <w:pPr>
-        <w:rPr/>
-      </w:pPr>
-      <w:r>
-        <w:rPr>
-          <w:rtl w:val="0"/>
-        </w:rPr>
-      </w:r>
-    </w:p>
-    <w:p>
-      <w:pPr>
-        <w:rPr/>
-      </w:pPr>
-      <w:r>
-        <w:rPr>
-          <w:rtl w:val="0"/>
-        </w:rPr>
-      </w:r>
-    </w:p>
-    <w:p>
-      <w:pPr>
-        <w:rPr/>
-      </w:pPr>
-      <w:r>
-        <w:rPr>
-          <w:rtl w:val="0"/>
-        </w:rPr>
-      </w:r>
-    </w:p>
-    <w:p>
-      <w:pPr>
-        <w:rPr/>
-      </w:pPr>
-      <w:r>
-        <w:rPr>
-          <w:rtl w:val="0"/>
-        </w:rPr>
-      </w:r>
-    </w:p>
-    <w:p>
-      <w:pPr>
-        <w:rPr/>
-      </w:pPr>
-      <w:r>
-        <w:rPr>
-          <w:rtl w:val="0"/>
-        </w:rPr>
-      </w:r>
-    </w:p>
-    <w:p>
-      <w:pPr>
-        <w:rPr/>
-      </w:pPr>
-      <w:r>
-        <w:rPr>
-          <w:rtl w:val="0"/>
-        </w:rPr>
-      </w:r>
-    </w:p>
-    <w:p>
-      <w:pPr>
-        <w:rPr/>
-      </w:pPr>
-      <w:r>
-        <w:rPr>
-          <w:rtl w:val="0"/>
-        </w:rPr>
-      </w:r>
-    </w:p>
-    <w:p>
-      <w:pPr>
-        <w:rPr/>
-      </w:pPr>
-      <w:r>
-        <w:rPr>
-          <w:rtl w:val="0"/>
-        </w:rPr>
-      </w:r>
-    </w:p>
-    <w:p>
-      <w:pPr>
-        <w:rPr/>
-      </w:pPr>
-      <w:r>
-        <w:rPr>
-          <w:rtl w:val="0"/>
-        </w:rPr>
-      </w:r>
-    </w:p>
-    <w:p>
-      <w:pPr>
-        <w:pBdr>
-          <w:bottom w:color="999999" w:space="1" w:sz="4" w:val="single"/>
-        </w:pBdr>
-        <w:spacing w:after="120" w:before="120" w:lineRule="auto"/>
-        <w:rPr/>
-      </w:pPr>
-      <w:r>
-        <w:rPr>
-          <w:rtl w:val="0"/>
-        </w:rPr>
-      </w:r>
-    </w:p>
-    <w:p>
-      <w:pPr>
         <w:spacing w:after="60" w:lineRule="auto"/>
         <w:jc w:val="center"/>
         <w:rPr/>
@@ -20266,8 +20147,8 @@
       </w:r>
     </w:p>
     <w:sectPr>
-      <w:headerReference r:id="rId11" w:type="default"/>
-      <w:footerReference r:id="rId12" w:type="default"/>
+      <w:headerReference r:id="rId19" w:type="default"/>
+      <w:footerReference r:id="rId20" w:type="default"/>
       <w:pgSz w:h="15840" w:w="12240" w:orient="portrait"/>
       <w:pgMar w:bottom="1440" w:top="1440" w:left="1800" w:right="1440" w:header="140" w:footer="90"/>
       <w:pgNumType w:start="1"/>
@@ -20311,12 +20192,12 @@
         <wp:inline distB="0" distT="0" distL="0" distR="0">
           <wp:extent cx="1013421" cy="390639"/>
           <wp:effectExtent b="0" l="0" r="0" t="0"/>
-          <wp:docPr descr="2026&#10;&#10;AI-generated content may be incorrect." id="7" name="image3.png"/>
+          <wp:docPr descr="2026&#10;&#10;AI-generated content may be incorrect." id="12" name="image2.png"/>
           <a:graphic>
             <a:graphicData uri="http://schemas.openxmlformats.org/drawingml/2006/picture">
               <pic:pic>
                 <pic:nvPicPr>
-                  <pic:cNvPr descr="2026&#10;&#10;AI-generated content may be incorrect." id="0" name="image3.png"/>
+                  <pic:cNvPr descr="2026&#10;&#10;AI-generated content may be incorrect." id="0" name="image2.png"/>
                   <pic:cNvPicPr preferRelativeResize="0"/>
                 </pic:nvPicPr>
                 <pic:blipFill>
@@ -20377,12 +20258,12 @@
         <wp:inline distB="0" distT="0" distL="0" distR="0">
           <wp:extent cx="779427" cy="579040"/>
           <wp:effectExtent b="0" l="0" r="0" t="0"/>
-          <wp:docPr descr="The image showcases a series of logos and acronyms representing different branches and sections of the IEEE, including Power &amp; Energy Society, Maharashtra Section, MIT-ADT University, and others, emphasizing their commitment to excellence in engineering and technology education.&#10;&#10;AI-generated content may be incorrect." id="4" name="image2.png"/>
+          <wp:docPr descr="The image showcases a series of logos and acronyms representing different branches and sections of the IEEE, including Power &amp; Energy Society, Maharashtra Section, MIT-ADT University, and others, emphasizing their commitment to excellence in engineering and technology education.&#10;&#10;AI-generated content may be incorrect." id="8" name="image3.png"/>
           <a:graphic>
             <a:graphicData uri="http://schemas.openxmlformats.org/drawingml/2006/picture">
               <pic:pic>
                 <pic:nvPicPr>
-                  <pic:cNvPr descr="The image showcases a series of logos and acronyms representing different branches and sections of the IEEE, including Power &amp; Energy Society, Maharashtra Section, MIT-ADT University, and others, emphasizing their commitment to excellence in engineering and technology education.&#10;&#10;AI-generated content may be incorrect." id="0" name="image2.png"/>
+                  <pic:cNvPr descr="The image showcases a series of logos and acronyms representing different branches and sections of the IEEE, including Power &amp; Energy Society, Maharashtra Section, MIT-ADT University, and others, emphasizing their commitment to excellence in engineering and technology education.&#10;&#10;AI-generated content may be incorrect." id="0" name="image3.png"/>
                   <pic:cNvPicPr preferRelativeResize="0"/>
                 </pic:nvPicPr>
                 <pic:blipFill>
@@ -20421,12 +20302,12 @@
         <wp:inline distB="0" distT="0" distL="0" distR="0">
           <wp:extent cx="1890713" cy="419123"/>
           <wp:effectExtent b="0" l="0" r="0" t="0"/>
-          <wp:docPr descr="The image showcases a series of logos and acronyms representing different branches and sections of the IEEE, including Power &amp; Energy Society, Maharashtra Section, MIT-ADT University, and others, emphasizing their commitment to excellence in engineering and technology education.&#10;&#10;AI-generated content may be incorrect." id="3" name="image2.png"/>
+          <wp:docPr descr="The image showcases a series of logos and acronyms representing different branches and sections of the IEEE, including Power &amp; Energy Society, Maharashtra Section, MIT-ADT University, and others, emphasizing their commitment to excellence in engineering and technology education.&#10;&#10;AI-generated content may be incorrect." id="7" name="image3.png"/>
           <a:graphic>
             <a:graphicData uri="http://schemas.openxmlformats.org/drawingml/2006/picture">
               <pic:pic>
                 <pic:nvPicPr>
-                  <pic:cNvPr descr="The image showcases a series of logos and acronyms representing different branches and sections of the IEEE, including Power &amp; Energy Society, Maharashtra Section, MIT-ADT University, and others, emphasizing their commitment to excellence in engineering and technology education.&#10;&#10;AI-generated content may be incorrect." id="0" name="image2.png"/>
+                  <pic:cNvPr descr="The image showcases a series of logos and acronyms representing different branches and sections of the IEEE, including Power &amp; Energy Society, Maharashtra Section, MIT-ADT University, and others, emphasizing their commitment to excellence in engineering and technology education.&#10;&#10;AI-generated content may be incorrect." id="0" name="image3.png"/>
                   <pic:cNvPicPr preferRelativeResize="0"/>
                 </pic:nvPicPr>
                 <pic:blipFill>
@@ -20465,12 +20346,12 @@
         <wp:inline distB="0" distT="0" distL="0" distR="0">
           <wp:extent cx="1779681" cy="434532"/>
           <wp:effectExtent b="0" l="0" r="0" t="0"/>
-          <wp:docPr descr="The image showcases a series of logos and acronyms representing different branches and sections of the IEEE, including Power &amp; Energy Society, Maharashtra Section, MIT-ADT University, and others, emphasizing their commitment to excellence in engineering and technology education.&#10;&#10;AI-generated content may be incorrect." id="6" name="image2.png"/>
+          <wp:docPr descr="The image showcases a series of logos and acronyms representing different branches and sections of the IEEE, including Power &amp; Energy Society, Maharashtra Section, MIT-ADT University, and others, emphasizing their commitment to excellence in engineering and technology education.&#10;&#10;AI-generated content may be incorrect." id="11" name="image3.png"/>
           <a:graphic>
             <a:graphicData uri="http://schemas.openxmlformats.org/drawingml/2006/picture">
               <pic:pic>
                 <pic:nvPicPr>
-                  <pic:cNvPr descr="The image showcases a series of logos and acronyms representing different branches and sections of the IEEE, including Power &amp; Energy Society, Maharashtra Section, MIT-ADT University, and others, emphasizing their commitment to excellence in engineering and technology education.&#10;&#10;AI-generated content may be incorrect." id="0" name="image2.png"/>
+                  <pic:cNvPr descr="The image showcases a series of logos and acronyms representing different branches and sections of the IEEE, including Power &amp; Energy Society, Maharashtra Section, MIT-ADT University, and others, emphasizing their commitment to excellence in engineering and technology education.&#10;&#10;AI-generated content may be incorrect." id="0" name="image3.png"/>
                   <pic:cNvPicPr preferRelativeResize="0"/>
                 </pic:nvPicPr>
                 <pic:blipFill>
@@ -20509,12 +20390,12 @@
         <wp:inline distB="0" distT="0" distL="0" distR="0">
           <wp:extent cx="1114744" cy="478660"/>
           <wp:effectExtent b="0" l="0" r="0" t="0"/>
-          <wp:docPr descr="The image showcases a series of logos and acronyms representing different branches and sections of the IEEE, including Power &amp; Energy Society, Maharashtra Section, MIT-ADT University, and others, emphasizing their commitment to excellence in engineering and technology education.&#10;&#10;AI-generated content may be incorrect." id="5" name="image2.png"/>
+          <wp:docPr descr="The image showcases a series of logos and acronyms representing different branches and sections of the IEEE, including Power &amp; Energy Society, Maharashtra Section, MIT-ADT University, and others, emphasizing their commitment to excellence in engineering and technology education.&#10;&#10;AI-generated content may be incorrect." id="10" name="image3.png"/>
           <a:graphic>
             <a:graphicData uri="http://schemas.openxmlformats.org/drawingml/2006/picture">
               <pic:pic>
                 <pic:nvPicPr>
-                  <pic:cNvPr descr="The image showcases a series of logos and acronyms representing different branches and sections of the IEEE, including Power &amp; Energy Society, Maharashtra Section, MIT-ADT University, and others, emphasizing their commitment to excellence in engineering and technology education.&#10;&#10;AI-generated content may be incorrect." id="0" name="image2.png"/>
+                  <pic:cNvPr descr="The image showcases a series of logos and acronyms representing different branches and sections of the IEEE, including Power &amp; Energy Society, Maharashtra Section, MIT-ADT University, and others, emphasizing their commitment to excellence in engineering and technology education.&#10;&#10;AI-generated content may be incorrect." id="0" name="image3.png"/>
                   <pic:cNvPicPr preferRelativeResize="0"/>
                 </pic:nvPicPr>
                 <pic:blipFill>
@@ -20843,6 +20724,446 @@
       <w:rPr/>
     </w:lvl>
   </w:abstractNum>
+  <w:abstractNum w:abstractNumId="4">
+    <w:lvl w:ilvl="0">
+      <w:start w:val="1"/>
+      <w:numFmt w:val="bullet"/>
+      <w:lvlText w:val="●"/>
+      <w:lvlJc w:val="left"/>
+      <w:pPr>
+        <w:ind w:left="720" w:hanging="360"/>
+      </w:pPr>
+      <w:rPr>
+        <w:u w:val="none"/>
+      </w:rPr>
+    </w:lvl>
+    <w:lvl w:ilvl="1">
+      <w:start w:val="1"/>
+      <w:numFmt w:val="bullet"/>
+      <w:lvlText w:val="○"/>
+      <w:lvlJc w:val="left"/>
+      <w:pPr>
+        <w:ind w:left="1440" w:hanging="360"/>
+      </w:pPr>
+      <w:rPr>
+        <w:u w:val="none"/>
+      </w:rPr>
+    </w:lvl>
+    <w:lvl w:ilvl="2">
+      <w:start w:val="1"/>
+      <w:numFmt w:val="bullet"/>
+      <w:lvlText w:val="■"/>
+      <w:lvlJc w:val="left"/>
+      <w:pPr>
+        <w:ind w:left="2160" w:hanging="360"/>
+      </w:pPr>
+      <w:rPr>
+        <w:u w:val="none"/>
+      </w:rPr>
+    </w:lvl>
+    <w:lvl w:ilvl="3">
+      <w:start w:val="1"/>
+      <w:numFmt w:val="bullet"/>
+      <w:lvlText w:val="●"/>
+      <w:lvlJc w:val="left"/>
+      <w:pPr>
+        <w:ind w:left="2880" w:hanging="360"/>
+      </w:pPr>
+      <w:rPr>
+        <w:u w:val="none"/>
+      </w:rPr>
+    </w:lvl>
+    <w:lvl w:ilvl="4">
+      <w:start w:val="1"/>
+      <w:numFmt w:val="bullet"/>
+      <w:lvlText w:val="○"/>
+      <w:lvlJc w:val="left"/>
+      <w:pPr>
+        <w:ind w:left="3600" w:hanging="360"/>
+      </w:pPr>
+      <w:rPr>
+        <w:u w:val="none"/>
+      </w:rPr>
+    </w:lvl>
+    <w:lvl w:ilvl="5">
+      <w:start w:val="1"/>
+      <w:numFmt w:val="bullet"/>
+      <w:lvlText w:val="■"/>
+      <w:lvlJc w:val="left"/>
+      <w:pPr>
+        <w:ind w:left="4320" w:hanging="360"/>
+      </w:pPr>
+      <w:rPr>
+        <w:u w:val="none"/>
+      </w:rPr>
+    </w:lvl>
+    <w:lvl w:ilvl="6">
+      <w:start w:val="1"/>
+      <w:numFmt w:val="bullet"/>
+      <w:lvlText w:val="●"/>
+      <w:lvlJc w:val="left"/>
+      <w:pPr>
+        <w:ind w:left="5040" w:hanging="360"/>
+      </w:pPr>
+      <w:rPr>
+        <w:u w:val="none"/>
+      </w:rPr>
+    </w:lvl>
+    <w:lvl w:ilvl="7">
+      <w:start w:val="1"/>
+      <w:numFmt w:val="bullet"/>
+      <w:lvlText w:val="○"/>
+      <w:lvlJc w:val="left"/>
+      <w:pPr>
+        <w:ind w:left="5760" w:hanging="360"/>
+      </w:pPr>
+      <w:rPr>
+        <w:u w:val="none"/>
+      </w:rPr>
+    </w:lvl>
+    <w:lvl w:ilvl="8">
+      <w:start w:val="1"/>
+      <w:numFmt w:val="bullet"/>
+      <w:lvlText w:val="■"/>
+      <w:lvlJc w:val="left"/>
+      <w:pPr>
+        <w:ind w:left="6480" w:hanging="360"/>
+      </w:pPr>
+      <w:rPr>
+        <w:u w:val="none"/>
+      </w:rPr>
+    </w:lvl>
+  </w:abstractNum>
+  <w:abstractNum w:abstractNumId="5">
+    <w:lvl w:ilvl="0">
+      <w:start w:val="1"/>
+      <w:numFmt w:val="bullet"/>
+      <w:lvlText w:val="●"/>
+      <w:lvlJc w:val="left"/>
+      <w:pPr>
+        <w:ind w:left="720" w:hanging="360"/>
+      </w:pPr>
+      <w:rPr>
+        <w:u w:val="none"/>
+      </w:rPr>
+    </w:lvl>
+    <w:lvl w:ilvl="1">
+      <w:start w:val="1"/>
+      <w:numFmt w:val="bullet"/>
+      <w:lvlText w:val="○"/>
+      <w:lvlJc w:val="left"/>
+      <w:pPr>
+        <w:ind w:left="1440" w:hanging="360"/>
+      </w:pPr>
+      <w:rPr>
+        <w:u w:val="none"/>
+      </w:rPr>
+    </w:lvl>
+    <w:lvl w:ilvl="2">
+      <w:start w:val="1"/>
+      <w:numFmt w:val="bullet"/>
+      <w:lvlText w:val="■"/>
+      <w:lvlJc w:val="left"/>
+      <w:pPr>
+        <w:ind w:left="2160" w:hanging="360"/>
+      </w:pPr>
+      <w:rPr>
+        <w:u w:val="none"/>
+      </w:rPr>
+    </w:lvl>
+    <w:lvl w:ilvl="3">
+      <w:start w:val="1"/>
+      <w:numFmt w:val="bullet"/>
+      <w:lvlText w:val="●"/>
+      <w:lvlJc w:val="left"/>
+      <w:pPr>
+        <w:ind w:left="2880" w:hanging="360"/>
+      </w:pPr>
+      <w:rPr>
+        <w:u w:val="none"/>
+      </w:rPr>
+    </w:lvl>
+    <w:lvl w:ilvl="4">
+      <w:start w:val="1"/>
+      <w:numFmt w:val="bullet"/>
+      <w:lvlText w:val="○"/>
+      <w:lvlJc w:val="left"/>
+      <w:pPr>
+        <w:ind w:left="3600" w:hanging="360"/>
+      </w:pPr>
+      <w:rPr>
+        <w:u w:val="none"/>
+      </w:rPr>
+    </w:lvl>
+    <w:lvl w:ilvl="5">
+      <w:start w:val="1"/>
+      <w:numFmt w:val="bullet"/>
+      <w:lvlText w:val="■"/>
+      <w:lvlJc w:val="left"/>
+      <w:pPr>
+        <w:ind w:left="4320" w:hanging="360"/>
+      </w:pPr>
+      <w:rPr>
+        <w:u w:val="none"/>
+      </w:rPr>
+    </w:lvl>
+    <w:lvl w:ilvl="6">
+      <w:start w:val="1"/>
+      <w:numFmt w:val="bullet"/>
+      <w:lvlText w:val="●"/>
+      <w:lvlJc w:val="left"/>
+      <w:pPr>
+        <w:ind w:left="5040" w:hanging="360"/>
+      </w:pPr>
+      <w:rPr>
+        <w:u w:val="none"/>
+      </w:rPr>
+    </w:lvl>
+    <w:lvl w:ilvl="7">
+      <w:start w:val="1"/>
+      <w:numFmt w:val="bullet"/>
+      <w:lvlText w:val="○"/>
+      <w:lvlJc w:val="left"/>
+      <w:pPr>
+        <w:ind w:left="5760" w:hanging="360"/>
+      </w:pPr>
+      <w:rPr>
+        <w:u w:val="none"/>
+      </w:rPr>
+    </w:lvl>
+    <w:lvl w:ilvl="8">
+      <w:start w:val="1"/>
+      <w:numFmt w:val="bullet"/>
+      <w:lvlText w:val="■"/>
+      <w:lvlJc w:val="left"/>
+      <w:pPr>
+        <w:ind w:left="6480" w:hanging="360"/>
+      </w:pPr>
+      <w:rPr>
+        <w:u w:val="none"/>
+      </w:rPr>
+    </w:lvl>
+  </w:abstractNum>
+  <w:abstractNum w:abstractNumId="6">
+    <w:lvl w:ilvl="0">
+      <w:start w:val="1"/>
+      <w:numFmt w:val="bullet"/>
+      <w:lvlText w:val="●"/>
+      <w:lvlJc w:val="left"/>
+      <w:pPr>
+        <w:ind w:left="720" w:hanging="360"/>
+      </w:pPr>
+      <w:rPr>
+        <w:u w:val="none"/>
+      </w:rPr>
+    </w:lvl>
+    <w:lvl w:ilvl="1">
+      <w:start w:val="1"/>
+      <w:numFmt w:val="bullet"/>
+      <w:lvlText w:val="○"/>
+      <w:lvlJc w:val="left"/>
+      <w:pPr>
+        <w:ind w:left="1440" w:hanging="360"/>
+      </w:pPr>
+      <w:rPr>
+        <w:u w:val="none"/>
+      </w:rPr>
+    </w:lvl>
+    <w:lvl w:ilvl="2">
+      <w:start w:val="1"/>
+      <w:numFmt w:val="bullet"/>
+      <w:lvlText w:val="■"/>
+      <w:lvlJc w:val="left"/>
+      <w:pPr>
+        <w:ind w:left="2160" w:hanging="360"/>
+      </w:pPr>
+      <w:rPr>
+        <w:u w:val="none"/>
+      </w:rPr>
+    </w:lvl>
+    <w:lvl w:ilvl="3">
+      <w:start w:val="1"/>
+      <w:numFmt w:val="bullet"/>
+      <w:lvlText w:val="●"/>
+      <w:lvlJc w:val="left"/>
+      <w:pPr>
+        <w:ind w:left="2880" w:hanging="360"/>
+      </w:pPr>
+      <w:rPr>
+        <w:u w:val="none"/>
+      </w:rPr>
+    </w:lvl>
+    <w:lvl w:ilvl="4">
+      <w:start w:val="1"/>
+      <w:numFmt w:val="bullet"/>
+      <w:lvlText w:val="○"/>
+      <w:lvlJc w:val="left"/>
+      <w:pPr>
+        <w:ind w:left="3600" w:hanging="360"/>
+      </w:pPr>
+      <w:rPr>
+        <w:u w:val="none"/>
+      </w:rPr>
+    </w:lvl>
+    <w:lvl w:ilvl="5">
+      <w:start w:val="1"/>
+      <w:numFmt w:val="bullet"/>
+      <w:lvlText w:val="■"/>
+      <w:lvlJc w:val="left"/>
+      <w:pPr>
+        <w:ind w:left="4320" w:hanging="360"/>
+      </w:pPr>
+      <w:rPr>
+        <w:u w:val="none"/>
+      </w:rPr>
+    </w:lvl>
+    <w:lvl w:ilvl="6">
+      <w:start w:val="1"/>
+      <w:numFmt w:val="bullet"/>
+      <w:lvlText w:val="●"/>
+      <w:lvlJc w:val="left"/>
+      <w:pPr>
+        <w:ind w:left="5040" w:hanging="360"/>
+      </w:pPr>
+      <w:rPr>
+        <w:u w:val="none"/>
+      </w:rPr>
+    </w:lvl>
+    <w:lvl w:ilvl="7">
+      <w:start w:val="1"/>
+      <w:numFmt w:val="bullet"/>
+      <w:lvlText w:val="○"/>
+      <w:lvlJc w:val="left"/>
+      <w:pPr>
+        <w:ind w:left="5760" w:hanging="360"/>
+      </w:pPr>
+      <w:rPr>
+        <w:u w:val="none"/>
+      </w:rPr>
+    </w:lvl>
+    <w:lvl w:ilvl="8">
+      <w:start w:val="1"/>
+      <w:numFmt w:val="bullet"/>
+      <w:lvlText w:val="■"/>
+      <w:lvlJc w:val="left"/>
+      <w:pPr>
+        <w:ind w:left="6480" w:hanging="360"/>
+      </w:pPr>
+      <w:rPr>
+        <w:u w:val="none"/>
+      </w:rPr>
+    </w:lvl>
+  </w:abstractNum>
+  <w:abstractNum w:abstractNumId="7">
+    <w:lvl w:ilvl="0">
+      <w:start w:val="1"/>
+      <w:numFmt w:val="bullet"/>
+      <w:lvlText w:val="●"/>
+      <w:lvlJc w:val="left"/>
+      <w:pPr>
+        <w:ind w:left="720" w:hanging="360"/>
+      </w:pPr>
+      <w:rPr>
+        <w:u w:val="none"/>
+      </w:rPr>
+    </w:lvl>
+    <w:lvl w:ilvl="1">
+      <w:start w:val="1"/>
+      <w:numFmt w:val="bullet"/>
+      <w:lvlText w:val="○"/>
+      <w:lvlJc w:val="left"/>
+      <w:pPr>
+        <w:ind w:left="1440" w:hanging="360"/>
+      </w:pPr>
+      <w:rPr>
+        <w:u w:val="none"/>
+      </w:rPr>
+    </w:lvl>
+    <w:lvl w:ilvl="2">
+      <w:start w:val="1"/>
+      <w:numFmt w:val="bullet"/>
+      <w:lvlText w:val="■"/>
+      <w:lvlJc w:val="left"/>
+      <w:pPr>
+        <w:ind w:left="2160" w:hanging="360"/>
+      </w:pPr>
+      <w:rPr>
+        <w:u w:val="none"/>
+      </w:rPr>
+    </w:lvl>
+    <w:lvl w:ilvl="3">
+      <w:start w:val="1"/>
+      <w:numFmt w:val="bullet"/>
+      <w:lvlText w:val="●"/>
+      <w:lvlJc w:val="left"/>
+      <w:pPr>
+        <w:ind w:left="2880" w:hanging="360"/>
+      </w:pPr>
+      <w:rPr>
+        <w:u w:val="none"/>
+      </w:rPr>
+    </w:lvl>
+    <w:lvl w:ilvl="4">
+      <w:start w:val="1"/>
+      <w:numFmt w:val="bullet"/>
+      <w:lvlText w:val="○"/>
+      <w:lvlJc w:val="left"/>
+      <w:pPr>
+        <w:ind w:left="3600" w:hanging="360"/>
+      </w:pPr>
+      <w:rPr>
+        <w:u w:val="none"/>
+      </w:rPr>
+    </w:lvl>
+    <w:lvl w:ilvl="5">
+      <w:start w:val="1"/>
+      <w:numFmt w:val="bullet"/>
+      <w:lvlText w:val="■"/>
+      <w:lvlJc w:val="left"/>
+      <w:pPr>
+        <w:ind w:left="4320" w:hanging="360"/>
+      </w:pPr>
+      <w:rPr>
+        <w:u w:val="none"/>
+      </w:rPr>
+    </w:lvl>
+    <w:lvl w:ilvl="6">
+      <w:start w:val="1"/>
+      <w:numFmt w:val="bullet"/>
+      <w:lvlText w:val="●"/>
+      <w:lvlJc w:val="left"/>
+      <w:pPr>
+        <w:ind w:left="5040" w:hanging="360"/>
+      </w:pPr>
+      <w:rPr>
+        <w:u w:val="none"/>
+      </w:rPr>
+    </w:lvl>
+    <w:lvl w:ilvl="7">
+      <w:start w:val="1"/>
+      <w:numFmt w:val="bullet"/>
+      <w:lvlText w:val="○"/>
+      <w:lvlJc w:val="left"/>
+      <w:pPr>
+        <w:ind w:left="5760" w:hanging="360"/>
+      </w:pPr>
+      <w:rPr>
+        <w:u w:val="none"/>
+      </w:rPr>
+    </w:lvl>
+    <w:lvl w:ilvl="8">
+      <w:start w:val="1"/>
+      <w:numFmt w:val="bullet"/>
+      <w:lvlText w:val="■"/>
+      <w:lvlJc w:val="left"/>
+      <w:pPr>
+        <w:ind w:left="6480" w:hanging="360"/>
+      </w:pPr>
+      <w:rPr>
+        <w:u w:val="none"/>
+      </w:rPr>
+    </w:lvl>
+  </w:abstractNum>
   <w:num w:numId="1">
     <w:abstractNumId w:val="1"/>
   </w:num>
@@ -20851,6 +21172,18 @@
   </w:num>
   <w:num w:numId="3">
     <w:abstractNumId w:val="3"/>
+  </w:num>
+  <w:num w:numId="4">
+    <w:abstractNumId w:val="4"/>
+  </w:num>
+  <w:num w:numId="5">
+    <w:abstractNumId w:val="5"/>
+  </w:num>
+  <w:num w:numId="6">
+    <w:abstractNumId w:val="6"/>
+  </w:num>
+  <w:num w:numId="7">
+    <w:abstractNumId w:val="7"/>
   </w:num>
 </w:numbering>
 </file>
@@ -21426,21 +21759,44 @@
         <w:right w:w="10.0" w:type="dxa"/>
       </w:tblCellMar>
     </w:tblPr>
+    <w:tblStylePr w:type="band1Horz">
+      <w:tcPr/>
+    </w:tblStylePr>
+    <w:tblStylePr w:type="band1Vert">
+      <w:tcPr/>
+    </w:tblStylePr>
+    <w:tblStylePr w:type="band2Horz">
+      <w:tcPr/>
+    </w:tblStylePr>
+    <w:tblStylePr w:type="band2Vert">
+      <w:tcPr/>
+    </w:tblStylePr>
+    <w:tblStylePr w:type="firstCol">
+      <w:tcPr/>
+    </w:tblStylePr>
+    <w:tblStylePr w:type="firstRow">
+      <w:tcPr/>
+    </w:tblStylePr>
+    <w:tblStylePr w:type="lastCol">
+      <w:tcPr/>
+    </w:tblStylePr>
+    <w:tblStylePr w:type="lastRow">
+      <w:tcPr/>
+    </w:tblStylePr>
+    <w:tblStylePr w:type="neCell">
+      <w:tcPr/>
+    </w:tblStylePr>
+    <w:tblStylePr w:type="nwCell">
+      <w:tcPr/>
+    </w:tblStylePr>
+    <w:tblStylePr w:type="seCell">
+      <w:tcPr/>
+    </w:tblStylePr>
+    <w:tblStylePr w:type="swCell">
+      <w:tcPr/>
+    </w:tblStylePr>
   </w:style>
   <w:style w:type="table" w:styleId="Table32">
-    <w:basedOn w:val="TableNormal"/>
-    <w:tblPr>
-      <w:tblStyleRowBandSize w:val="1"/>
-      <w:tblStyleColBandSize w:val="1"/>
-      <w:tblCellMar>
-        <w:top w:w="0.0" w:type="dxa"/>
-        <w:left w:w="10.0" w:type="dxa"/>
-        <w:bottom w:w="0.0" w:type="dxa"/>
-        <w:right w:w="10.0" w:type="dxa"/>
-      </w:tblCellMar>
-    </w:tblPr>
-  </w:style>
-  <w:style w:type="table" w:styleId="Table33">
     <w:basedOn w:val="TableNormal"/>
     <w:tblPr>
       <w:tblStyleRowBandSize w:val="1"/>
